--- a/docs/Diving_into_Attention_implementations_via_well_constructed_toy_examples.docx
+++ b/docs/Diving_into_Attention_implementations_via_well_constructed_toy_examples.docx
@@ -32,6 +32,23 @@
       </w:r>
     </w:p>
     <w:p/>
+    <w:p>
+      <w:pPr>
+        <w:pStyle w:val="Heading2"/>
+      </w:pPr>
+      <w:r>
+        <w:t>Basic Attention Mechanism – Principle of Operation</w:t>
+      </w:r>
+    </w:p>
+    <w:p/>
+    <w:p>
+      <w:r>
+        <w:t xml:space="preserve">Let us consider a toy encoder-decoder example </w:t>
+      </w:r>
+      <w:r>
+        <w:t>with attention as shown on the Figure below.</w:t>
+      </w:r>
+    </w:p>
     <w:p>
       <w:r>
         <w:rPr>
@@ -93,8 +110,126 @@
           </wp:anchor>
         </w:drawing>
       </w:r>
+      <w:r>
+        <w:t xml:space="preserve"> </w:t>
+      </w:r>
+      <w:r>
+        <w:t>T</w:t>
+      </w:r>
+      <w:r>
+        <w:t xml:space="preserve">he Encoder portion (denote with E) is implemented as </w:t>
+      </w:r>
+    </w:p>
+    <w:p>
+      <w:r>
+        <w:t xml:space="preserve">Figure: Encoder-decoder with attention. Numerical subscripts (100, 300, 500, 9K, 10K) indicate vector sizes while lettered subscripts </w:t>
+      </w:r>
+      <m:oMath>
+        <m:r>
+          <w:rPr>
+            <w:rFonts w:ascii="Cambria Math" w:hAnsi="Cambria Math"/>
+          </w:rPr>
+          <m:t>i</m:t>
+        </m:r>
+      </m:oMath>
+      <w:r>
+        <w:t xml:space="preserve"> and </w:t>
+      </w:r>
+      <m:oMath>
+        <m:r>
+          <w:rPr>
+            <w:rFonts w:ascii="Cambria Math" w:hAnsi="Cambria Math"/>
+          </w:rPr>
+          <m:t>i-1</m:t>
+        </m:r>
+      </m:oMath>
+      <w:r>
+        <w:t xml:space="preserve"> indicate time steps. </w:t>
+      </w:r>
     </w:p>
     <w:p/>
+    <w:p/>
+    <w:p>
+      <w:r>
+        <w:rPr>
+          <w:noProof/>
+        </w:rPr>
+        <w:lastRenderedPageBreak/>
+        <w:drawing>
+          <wp:anchor distT="0" distB="0" distL="114300" distR="114300" simplePos="0" relativeHeight="251660288" behindDoc="0" locked="0" layoutInCell="1" allowOverlap="1" wp14:anchorId="250C9D95" wp14:editId="61141190">
+            <wp:simplePos x="0" y="0"/>
+            <wp:positionH relativeFrom="column">
+              <wp:posOffset>-635</wp:posOffset>
+            </wp:positionH>
+            <wp:positionV relativeFrom="paragraph">
+              <wp:posOffset>168275</wp:posOffset>
+            </wp:positionV>
+            <wp:extent cx="3963670" cy="2745105"/>
+            <wp:effectExtent l="0" t="0" r="0" b="0"/>
+            <wp:wrapTopAndBottom/>
+            <wp:docPr id="352281893" name="Picture 2" descr="A diagram of a program&#10;&#10;AI-generated content may be incorrect."/>
+            <wp:cNvGraphicFramePr>
+              <a:graphicFrameLocks xmlns:a="http://schemas.openxmlformats.org/drawingml/2006/main" noChangeAspect="1"/>
+            </wp:cNvGraphicFramePr>
+            <a:graphic xmlns:a="http://schemas.openxmlformats.org/drawingml/2006/main">
+              <a:graphicData uri="http://schemas.openxmlformats.org/drawingml/2006/picture">
+                <pic:pic xmlns:pic="http://schemas.openxmlformats.org/drawingml/2006/picture">
+                  <pic:nvPicPr>
+                    <pic:cNvPr id="352281893" name="Picture 2" descr="A diagram of a program&#10;&#10;AI-generated content may be incorrect."/>
+                    <pic:cNvPicPr/>
+                  </pic:nvPicPr>
+                  <pic:blipFill>
+                    <a:blip r:embed="rId5" cstate="print">
+                      <a:extLst>
+                        <a:ext uri="{28A0092B-C50C-407E-A947-70E740481C1C}">
+                          <a14:useLocalDpi xmlns:a14="http://schemas.microsoft.com/office/drawing/2010/main" val="0"/>
+                        </a:ext>
+                      </a:extLst>
+                    </a:blip>
+                    <a:stretch>
+                      <a:fillRect/>
+                    </a:stretch>
+                  </pic:blipFill>
+                  <pic:spPr>
+                    <a:xfrm>
+                      <a:off x="0" y="0"/>
+                      <a:ext cx="3963670" cy="2745105"/>
+                    </a:xfrm>
+                    <a:prstGeom prst="rect">
+                      <a:avLst/>
+                    </a:prstGeom>
+                  </pic:spPr>
+                </pic:pic>
+              </a:graphicData>
+            </a:graphic>
+            <wp14:sizeRelH relativeFrom="page">
+              <wp14:pctWidth>0</wp14:pctWidth>
+            </wp14:sizeRelH>
+            <wp14:sizeRelV relativeFrom="page">
+              <wp14:pctHeight>0</wp14:pctHeight>
+            </wp14:sizeRelV>
+          </wp:anchor>
+        </w:drawing>
+      </w:r>
+    </w:p>
+    <w:p>
+      <w:r>
+        <w:t>Figure : Encoder-Decoder with attention : begin encoding</w:t>
+      </w:r>
+    </w:p>
+    <w:p/>
+    <w:p/>
+    <w:p/>
+    <w:p/>
+    <w:p/>
+    <w:p>
+      <w:pPr>
+        <w:pStyle w:val="Heading2"/>
+      </w:pPr>
+      <w:r>
+        <w:t xml:space="preserve">The Attention formula from first principles </w:t>
+      </w:r>
+    </w:p>
     <w:p/>
     <w:p>
       <w:pPr>
@@ -568,7 +703,6 @@
     <w:next w:val="Normal"/>
     <w:link w:val="Heading2Char"/>
     <w:uiPriority w:val="9"/>
-    <w:semiHidden/>
     <w:unhideWhenUsed/>
     <w:qFormat/>
     <w:rsid w:val="00CA526B"/>
@@ -782,7 +916,6 @@
     <w:basedOn w:val="DefaultParagraphFont"/>
     <w:link w:val="Heading2"/>
     <w:uiPriority w:val="9"/>
-    <w:semiHidden/>
     <w:rsid w:val="00CA526B"/>
     <w:rPr>
       <w:rFonts w:ascii="Calibri Light" w:eastAsiaTheme="majorEastAsia" w:hAnsi="Calibri Light" w:cstheme="majorBidi"/>

--- a/docs/Diving_into_Attention_implementations_via_well_constructed_toy_examples.docx
+++ b/docs/Diving_into_Attention_implementations_via_well_constructed_toy_examples.docx
@@ -51,17 +51,32 @@
     </w:p>
     <w:p>
       <w:r>
+        <w:t xml:space="preserve"> </w:t>
+      </w:r>
+      <w:r>
+        <w:t>T</w:t>
+      </w:r>
+      <w:r>
+        <w:t xml:space="preserve">he Encoder portion (denote with E) is implemented as </w:t>
+      </w:r>
+      <w:r>
+        <w:t>single cell RNN e.g. gated recurrent unit (GRU).</w:t>
+      </w:r>
+    </w:p>
+    <w:p/>
+    <w:p>
+      <w:r>
         <w:rPr>
           <w:noProof/>
         </w:rPr>
         <w:drawing>
-          <wp:anchor distT="0" distB="0" distL="114300" distR="114300" simplePos="0" relativeHeight="251658240" behindDoc="0" locked="0" layoutInCell="1" allowOverlap="1" wp14:anchorId="36F035BF" wp14:editId="61C72B23">
+          <wp:anchor distT="0" distB="0" distL="114300" distR="114300" simplePos="0" relativeHeight="251658240" behindDoc="0" locked="0" layoutInCell="1" allowOverlap="1" wp14:anchorId="36F035BF" wp14:editId="3EC64A65">
             <wp:simplePos x="0" y="0"/>
             <wp:positionH relativeFrom="column">
               <wp:posOffset>0</wp:posOffset>
             </wp:positionH>
             <wp:positionV relativeFrom="paragraph">
-              <wp:posOffset>173355</wp:posOffset>
+              <wp:posOffset>154305</wp:posOffset>
             </wp:positionV>
             <wp:extent cx="4157345" cy="2964180"/>
             <wp:effectExtent l="0" t="0" r="0" b="0"/>
@@ -110,15 +125,6 @@
           </wp:anchor>
         </w:drawing>
       </w:r>
-      <w:r>
-        <w:t xml:space="preserve"> </w:t>
-      </w:r>
-      <w:r>
-        <w:t>T</w:t>
-      </w:r>
-      <w:r>
-        <w:t xml:space="preserve">he Encoder portion (denote with E) is implemented as </w:t>
-      </w:r>
     </w:p>
     <w:p>
       <w:r>
@@ -148,7 +154,11 @@
       </w:r>
     </w:p>
     <w:p/>
-    <w:p/>
+    <w:p>
+      <w:r>
+        <w:t xml:space="preserve">The first word “I” arrives. </w:t>
+      </w:r>
+    </w:p>
     <w:p>
       <w:r>
         <w:rPr>
@@ -243,20 +253,53 @@
       <w:r>
         <w:t xml:space="preserve">[1] </w:t>
       </w:r>
+      <w:hyperlink r:id="rId6" w:history="1">
+        <w:r>
+          <w:rPr>
+            <w:rStyle w:val="Hyperlink"/>
+          </w:rPr>
+          <w:t>Attention in Machine Learning, Wikipedia</w:t>
+        </w:r>
+      </w:hyperlink>
     </w:p>
     <w:p>
       <w:r>
         <w:t>[2]</w:t>
       </w:r>
+      <w:r>
+        <w:t xml:space="preserve"> </w:t>
+      </w:r>
+      <w:hyperlink r:id="rId7" w:history="1">
+        <w:r>
+          <w:rPr>
+            <w:rStyle w:val="Hyperlink"/>
+          </w:rPr>
+          <w:t>notebooks/attention/encoder_decoder_with_attention_demo.ipynb</w:t>
+        </w:r>
+      </w:hyperlink>
     </w:p>
     <w:p>
       <w:r>
         <w:t>[3]</w:t>
       </w:r>
+      <w:r>
+        <w:t xml:space="preserve"> </w:t>
+      </w:r>
+      <w:hyperlink r:id="rId8" w:history="1">
+        <w:r>
+          <w:rPr>
+            <w:rStyle w:val="Hyperlink"/>
+          </w:rPr>
+          <w:t>notebooks/attention/encoder_decoder_with_attention_demo.md</w:t>
+        </w:r>
+      </w:hyperlink>
     </w:p>
     <w:p>
       <w:r>
         <w:t>[4]</w:t>
+      </w:r>
+      <w:r>
+        <w:t xml:space="preserve"> </w:t>
       </w:r>
     </w:p>
     <w:sectPr>
@@ -1186,6 +1229,29 @@
       <w:spacing w:val="5"/>
     </w:rPr>
   </w:style>
+  <w:style w:type="character" w:styleId="Hyperlink">
+    <w:name w:val="Hyperlink"/>
+    <w:basedOn w:val="DefaultParagraphFont"/>
+    <w:uiPriority w:val="99"/>
+    <w:unhideWhenUsed/>
+    <w:rsid w:val="001C1518"/>
+    <w:rPr>
+      <w:color w:val="467886" w:themeColor="hyperlink"/>
+      <w:u w:val="single"/>
+    </w:rPr>
+  </w:style>
+  <w:style w:type="character" w:styleId="UnresolvedMention">
+    <w:name w:val="Unresolved Mention"/>
+    <w:basedOn w:val="DefaultParagraphFont"/>
+    <w:uiPriority w:val="99"/>
+    <w:semiHidden/>
+    <w:unhideWhenUsed/>
+    <w:rsid w:val="001C1518"/>
+    <w:rPr>
+      <w:color w:val="605E5C"/>
+      <w:shd w:val="clear" w:color="auto" w:fill="E1DFDD"/>
+    </w:rPr>
+  </w:style>
 </w:styles>
 </file>
 

--- a/docs/Diving_into_Attention_implementations_via_well_constructed_toy_examples.docx
+++ b/docs/Diving_into_Attention_implementations_via_well_constructed_toy_examples.docx
@@ -13,12 +13,48 @@
         <w:t>o Attention</w:t>
       </w:r>
       <w:r>
-        <w:t xml:space="preserve"> Implementations via Well Constructed Toy Examples</w:t>
-      </w:r>
-    </w:p>
-    <w:p>
-      <w:r>
-        <w:t>Compiled by D.Gueorguiev with Claude Opus 4.6</w:t>
+        <w:t xml:space="preserve"> </w:t>
+      </w:r>
+      <w:r>
+        <w:t>i</w:t>
+      </w:r>
+      <w:r>
+        <w:t xml:space="preserve">mplementations via </w:t>
+      </w:r>
+      <w:r>
+        <w:t>well-constructed</w:t>
+      </w:r>
+      <w:r>
+        <w:t xml:space="preserve"> </w:t>
+      </w:r>
+      <w:r>
+        <w:t>t</w:t>
+      </w:r>
+      <w:r>
+        <w:t xml:space="preserve">oy </w:t>
+      </w:r>
+      <w:r>
+        <w:t>e</w:t>
+      </w:r>
+      <w:r>
+        <w:t>xamples</w:t>
+      </w:r>
+    </w:p>
+    <w:p>
+      <w:r>
+        <w:t>Compiled by D.Gueorguiev</w:t>
+      </w:r>
+      <w:r>
+        <w:t xml:space="preserve"> on 3/</w:t>
+      </w:r>
+      <w:r>
+        <w:t>2</w:t>
+      </w:r>
+      <w:r>
+        <w:t>/2026</w:t>
+      </w:r>
+      <w:r>
+        <w:t xml:space="preserve"> with Claude Opus 4.6</w:t>
       </w:r>
     </w:p>
     <w:p/>
@@ -156,8 +192,94 @@
     <w:p/>
     <w:p>
       <w:r>
+        <w:t>Here is what happens in the encoding phase:</w:t>
+      </w:r>
+    </w:p>
+    <w:p>
+      <w:r>
         <w:t xml:space="preserve">The first word “I” arrives. </w:t>
       </w:r>
+      <w:r>
+        <w:t xml:space="preserve">It gets embedded from a 9K one-hot into 300 dim vector  </w:t>
+      </w:r>
+      <w:r>
+        <w:t xml:space="preserve">: </w:t>
+      </w:r>
+      <m:oMath>
+        <m:sSub>
+          <m:sSubPr>
+            <m:ctrlPr>
+              <w:rPr>
+                <w:rFonts w:ascii="Cambria Math" w:hAnsi="Cambria Math"/>
+                <w:i/>
+              </w:rPr>
+            </m:ctrlPr>
+          </m:sSubPr>
+          <m:e>
+            <m:r>
+              <m:rPr>
+                <m:sty m:val="p"/>
+              </m:rPr>
+              <w:rPr>
+                <w:rFonts w:ascii="Cambria Math" w:hAnsi="Cambria Math"/>
+              </w:rPr>
+              <m:t>x</m:t>
+            </m:r>
+          </m:e>
+          <m:sub>
+            <m:r>
+              <w:rPr>
+                <w:rFonts w:ascii="Cambria Math" w:hAnsi="Cambria Math"/>
+              </w:rPr>
+              <m:t>9</m:t>
+            </m:r>
+            <m:r>
+              <m:rPr>
+                <m:sty m:val="p"/>
+              </m:rPr>
+              <w:rPr>
+                <w:rFonts w:ascii="Cambria Math" w:hAnsi="Cambria Math"/>
+              </w:rPr>
+              <m:t>k</m:t>
+            </m:r>
+          </m:sub>
+        </m:sSub>
+        <m:r>
+          <w:rPr>
+            <w:rFonts w:ascii="Cambria Math" w:hAnsi="Cambria Math"/>
+          </w:rPr>
+          <m:t>→</m:t>
+        </m:r>
+        <m:sSub>
+          <m:sSubPr>
+            <m:ctrlPr>
+              <w:rPr>
+                <w:rFonts w:ascii="Cambria Math" w:hAnsi="Cambria Math"/>
+                <w:i/>
+              </w:rPr>
+            </m:ctrlPr>
+          </m:sSubPr>
+          <m:e>
+            <m:r>
+              <m:rPr>
+                <m:sty m:val="p"/>
+              </m:rPr>
+              <w:rPr>
+                <w:rFonts w:ascii="Cambria Math" w:hAnsi="Cambria Math"/>
+              </w:rPr>
+              <m:t>x</m:t>
+            </m:r>
+          </m:e>
+          <m:sub>
+            <m:r>
+              <w:rPr>
+                <w:rFonts w:ascii="Cambria Math" w:hAnsi="Cambria Math"/>
+              </w:rPr>
+              <m:t>300</m:t>
+            </m:r>
+          </m:sub>
+        </m:sSub>
+      </m:oMath>
     </w:p>
     <w:p>
       <w:r>
@@ -1252,6 +1374,16 @@
       <w:shd w:val="clear" w:color="auto" w:fill="E1DFDD"/>
     </w:rPr>
   </w:style>
+  <w:style w:type="character" w:styleId="PlaceholderText">
+    <w:name w:val="Placeholder Text"/>
+    <w:basedOn w:val="DefaultParagraphFont"/>
+    <w:uiPriority w:val="99"/>
+    <w:semiHidden/>
+    <w:rsid w:val="00BB259D"/>
+    <w:rPr>
+      <w:color w:val="666666"/>
+    </w:rPr>
+  </w:style>
 </w:styles>
 </file>
 

--- a/docs/Diving_into_Attention_implementations_via_well_constructed_toy_examples.docx
+++ b/docs/Diving_into_Attention_implementations_via_well_constructed_toy_examples.docx
@@ -93,7 +93,23 @@
         <w:t>T</w:t>
       </w:r>
       <w:r>
-        <w:t xml:space="preserve">he Encoder portion (denote with E) is implemented as </w:t>
+        <w:t>he Encoder portion (denote</w:t>
+      </w:r>
+      <w:r>
+        <w:t>d</w:t>
+      </w:r>
+      <w:r>
+        <w:t xml:space="preserve"> with </w:t>
+      </w:r>
+      <w:r>
+        <w:rPr>
+          <w:b/>
+          <w:bCs/>
+        </w:rPr>
+        <w:t>E</w:t>
+      </w:r>
+      <w:r>
+        <w:t xml:space="preserve">) is implemented as </w:t>
       </w:r>
       <w:r>
         <w:t>single cell RNN e.g. gated recurrent unit (GRU).</w:t>
@@ -164,7 +180,13 @@
     </w:p>
     <w:p>
       <w:r>
-        <w:t xml:space="preserve">Figure: Encoder-decoder with attention. Numerical subscripts (100, 300, 500, 9K, 10K) indicate vector sizes while lettered subscripts </w:t>
+        <w:t>Figure</w:t>
+      </w:r>
+      <w:r>
+        <w:t xml:space="preserve"> 1</w:t>
+      </w:r>
+      <w:r>
+        <w:t xml:space="preserve">: Encoder-decoder with attention. Numerical subscripts (100, 300, 500, 9K, 10K) indicate vector sizes while lettered subscripts </w:t>
       </w:r>
       <m:oMath>
         <m:r>
@@ -195,12 +217,33 @@
         <w:t>Here is what happens in the encoding phase:</w:t>
       </w:r>
     </w:p>
-    <w:p>
-      <w:r>
-        <w:t xml:space="preserve">The first word “I” arrives. </w:t>
-      </w:r>
-      <w:r>
-        <w:t xml:space="preserve">It gets embedded from a 9K one-hot into 300 dim vector  </w:t>
+    <w:p/>
+    <w:p>
+      <w:r>
+        <w:t>Figure 2:</w:t>
+      </w:r>
+    </w:p>
+    <w:p>
+      <w:r>
+        <w:t xml:space="preserve">The first word </w:t>
+      </w:r>
+      <w:r>
+        <w:rPr>
+          <w:rFonts w:ascii="Consolas" w:hAnsi="Consolas" w:cs="Consolas"/>
+        </w:rPr>
+        <w:t>“I”</w:t>
+      </w:r>
+      <w:r>
+        <w:t xml:space="preserve"> arrives. </w:t>
+      </w:r>
+      <w:r>
+        <w:t xml:space="preserve">It gets embedded from a 9K one-hot </w:t>
+      </w:r>
+      <w:r>
+        <w:t xml:space="preserve">vector </w:t>
+      </w:r>
+      <w:r>
+        <w:t>into 300 dim vector</w:t>
       </w:r>
       <w:r>
         <w:t xml:space="preserve">: </w:t>
@@ -280,6 +323,190 @@
           </m:sub>
         </m:sSub>
       </m:oMath>
+      <w:r>
+        <w:rPr>
+          <w:rFonts w:eastAsiaTheme="minorEastAsia"/>
+        </w:rPr>
+        <w:t xml:space="preserve">. The encoder cell </w:t>
+      </w:r>
+      <w:r>
+        <w:rPr>
+          <w:rFonts w:eastAsiaTheme="minorEastAsia"/>
+          <w:b/>
+          <w:bCs/>
+        </w:rPr>
+        <w:t>E</w:t>
+      </w:r>
+      <w:r>
+        <w:rPr>
+          <w:rFonts w:eastAsiaTheme="minorEastAsia"/>
+        </w:rPr>
+        <w:t xml:space="preserve"> receives </w:t>
+      </w:r>
+      <w:r>
+        <w:rPr>
+          <w:rFonts w:eastAsiaTheme="minorEastAsia"/>
+        </w:rPr>
+        <w:t xml:space="preserve">an embedding plus an initial hidden state </w:t>
+      </w:r>
+      <m:oMath>
+        <m:sSub>
+          <m:sSubPr>
+            <m:ctrlPr>
+              <w:rPr>
+                <w:rFonts w:ascii="Cambria Math" w:eastAsiaTheme="minorEastAsia" w:hAnsi="Cambria Math"/>
+                <w:i/>
+              </w:rPr>
+            </m:ctrlPr>
+          </m:sSubPr>
+          <m:e>
+            <m:r>
+              <m:rPr>
+                <m:sty m:val="p"/>
+              </m:rPr>
+              <w:rPr>
+                <w:rFonts w:ascii="Cambria Math" w:eastAsiaTheme="minorEastAsia" w:hAnsi="Cambria Math"/>
+              </w:rPr>
+              <m:t>h</m:t>
+            </m:r>
+          </m:e>
+          <m:sub>
+            <m:r>
+              <w:rPr>
+                <w:rFonts w:ascii="Cambria Math" w:eastAsiaTheme="minorEastAsia" w:hAnsi="Cambria Math"/>
+              </w:rPr>
+              <m:t>0</m:t>
+            </m:r>
+          </m:sub>
+        </m:sSub>
+      </m:oMath>
+      <w:r>
+        <w:rPr>
+          <w:rFonts w:eastAsiaTheme="minorEastAsia"/>
+        </w:rPr>
+        <w:t xml:space="preserve"> which typically contains all-zeros.</w:t>
+      </w:r>
+      <w:r>
+        <w:rPr>
+          <w:rFonts w:eastAsiaTheme="minorEastAsia"/>
+        </w:rPr>
+        <w:t xml:space="preserve"> It produces </w:t>
+      </w:r>
+      <m:oMath>
+        <m:sSub>
+          <m:sSubPr>
+            <m:ctrlPr>
+              <w:rPr>
+                <w:rFonts w:ascii="Cambria Math" w:eastAsiaTheme="minorEastAsia" w:hAnsi="Cambria Math"/>
+                <w:i/>
+              </w:rPr>
+            </m:ctrlPr>
+          </m:sSubPr>
+          <m:e>
+            <m:r>
+              <m:rPr>
+                <m:sty m:val="p"/>
+              </m:rPr>
+              <w:rPr>
+                <w:rFonts w:ascii="Cambria Math" w:eastAsiaTheme="minorEastAsia" w:hAnsi="Cambria Math"/>
+              </w:rPr>
+              <m:t>h</m:t>
+            </m:r>
+          </m:e>
+          <m:sub>
+            <m:r>
+              <w:rPr>
+                <w:rFonts w:ascii="Cambria Math" w:eastAsiaTheme="minorEastAsia" w:hAnsi="Cambria Math"/>
+              </w:rPr>
+              <m:t>1</m:t>
+            </m:r>
+          </m:sub>
+        </m:sSub>
+      </m:oMath>
+      <w:r>
+        <w:rPr>
+          <w:rFonts w:eastAsiaTheme="minorEastAsia"/>
+        </w:rPr>
+        <w:t xml:space="preserve">, the </w:t>
+      </w:r>
+      <w:r>
+        <w:rPr>
+          <w:rFonts w:eastAsiaTheme="minorEastAsia"/>
+        </w:rPr>
+        <w:t xml:space="preserve">new </w:t>
+      </w:r>
+      <w:r>
+        <w:rPr>
+          <w:rFonts w:eastAsiaTheme="minorEastAsia"/>
+        </w:rPr>
+        <w:t>hidden state</w:t>
+      </w:r>
+      <w:r>
+        <w:rPr>
+          <w:rFonts w:eastAsiaTheme="minorEastAsia"/>
+        </w:rPr>
+        <w:t>,</w:t>
+      </w:r>
+      <w:r>
+        <w:rPr>
+          <w:rFonts w:eastAsiaTheme="minorEastAsia"/>
+        </w:rPr>
+        <w:t xml:space="preserve"> after reading the first word. The </w:t>
+      </w:r>
+      <m:oMath>
+        <m:sSub>
+          <m:sSubPr>
+            <m:ctrlPr>
+              <w:rPr>
+                <w:rFonts w:ascii="Cambria Math" w:eastAsiaTheme="minorEastAsia" w:hAnsi="Cambria Math"/>
+                <w:i/>
+              </w:rPr>
+            </m:ctrlPr>
+          </m:sSubPr>
+          <m:e>
+            <m:r>
+              <m:rPr>
+                <m:sty m:val="p"/>
+              </m:rPr>
+              <w:rPr>
+                <w:rFonts w:ascii="Cambria Math" w:eastAsiaTheme="minorEastAsia" w:hAnsi="Cambria Math"/>
+              </w:rPr>
+              <m:t>h</m:t>
+            </m:r>
+          </m:e>
+          <m:sub>
+            <m:r>
+              <w:rPr>
+                <w:rFonts w:ascii="Cambria Math" w:eastAsiaTheme="minorEastAsia" w:hAnsi="Cambria Math"/>
+              </w:rPr>
+              <m:t>1</m:t>
+            </m:r>
+          </m:sub>
+        </m:sSub>
+      </m:oMath>
+      <w:r>
+        <w:rPr>
+          <w:rFonts w:eastAsiaTheme="minorEastAsia"/>
+        </w:rPr>
+        <w:t xml:space="preserve"> flows right toward the </w:t>
+      </w:r>
+      <m:oMath>
+        <m:r>
+          <m:rPr>
+            <m:sty m:val="b"/>
+          </m:rPr>
+          <w:rPr>
+            <w:rFonts w:ascii="Cambria Math" w:eastAsiaTheme="minorEastAsia" w:hAnsi="Cambria Math"/>
+          </w:rPr>
+          <m:t>H</m:t>
+        </m:r>
+      </m:oMath>
+      <w:r>
+        <w:rPr>
+          <w:rFonts w:eastAsiaTheme="minorEastAsia"/>
+        </w:rPr>
+        <w:t xml:space="preserve"> matrix. </w:t>
+      </w:r>
     </w:p>
     <w:p>
       <w:r>
@@ -346,9 +573,188 @@
     </w:p>
     <w:p>
       <w:r>
-        <w:t>Figure : Encoder-Decoder with attention : begin encoding</w:t>
-      </w:r>
-    </w:p>
+        <w:t xml:space="preserve">Figure </w:t>
+      </w:r>
+      <w:r>
+        <w:t>2</w:t>
+      </w:r>
+      <w:r>
+        <w:t>: Encoder-Decoder with attention : begin encoding</w:t>
+      </w:r>
+    </w:p>
+    <w:p/>
+    <w:p/>
+    <w:p>
+      <w:r>
+        <w:t>Figure 3:</w:t>
+      </w:r>
+      <w:r>
+        <w:t xml:space="preserve"> The hidden state </w:t>
+      </w:r>
+      <m:oMath>
+        <m:sSub>
+          <m:sSubPr>
+            <m:ctrlPr>
+              <w:rPr>
+                <w:rFonts w:ascii="Cambria Math" w:hAnsi="Cambria Math"/>
+                <w:i/>
+              </w:rPr>
+            </m:ctrlPr>
+          </m:sSubPr>
+          <m:e>
+            <m:r>
+              <m:rPr>
+                <m:sty m:val="p"/>
+              </m:rPr>
+              <w:rPr>
+                <w:rFonts w:ascii="Cambria Math" w:hAnsi="Cambria Math"/>
+              </w:rPr>
+              <m:t>h</m:t>
+            </m:r>
+          </m:e>
+          <m:sub>
+            <m:r>
+              <w:rPr>
+                <w:rFonts w:ascii="Cambria Math" w:hAnsi="Cambria Math"/>
+              </w:rPr>
+              <m:t>1</m:t>
+            </m:r>
+          </m:sub>
+        </m:sSub>
+      </m:oMath>
+      <w:r>
+        <w:rPr>
+          <w:rFonts w:eastAsiaTheme="minorEastAsia"/>
+        </w:rPr>
+        <w:t xml:space="preserve"> has been stored as the first column of </w:t>
+      </w:r>
+      <w:r>
+        <w:rPr>
+          <w:rFonts w:eastAsiaTheme="minorEastAsia"/>
+        </w:rPr>
+        <w:t xml:space="preserve">the </w:t>
+      </w:r>
+      <m:oMath>
+        <m:r>
+          <m:rPr>
+            <m:sty m:val="b"/>
+          </m:rPr>
+          <w:rPr>
+            <w:rFonts w:ascii="Cambria Math" w:eastAsiaTheme="minorEastAsia" w:hAnsi="Cambria Math"/>
+          </w:rPr>
+          <m:t>H</m:t>
+        </m:r>
+      </m:oMath>
+      <w:r>
+        <w:rPr>
+          <w:rFonts w:eastAsiaTheme="minorEastAsia"/>
+        </w:rPr>
+        <w:t xml:space="preserve"> matrix</w:t>
+      </w:r>
+      <w:r>
+        <w:rPr>
+          <w:rFonts w:eastAsiaTheme="minorEastAsia"/>
+        </w:rPr>
+        <w:t xml:space="preserve">. </w:t>
+      </w:r>
+      <w:r>
+        <w:rPr>
+          <w:rFonts w:eastAsiaTheme="minorEastAsia"/>
+        </w:rPr>
+        <w:t>The red column pointed to by the magenta arrow labeled with `encoded “</w:t>
+      </w:r>
+      <w:r>
+        <w:rPr>
+          <w:rFonts w:ascii="Consolas" w:eastAsiaTheme="minorEastAsia" w:hAnsi="Consolas" w:cs="Consolas"/>
+        </w:rPr>
+        <w:t>I</w:t>
+      </w:r>
+      <w:r>
+        <w:rPr>
+          <w:rFonts w:eastAsiaTheme="minorEastAsia"/>
+        </w:rPr>
+        <w:t xml:space="preserve">”`. </w:t>
+      </w:r>
+    </w:p>
+    <w:p/>
+    <w:p>
+      <w:r>
+        <w:rPr>
+          <w:noProof/>
+        </w:rPr>
+        <w:drawing>
+          <wp:anchor distT="0" distB="0" distL="114300" distR="114300" simplePos="0" relativeHeight="251661312" behindDoc="0" locked="0" layoutInCell="1" allowOverlap="1" wp14:anchorId="3DCDFD69" wp14:editId="791BE55A">
+            <wp:simplePos x="0" y="0"/>
+            <wp:positionH relativeFrom="column">
+              <wp:posOffset>0</wp:posOffset>
+            </wp:positionH>
+            <wp:positionV relativeFrom="paragraph">
+              <wp:posOffset>167640</wp:posOffset>
+            </wp:positionV>
+            <wp:extent cx="3963670" cy="2628900"/>
+            <wp:effectExtent l="0" t="0" r="0" b="0"/>
+            <wp:wrapTopAndBottom/>
+            <wp:docPr id="1200084261" name="Picture 1" descr="A diagram of a diagram&#10;&#10;AI-generated content may be incorrect."/>
+            <wp:cNvGraphicFramePr>
+              <a:graphicFrameLocks xmlns:a="http://schemas.openxmlformats.org/drawingml/2006/main" noChangeAspect="1"/>
+            </wp:cNvGraphicFramePr>
+            <a:graphic xmlns:a="http://schemas.openxmlformats.org/drawingml/2006/main">
+              <a:graphicData uri="http://schemas.openxmlformats.org/drawingml/2006/picture">
+                <pic:pic xmlns:pic="http://schemas.openxmlformats.org/drawingml/2006/picture">
+                  <pic:nvPicPr>
+                    <pic:cNvPr id="1200084261" name="Picture 1" descr="A diagram of a diagram&#10;&#10;AI-generated content may be incorrect."/>
+                    <pic:cNvPicPr/>
+                  </pic:nvPicPr>
+                  <pic:blipFill>
+                    <a:blip r:embed="rId6" cstate="print">
+                      <a:extLst>
+                        <a:ext uri="{28A0092B-C50C-407E-A947-70E740481C1C}">
+                          <a14:useLocalDpi xmlns:a14="http://schemas.microsoft.com/office/drawing/2010/main" val="0"/>
+                        </a:ext>
+                      </a:extLst>
+                    </a:blip>
+                    <a:stretch>
+                      <a:fillRect/>
+                    </a:stretch>
+                  </pic:blipFill>
+                  <pic:spPr>
+                    <a:xfrm>
+                      <a:off x="0" y="0"/>
+                      <a:ext cx="3963670" cy="2628900"/>
+                    </a:xfrm>
+                    <a:prstGeom prst="rect">
+                      <a:avLst/>
+                    </a:prstGeom>
+                  </pic:spPr>
+                </pic:pic>
+              </a:graphicData>
+            </a:graphic>
+            <wp14:sizeRelH relativeFrom="page">
+              <wp14:pctWidth>0</wp14:pctWidth>
+            </wp14:sizeRelH>
+            <wp14:sizeRelV relativeFrom="page">
+              <wp14:pctHeight>0</wp14:pctHeight>
+            </wp14:sizeRelV>
+          </wp:anchor>
+        </w:drawing>
+      </w:r>
+    </w:p>
+    <w:p/>
+    <w:p>
+      <w:r>
+        <w:t xml:space="preserve">Figure </w:t>
+      </w:r>
+      <w:r>
+        <w:t>3</w:t>
+      </w:r>
+      <w:r>
+        <w:t>: Encoder-Decoder with attention : encoding “I”</w:t>
+      </w:r>
+    </w:p>
+    <w:p/>
+    <w:p/>
+    <w:p/>
+    <w:p/>
     <w:p/>
     <w:p/>
     <w:p/>
@@ -375,7 +781,7 @@
       <w:r>
         <w:t xml:space="preserve">[1] </w:t>
       </w:r>
-      <w:hyperlink r:id="rId6" w:history="1">
+      <w:hyperlink r:id="rId7" w:history="1">
         <w:r>
           <w:rPr>
             <w:rStyle w:val="Hyperlink"/>
@@ -391,7 +797,7 @@
       <w:r>
         <w:t xml:space="preserve"> </w:t>
       </w:r>
-      <w:hyperlink r:id="rId7" w:history="1">
+      <w:hyperlink r:id="rId8" w:history="1">
         <w:r>
           <w:rPr>
             <w:rStyle w:val="Hyperlink"/>
@@ -407,7 +813,7 @@
       <w:r>
         <w:t xml:space="preserve"> </w:t>
       </w:r>
-      <w:hyperlink r:id="rId8" w:history="1">
+      <w:hyperlink r:id="rId9" w:history="1">
         <w:r>
           <w:rPr>
             <w:rStyle w:val="Hyperlink"/>
@@ -424,6 +830,87 @@
         <w:t xml:space="preserve"> </w:t>
       </w:r>
     </w:p>
+    <w:p/>
+    <w:p/>
+    <w:p>
+      <w:pPr>
+        <w:pStyle w:val="Heading1"/>
+      </w:pPr>
+      <w:r>
+        <w:t xml:space="preserve">Appendix </w:t>
+      </w:r>
+    </w:p>
+    <w:p/>
+    <w:p>
+      <w:pPr>
+        <w:pStyle w:val="Heading2"/>
+      </w:pPr>
+      <w:r>
+        <w:t xml:space="preserve">Vanila </w:t>
+      </w:r>
+      <w:r>
+        <w:t>Gated Recurrent Unit (</w:t>
+      </w:r>
+      <w:r>
+        <w:t>GRU</w:t>
+      </w:r>
+      <w:r>
+        <w:t>)</w:t>
+      </w:r>
+    </w:p>
+    <w:p/>
+    <w:p>
+      <w:r>
+        <w:rPr>
+          <w:noProof/>
+        </w:rPr>
+        <w:lastRenderedPageBreak/>
+        <w:drawing>
+          <wp:inline distT="0" distB="0" distL="0" distR="0" wp14:anchorId="773CC17D" wp14:editId="442821BB">
+            <wp:extent cx="4903470" cy="8229600"/>
+            <wp:effectExtent l="0" t="0" r="0" b="0"/>
+            <wp:docPr id="1654473007" name="Picture 2" descr="A diagram of a flowchart&#10;&#10;AI-generated content may be incorrect."/>
+            <wp:cNvGraphicFramePr>
+              <a:graphicFrameLocks xmlns:a="http://schemas.openxmlformats.org/drawingml/2006/main" noChangeAspect="1"/>
+            </wp:cNvGraphicFramePr>
+            <a:graphic xmlns:a="http://schemas.openxmlformats.org/drawingml/2006/main">
+              <a:graphicData uri="http://schemas.openxmlformats.org/drawingml/2006/picture">
+                <pic:pic xmlns:pic="http://schemas.openxmlformats.org/drawingml/2006/picture">
+                  <pic:nvPicPr>
+                    <pic:cNvPr id="1654473007" name="Picture 2" descr="A diagram of a flowchart&#10;&#10;AI-generated content may be incorrect."/>
+                    <pic:cNvPicPr/>
+                  </pic:nvPicPr>
+                  <pic:blipFill>
+                    <a:blip r:embed="rId10" cstate="print">
+                      <a:extLst>
+                        <a:ext uri="{28A0092B-C50C-407E-A947-70E740481C1C}">
+                          <a14:useLocalDpi xmlns:a14="http://schemas.microsoft.com/office/drawing/2010/main" val="0"/>
+                        </a:ext>
+                      </a:extLst>
+                    </a:blip>
+                    <a:stretch>
+                      <a:fillRect/>
+                    </a:stretch>
+                  </pic:blipFill>
+                  <pic:spPr>
+                    <a:xfrm>
+                      <a:off x="0" y="0"/>
+                      <a:ext cx="4903470" cy="8229600"/>
+                    </a:xfrm>
+                    <a:prstGeom prst="rect">
+                      <a:avLst/>
+                    </a:prstGeom>
+                  </pic:spPr>
+                </pic:pic>
+              </a:graphicData>
+            </a:graphic>
+          </wp:inline>
+        </w:drawing>
+      </w:r>
+    </w:p>
+    <w:p/>
+    <w:p/>
+    <w:p/>
     <w:sectPr>
       <w:pgSz w:w="12240" w:h="15840"/>
       <w:pgMar w:top="1440" w:right="1440" w:bottom="1440" w:left="1440" w:header="720" w:footer="720" w:gutter="0"/>

--- a/docs/Diving_into_Attention_implementations_via_well_constructed_toy_examples.docx
+++ b/docs/Diving_into_Attention_implementations_via_well_constructed_toy_examples.docx
@@ -145,7 +145,7 @@
                     <pic:cNvPicPr/>
                   </pic:nvPicPr>
                   <pic:blipFill>
-                    <a:blip r:embed="rId4" cstate="print">
+                    <a:blip r:embed="rId6" cstate="print">
                       <a:extLst>
                         <a:ext uri="{28A0092B-C50C-407E-A947-70E740481C1C}">
                           <a14:useLocalDpi xmlns:a14="http://schemas.microsoft.com/office/drawing/2010/main" val="0"/>
@@ -224,6 +224,11 @@
       </w:r>
     </w:p>
     <w:p>
+      <w:pPr>
+        <w:rPr>
+          <w:rFonts w:eastAsiaTheme="minorEastAsia"/>
+        </w:rPr>
+      </w:pPr>
       <w:r>
         <w:t xml:space="preserve">The first word </w:t>
       </w:r>
@@ -493,7 +498,7 @@
       <m:oMath>
         <m:r>
           <m:rPr>
-            <m:sty m:val="b"/>
+            <m:sty m:val="p"/>
           </m:rPr>
           <w:rPr>
             <w:rFonts w:ascii="Cambria Math" w:eastAsiaTheme="minorEastAsia" w:hAnsi="Cambria Math"/>
@@ -506,6 +511,270 @@
           <w:rFonts w:eastAsiaTheme="minorEastAsia"/>
         </w:rPr>
         <w:t xml:space="preserve"> matrix. </w:t>
+      </w:r>
+    </w:p>
+    <w:p>
+      <w:pPr>
+        <w:rPr>
+          <w:rFonts w:eastAsiaTheme="minorEastAsia"/>
+        </w:rPr>
+      </w:pPr>
+    </w:p>
+    <w:p>
+      <w:pPr>
+        <w:rPr>
+          <w:rFonts w:eastAsiaTheme="minorEastAsia"/>
+        </w:rPr>
+      </w:pPr>
+      <w:r>
+        <w:rPr>
+          <w:rFonts w:eastAsiaTheme="minorEastAsia"/>
+          <w:u w:val="single"/>
+        </w:rPr>
+        <w:t>Note</w:t>
+      </w:r>
+      <w:r>
+        <w:rPr>
+          <w:rFonts w:eastAsiaTheme="minorEastAsia"/>
+        </w:rPr>
+        <w:t xml:space="preserve">: </w:t>
+      </w:r>
+      <w:r>
+        <w:rPr>
+          <w:rFonts w:eastAsiaTheme="minorEastAsia"/>
+        </w:rPr>
+        <w:t xml:space="preserve">The encoder cell </w:t>
+      </w:r>
+      <w:r>
+        <w:rPr>
+          <w:rFonts w:eastAsiaTheme="minorEastAsia"/>
+          <w:b/>
+          <w:bCs/>
+        </w:rPr>
+        <w:t>E</w:t>
+      </w:r>
+      <w:r>
+        <w:rPr>
+          <w:rFonts w:eastAsiaTheme="minorEastAsia"/>
+        </w:rPr>
+        <w:t xml:space="preserve"> is represented by a single Gated Recurrent Unit (GRU) in this toy example. See the </w:t>
+      </w:r>
+      <w:r>
+        <w:rPr>
+          <w:rFonts w:eastAsiaTheme="minorEastAsia"/>
+          <w:color w:val="0B769F" w:themeColor="accent4" w:themeShade="BF"/>
+          <w:u w:val="single"/>
+        </w:rPr>
+        <w:fldChar w:fldCharType="begin"/>
+      </w:r>
+      <w:r>
+        <w:rPr>
+          <w:rFonts w:eastAsiaTheme="minorEastAsia"/>
+          <w:color w:val="0B769F" w:themeColor="accent4" w:themeShade="BF"/>
+          <w:u w:val="single"/>
+        </w:rPr>
+        <w:instrText xml:space="preserve"> REF _Ref223473376 \h </w:instrText>
+      </w:r>
+      <w:r>
+        <w:rPr>
+          <w:rFonts w:eastAsiaTheme="minorEastAsia"/>
+          <w:color w:val="0B769F" w:themeColor="accent4" w:themeShade="BF"/>
+          <w:u w:val="single"/>
+        </w:rPr>
+      </w:r>
+      <w:r>
+        <w:rPr>
+          <w:rFonts w:eastAsiaTheme="minorEastAsia"/>
+          <w:color w:val="0B769F" w:themeColor="accent4" w:themeShade="BF"/>
+          <w:u w:val="single"/>
+        </w:rPr>
+        <w:fldChar w:fldCharType="separate"/>
+      </w:r>
+      <w:r>
+        <w:rPr>
+          <w:color w:val="0B769F" w:themeColor="accent4" w:themeShade="BF"/>
+          <w:u w:val="single"/>
+        </w:rPr>
+        <w:t>Vanila Gated Recurrent Unit (GRU)</w:t>
+      </w:r>
+      <w:r>
+        <w:rPr>
+          <w:rFonts w:eastAsiaTheme="minorEastAsia"/>
+          <w:color w:val="0B769F" w:themeColor="accent4" w:themeShade="BF"/>
+          <w:u w:val="single"/>
+        </w:rPr>
+        <w:fldChar w:fldCharType="end"/>
+      </w:r>
+      <w:r>
+        <w:rPr>
+          <w:rFonts w:eastAsiaTheme="minorEastAsia"/>
+        </w:rPr>
+        <w:t xml:space="preserve"> in the Appendix for details.</w:t>
+      </w:r>
+    </w:p>
+    <w:p>
+      <w:r>
+        <w:rPr>
+          <w:rFonts w:eastAsiaTheme="minorEastAsia"/>
+        </w:rPr>
+        <w:t xml:space="preserve">At each time step </w:t>
+      </w:r>
+      <m:oMath>
+        <m:r>
+          <w:rPr>
+            <w:rFonts w:ascii="Cambria Math" w:eastAsiaTheme="minorEastAsia" w:hAnsi="Cambria Math"/>
+          </w:rPr>
+          <m:t>i</m:t>
+        </m:r>
+      </m:oMath>
+      <w:r>
+        <w:rPr>
+          <w:rFonts w:eastAsiaTheme="minorEastAsia"/>
+        </w:rPr>
+        <w:t xml:space="preserve">, </w:t>
+      </w:r>
+      <w:r>
+        <w:rPr>
+          <w:rFonts w:eastAsiaTheme="minorEastAsia"/>
+          <w:b/>
+          <w:bCs/>
+        </w:rPr>
+        <w:t>E</w:t>
+      </w:r>
+      <w:r>
+        <w:rPr>
+          <w:rFonts w:eastAsiaTheme="minorEastAsia"/>
+        </w:rPr>
+        <w:t xml:space="preserve"> </w:t>
+      </w:r>
+      <w:r>
+        <w:rPr>
+          <w:rFonts w:eastAsiaTheme="minorEastAsia"/>
+        </w:rPr>
+        <w:t xml:space="preserve">computes the new hidden state </w:t>
+      </w:r>
+      <m:oMath>
+        <m:sSub>
+          <m:sSubPr>
+            <m:ctrlPr>
+              <w:rPr>
+                <w:rFonts w:ascii="Cambria Math" w:eastAsiaTheme="minorEastAsia" w:hAnsi="Cambria Math"/>
+                <w:i/>
+              </w:rPr>
+            </m:ctrlPr>
+          </m:sSubPr>
+          <m:e>
+            <m:r>
+              <m:rPr>
+                <m:sty m:val="p"/>
+              </m:rPr>
+              <w:rPr>
+                <w:rFonts w:ascii="Cambria Math" w:eastAsiaTheme="minorEastAsia" w:hAnsi="Cambria Math"/>
+              </w:rPr>
+              <m:t>h</m:t>
+            </m:r>
+          </m:e>
+          <m:sub>
+            <m:r>
+              <w:rPr>
+                <w:rFonts w:ascii="Cambria Math" w:eastAsiaTheme="minorEastAsia" w:hAnsi="Cambria Math"/>
+              </w:rPr>
+              <m:t>i</m:t>
+            </m:r>
+          </m:sub>
+        </m:sSub>
+      </m:oMath>
+      <w:r>
+        <w:rPr>
+          <w:rFonts w:eastAsiaTheme="minorEastAsia"/>
+        </w:rPr>
+        <w:t xml:space="preserve"> from two inputs: the previous hidden state </w:t>
+      </w:r>
+      <m:oMath>
+        <m:sSub>
+          <m:sSubPr>
+            <m:ctrlPr>
+              <w:rPr>
+                <w:rFonts w:ascii="Cambria Math" w:eastAsiaTheme="minorEastAsia" w:hAnsi="Cambria Math"/>
+                <w:i/>
+              </w:rPr>
+            </m:ctrlPr>
+          </m:sSubPr>
+          <m:e>
+            <m:r>
+              <m:rPr>
+                <m:sty m:val="p"/>
+              </m:rPr>
+              <w:rPr>
+                <w:rFonts w:ascii="Cambria Math" w:eastAsiaTheme="minorEastAsia" w:hAnsi="Cambria Math"/>
+              </w:rPr>
+              <m:t>h</m:t>
+            </m:r>
+          </m:e>
+          <m:sub>
+            <m:r>
+              <w:rPr>
+                <w:rFonts w:ascii="Cambria Math" w:eastAsiaTheme="minorEastAsia" w:hAnsi="Cambria Math"/>
+              </w:rPr>
+              <m:t>i</m:t>
+            </m:r>
+            <m:r>
+              <w:rPr>
+                <w:rFonts w:ascii="Cambria Math" w:eastAsiaTheme="minorEastAsia" w:hAnsi="Cambria Math"/>
+              </w:rPr>
+              <m:t>-1</m:t>
+            </m:r>
+          </m:sub>
+        </m:sSub>
+      </m:oMath>
+      <w:r>
+        <w:rPr>
+          <w:rFonts w:eastAsiaTheme="minorEastAsia"/>
+        </w:rPr>
+        <w:t xml:space="preserve"> </w:t>
+      </w:r>
+      <w:r>
+        <w:rPr>
+          <w:rFonts w:eastAsiaTheme="minorEastAsia"/>
+        </w:rPr>
+        <w:t xml:space="preserve">and the current token embedding </w:t>
+      </w:r>
+      <m:oMath>
+        <m:sSub>
+          <m:sSubPr>
+            <m:ctrlPr>
+              <w:rPr>
+                <w:rFonts w:ascii="Cambria Math" w:eastAsiaTheme="minorEastAsia" w:hAnsi="Cambria Math"/>
+                <w:i/>
+              </w:rPr>
+            </m:ctrlPr>
+          </m:sSubPr>
+          <m:e>
+            <m:r>
+              <m:rPr>
+                <m:sty m:val="p"/>
+              </m:rPr>
+              <w:rPr>
+                <w:rFonts w:ascii="Cambria Math" w:eastAsiaTheme="minorEastAsia" w:hAnsi="Cambria Math"/>
+              </w:rPr>
+              <m:t>x</m:t>
+            </m:r>
+          </m:e>
+          <m:sub>
+            <m:r>
+              <w:rPr>
+                <w:rFonts w:ascii="Cambria Math" w:eastAsiaTheme="minorEastAsia" w:hAnsi="Cambria Math"/>
+              </w:rPr>
+              <m:t>i</m:t>
+            </m:r>
+          </m:sub>
+        </m:sSub>
+      </m:oMath>
+      <w:r>
+        <w:rPr>
+          <w:rFonts w:eastAsiaTheme="minorEastAsia"/>
+        </w:rPr>
+        <w:t>.</w:t>
       </w:r>
     </w:p>
     <w:p>
@@ -538,7 +807,7 @@
                     <pic:cNvPicPr/>
                   </pic:nvPicPr>
                   <pic:blipFill>
-                    <a:blip r:embed="rId5" cstate="print">
+                    <a:blip r:embed="rId7" cstate="print">
                       <a:extLst>
                         <a:ext uri="{28A0092B-C50C-407E-A947-70E740481C1C}">
                           <a14:useLocalDpi xmlns:a14="http://schemas.microsoft.com/office/drawing/2010/main" val="0"/>
@@ -596,8 +865,10 @@
           <m:sSubPr>
             <m:ctrlPr>
               <w:rPr>
-                <w:rFonts w:ascii="Cambria Math" w:hAnsi="Cambria Math"/>
+                <w:rFonts w:ascii="Cambria Math" w:eastAsiaTheme="minorHAnsi" w:hAnsi="Cambria Math" w:cstheme="minorBidi"/>
                 <w:i/>
+                <w:kern w:val="2"/>
+                <w14:ligatures w14:val="standardContextual"/>
               </w:rPr>
             </m:ctrlPr>
           </m:sSubPr>
@@ -706,7 +977,7 @@
                     <pic:cNvPicPr/>
                   </pic:nvPicPr>
                   <pic:blipFill>
-                    <a:blip r:embed="rId6" cstate="print">
+                    <a:blip r:embed="rId8" cstate="print">
                       <a:extLst>
                         <a:ext uri="{28A0092B-C50C-407E-A947-70E740481C1C}">
                           <a14:useLocalDpi xmlns:a14="http://schemas.microsoft.com/office/drawing/2010/main" val="0"/>
@@ -765,6 +1036,7 @@
         <w:pStyle w:val="Heading2"/>
       </w:pPr>
       <w:r>
+        <w:lastRenderedPageBreak/>
         <w:t xml:space="preserve">The Attention formula from first principles </w:t>
       </w:r>
     </w:p>
@@ -781,7 +1053,7 @@
       <w:r>
         <w:t xml:space="preserve">[1] </w:t>
       </w:r>
-      <w:hyperlink r:id="rId7" w:history="1">
+      <w:hyperlink r:id="rId9" w:history="1">
         <w:r>
           <w:rPr>
             <w:rStyle w:val="Hyperlink"/>
@@ -797,7 +1069,7 @@
       <w:r>
         <w:t xml:space="preserve"> </w:t>
       </w:r>
-      <w:hyperlink r:id="rId8" w:history="1">
+      <w:hyperlink r:id="rId10" w:history="1">
         <w:r>
           <w:rPr>
             <w:rStyle w:val="Hyperlink"/>
@@ -813,7 +1085,7 @@
       <w:r>
         <w:t xml:space="preserve"> </w:t>
       </w:r>
-      <w:hyperlink r:id="rId9" w:history="1">
+      <w:hyperlink r:id="rId11" w:history="1">
         <w:r>
           <w:rPr>
             <w:rStyle w:val="Hyperlink"/>
@@ -845,6 +1117,7 @@
       <w:pPr>
         <w:pStyle w:val="Heading2"/>
       </w:pPr>
+      <w:bookmarkStart w:id="0" w:name="_Ref223473376"/>
       <w:r>
         <w:t xml:space="preserve">Vanila </w:t>
       </w:r>
@@ -857,8 +1130,1089 @@
       <w:r>
         <w:t>)</w:t>
       </w:r>
+      <w:bookmarkEnd w:id="0"/>
     </w:p>
     <w:p/>
+    <w:p/>
+    <w:p>
+      <w:r>
+        <w:t xml:space="preserve">What does GRU (as implemented by </w:t>
+      </w:r>
+      <w:r>
+        <w:rPr>
+          <w:rFonts w:ascii="Consolas" w:hAnsi="Consolas" w:cs="Consolas"/>
+          <w:sz w:val="17"/>
+          <w:szCs w:val="17"/>
+        </w:rPr>
+        <w:t>nn.GRU</w:t>
+      </w:r>
+      <w:r>
+        <w:t>) actually computes?</w:t>
+      </w:r>
+    </w:p>
+    <w:p/>
+    <w:p>
+      <w:r>
+        <w:t xml:space="preserve">The GRU adds two gates that control information flow. At each time step </w:t>
+      </w:r>
+      <m:oMath>
+        <m:r>
+          <w:rPr>
+            <w:rFonts w:ascii="Cambria Math" w:hAnsi="Cambria Math"/>
+          </w:rPr>
+          <m:t>i</m:t>
+        </m:r>
+      </m:oMath>
+      <w:r>
+        <w:t>:</w:t>
+      </w:r>
+    </w:p>
+    <w:p/>
+    <w:p>
+      <w:r>
+        <w:t>1.</w:t>
+      </w:r>
+      <w:r>
+        <w:rPr>
+          <w:b/>
+          <w:bCs/>
+        </w:rPr>
+        <w:t xml:space="preserve"> </w:t>
+      </w:r>
+      <w:r>
+        <w:rPr>
+          <w:b/>
+          <w:bCs/>
+        </w:rPr>
+        <w:t>Reset gate</w:t>
+      </w:r>
+      <w:r>
+        <w:t xml:space="preserve"> — decides how much of the previous hidden state to </w:t>
+      </w:r>
+      <w:r>
+        <w:rPr>
+          <w:i/>
+          <w:iCs/>
+        </w:rPr>
+        <w:t>forget</w:t>
+      </w:r>
+      <w:r>
+        <w:t xml:space="preserve"> before forming a candidate:</w:t>
+      </w:r>
+    </w:p>
+    <w:p>
+      <w:pPr>
+        <w:pStyle w:val="ListParagraph"/>
+      </w:pPr>
+    </w:p>
+    <w:p>
+      <m:oMath>
+        <m:sSub>
+          <m:sSubPr>
+            <m:ctrlPr>
+              <w:rPr>
+                <w:rFonts w:ascii="Cambria Math" w:hAnsi="Cambria Math"/>
+                <w:i/>
+              </w:rPr>
+            </m:ctrlPr>
+          </m:sSubPr>
+          <m:e>
+            <m:r>
+              <w:rPr>
+                <w:rFonts w:ascii="Cambria Math" w:hAnsi="Cambria Math"/>
+              </w:rPr>
+              <m:t>r</m:t>
+            </m:r>
+          </m:e>
+          <m:sub>
+            <m:r>
+              <w:rPr>
+                <w:rFonts w:ascii="Cambria Math" w:hAnsi="Cambria Math"/>
+              </w:rPr>
+              <m:t>i</m:t>
+            </m:r>
+          </m:sub>
+        </m:sSub>
+        <m:r>
+          <w:rPr>
+            <w:rFonts w:ascii="Cambria Math" w:hAnsi="Cambria Math"/>
+          </w:rPr>
+          <m:t>=σ</m:t>
+        </m:r>
+        <m:d>
+          <m:dPr>
+            <m:ctrlPr>
+              <w:rPr>
+                <w:rFonts w:ascii="Cambria Math" w:hAnsi="Cambria Math"/>
+                <w:i/>
+              </w:rPr>
+            </m:ctrlPr>
+          </m:dPr>
+          <m:e>
+            <m:sSub>
+              <m:sSubPr>
+                <m:ctrlPr>
+                  <w:rPr>
+                    <w:rFonts w:ascii="Cambria Math" w:hAnsi="Cambria Math"/>
+                    <w:i/>
+                  </w:rPr>
+                </m:ctrlPr>
+              </m:sSubPr>
+              <m:e>
+                <m:r>
+                  <w:rPr>
+                    <w:rFonts w:ascii="Cambria Math" w:hAnsi="Cambria Math"/>
+                  </w:rPr>
+                  <m:t>W</m:t>
+                </m:r>
+              </m:e>
+              <m:sub>
+                <m:r>
+                  <w:rPr>
+                    <w:rFonts w:ascii="Cambria Math" w:hAnsi="Cambria Math"/>
+                  </w:rPr>
+                  <m:t>r</m:t>
+                </m:r>
+              </m:sub>
+            </m:sSub>
+            <m:d>
+              <m:dPr>
+                <m:begChr m:val="["/>
+                <m:endChr m:val="]"/>
+                <m:ctrlPr>
+                  <w:rPr>
+                    <w:rFonts w:ascii="Cambria Math" w:hAnsi="Cambria Math"/>
+                    <w:i/>
+                  </w:rPr>
+                </m:ctrlPr>
+              </m:dPr>
+              <m:e>
+                <m:m>
+                  <m:mPr>
+                    <m:mcs>
+                      <m:mc>
+                        <m:mcPr>
+                          <m:count m:val="1"/>
+                          <m:mcJc m:val="center"/>
+                        </m:mcPr>
+                      </m:mc>
+                    </m:mcs>
+                    <m:ctrlPr>
+                      <w:rPr>
+                        <w:rFonts w:ascii="Cambria Math" w:hAnsi="Cambria Math"/>
+                        <w:i/>
+                      </w:rPr>
+                    </m:ctrlPr>
+                  </m:mPr>
+                  <m:mr>
+                    <m:e>
+                      <m:sSub>
+                        <m:sSubPr>
+                          <m:ctrlPr>
+                            <w:rPr>
+                              <w:rFonts w:ascii="Cambria Math" w:hAnsi="Cambria Math"/>
+                              <w:i/>
+                            </w:rPr>
+                          </m:ctrlPr>
+                        </m:sSubPr>
+                        <m:e>
+                          <m:r>
+                            <w:rPr>
+                              <w:rFonts w:ascii="Cambria Math" w:hAnsi="Cambria Math"/>
+                            </w:rPr>
+                            <m:t>h</m:t>
+                          </m:r>
+                        </m:e>
+                        <m:sub>
+                          <m:r>
+                            <w:rPr>
+                              <w:rFonts w:ascii="Cambria Math" w:hAnsi="Cambria Math"/>
+                            </w:rPr>
+                            <m:t>i-1</m:t>
+                          </m:r>
+                        </m:sub>
+                      </m:sSub>
+                    </m:e>
+                  </m:mr>
+                  <m:mr>
+                    <m:e>
+                      <m:sSub>
+                        <m:sSubPr>
+                          <m:ctrlPr>
+                            <w:rPr>
+                              <w:rFonts w:ascii="Cambria Math" w:hAnsi="Cambria Math"/>
+                              <w:i/>
+                            </w:rPr>
+                          </m:ctrlPr>
+                        </m:sSubPr>
+                        <m:e>
+                          <m:r>
+                            <w:rPr>
+                              <w:rFonts w:ascii="Cambria Math" w:hAnsi="Cambria Math"/>
+                            </w:rPr>
+                            <m:t>x</m:t>
+                          </m:r>
+                        </m:e>
+                        <m:sub>
+                          <m:r>
+                            <w:rPr>
+                              <w:rFonts w:ascii="Cambria Math" w:hAnsi="Cambria Math"/>
+                            </w:rPr>
+                            <m:t>i</m:t>
+                          </m:r>
+                        </m:sub>
+                      </m:sSub>
+                    </m:e>
+                  </m:mr>
+                </m:m>
+              </m:e>
+            </m:d>
+            <m:r>
+              <w:rPr>
+                <w:rFonts w:ascii="Cambria Math" w:hAnsi="Cambria Math"/>
+              </w:rPr>
+              <m:t>+</m:t>
+            </m:r>
+            <m:sSub>
+              <m:sSubPr>
+                <m:ctrlPr>
+                  <w:rPr>
+                    <w:rFonts w:ascii="Cambria Math" w:hAnsi="Cambria Math"/>
+                    <w:i/>
+                  </w:rPr>
+                </m:ctrlPr>
+              </m:sSubPr>
+              <m:e>
+                <m:r>
+                  <w:rPr>
+                    <w:rFonts w:ascii="Cambria Math" w:hAnsi="Cambria Math"/>
+                  </w:rPr>
+                  <m:t>b</m:t>
+                </m:r>
+              </m:e>
+              <m:sub>
+                <m:r>
+                  <w:rPr>
+                    <w:rFonts w:ascii="Cambria Math" w:hAnsi="Cambria Math"/>
+                  </w:rPr>
+                  <m:t>r</m:t>
+                </m:r>
+              </m:sub>
+            </m:sSub>
+          </m:e>
+        </m:d>
+      </m:oMath>
+      <w:r>
+        <w:t xml:space="preserve"> </w:t>
+      </w:r>
+    </w:p>
+    <w:p/>
+    <w:p>
+      <w:pPr>
+        <w:rPr>
+          <w:szCs w:val="19"/>
+        </w:rPr>
+      </w:pPr>
+      <w:r>
+        <w:rPr>
+          <w:szCs w:val="19"/>
+        </w:rPr>
+        <w:t>Reading the diagram top-to-bottom:</w:t>
+      </w:r>
+    </w:p>
+    <w:p>
+      <w:pPr>
+        <w:spacing w:before="30" w:after="30"/>
+        <w:rPr>
+          <w:szCs w:val="19"/>
+        </w:rPr>
+      </w:pPr>
+      <w:r>
+        <w:rPr>
+          <w:rStyle w:val="markdown-bold-text"/>
+          <w:rFonts w:eastAsiaTheme="majorEastAsia"/>
+          <w:b/>
+          <w:bCs/>
+          <w:szCs w:val="19"/>
+        </w:rPr>
+        <w:t xml:space="preserve"> </w:t>
+      </w:r>
+      <w:r>
+        <w:rPr>
+          <w:rStyle w:val="markdown-bold-text"/>
+          <w:rFonts w:eastAsiaTheme="majorEastAsia"/>
+          <w:szCs w:val="19"/>
+        </w:rPr>
+        <w:t xml:space="preserve">1. </w:t>
+      </w:r>
+      <w:r>
+        <w:rPr>
+          <w:rStyle w:val="markdown-bold-text"/>
+          <w:rFonts w:eastAsiaTheme="majorEastAsia"/>
+          <w:b/>
+          <w:bCs/>
+          <w:szCs w:val="19"/>
+        </w:rPr>
+        <w:t>Two inputs arrive</w:t>
+      </w:r>
+      <w:r>
+        <w:rPr>
+          <w:szCs w:val="19"/>
+        </w:rPr>
+        <w:t>: the previous hidden state </w:t>
+      </w:r>
+      <m:oMath>
+        <m:sSub>
+          <m:sSubPr>
+            <m:ctrlPr>
+              <w:rPr>
+                <w:rFonts w:ascii="Cambria Math" w:eastAsiaTheme="minorHAnsi" w:hAnsi="Cambria Math" w:cstheme="minorBidi"/>
+                <w:i/>
+                <w:kern w:val="2"/>
+                <w:szCs w:val="19"/>
+                <w14:ligatures w14:val="standardContextual"/>
+              </w:rPr>
+            </m:ctrlPr>
+          </m:sSubPr>
+          <m:e>
+            <m:r>
+              <m:rPr>
+                <m:sty m:val="p"/>
+              </m:rPr>
+              <w:rPr>
+                <w:rFonts w:ascii="Cambria Math" w:hAnsi="Cambria Math"/>
+                <w:szCs w:val="19"/>
+              </w:rPr>
+              <m:t>h</m:t>
+            </m:r>
+          </m:e>
+          <m:sub>
+            <m:r>
+              <w:rPr>
+                <w:rFonts w:ascii="Cambria Math" w:hAnsi="Cambria Math"/>
+                <w:szCs w:val="19"/>
+              </w:rPr>
+              <m:t>i-1</m:t>
+            </m:r>
+          </m:sub>
+        </m:sSub>
+      </m:oMath>
+      <w:r>
+        <w:rPr>
+          <w:szCs w:val="19"/>
+        </w:rPr>
+        <w:t xml:space="preserve"> </w:t>
+      </w:r>
+      <w:r>
+        <w:rPr>
+          <w:szCs w:val="19"/>
+        </w:rPr>
+        <w:t>(500-dim) and the current token embedding</w:t>
+      </w:r>
+      <w:r>
+        <w:rPr>
+          <w:szCs w:val="19"/>
+        </w:rPr>
+        <w:t xml:space="preserve"> </w:t>
+      </w:r>
+      <m:oMath>
+        <m:sSub>
+          <m:sSubPr>
+            <m:ctrlPr>
+              <w:rPr>
+                <w:rFonts w:ascii="Cambria Math" w:eastAsiaTheme="minorHAnsi" w:hAnsi="Cambria Math" w:cstheme="minorBidi"/>
+                <w:i/>
+                <w:kern w:val="2"/>
+                <w:szCs w:val="19"/>
+                <w14:ligatures w14:val="standardContextual"/>
+              </w:rPr>
+            </m:ctrlPr>
+          </m:sSubPr>
+          <m:e>
+            <m:r>
+              <m:rPr>
+                <m:sty m:val="p"/>
+              </m:rPr>
+              <w:rPr>
+                <w:rFonts w:ascii="Cambria Math" w:hAnsi="Cambria Math"/>
+                <w:szCs w:val="19"/>
+              </w:rPr>
+              <m:t>x</m:t>
+            </m:r>
+          </m:e>
+          <m:sub>
+            <m:r>
+              <w:rPr>
+                <w:rFonts w:ascii="Cambria Math" w:hAnsi="Cambria Math"/>
+                <w:szCs w:val="19"/>
+              </w:rPr>
+              <m:t>i</m:t>
+            </m:r>
+          </m:sub>
+        </m:sSub>
+      </m:oMath>
+      <w:r>
+        <w:rPr>
+          <w:szCs w:val="19"/>
+        </w:rPr>
+        <w:t xml:space="preserve"> </w:t>
+      </w:r>
+      <w:r>
+        <w:rPr>
+          <w:szCs w:val="19"/>
+        </w:rPr>
+        <w:t>(300-dim). They get concatenated into an 800-dim vector.</w:t>
+      </w:r>
+    </w:p>
+    <w:p>
+      <w:pPr>
+        <w:spacing w:before="30" w:after="30"/>
+        <w:rPr>
+          <w:szCs w:val="19"/>
+        </w:rPr>
+      </w:pPr>
+      <w:r>
+        <w:rPr>
+          <w:rStyle w:val="markdown-bold-text"/>
+          <w:rFonts w:eastAsiaTheme="majorEastAsia"/>
+          <w:b/>
+          <w:bCs/>
+          <w:szCs w:val="19"/>
+        </w:rPr>
+        <w:t xml:space="preserve"> </w:t>
+      </w:r>
+      <w:r>
+        <w:rPr>
+          <w:rStyle w:val="markdown-bold-text"/>
+          <w:rFonts w:eastAsiaTheme="majorEastAsia"/>
+          <w:szCs w:val="19"/>
+        </w:rPr>
+        <w:t xml:space="preserve">2. </w:t>
+      </w:r>
+      <w:r>
+        <w:rPr>
+          <w:rStyle w:val="markdown-bold-text"/>
+          <w:rFonts w:eastAsiaTheme="majorEastAsia"/>
+          <w:b/>
+          <w:bCs/>
+          <w:szCs w:val="19"/>
+        </w:rPr>
+        <w:t>Reset gate</w:t>
+      </w:r>
+      <w:r>
+        <w:rPr>
+          <w:szCs w:val="19"/>
+        </w:rPr>
+        <w:t> (</w:t>
+      </w:r>
+      <w:r>
+        <w:rPr>
+          <w:color w:val="FFC000"/>
+          <w:szCs w:val="19"/>
+        </w:rPr>
+        <w:t>yellow</w:t>
+      </w:r>
+      <w:r>
+        <w:rPr>
+          <w:szCs w:val="19"/>
+        </w:rPr>
+        <w:t>) — A linear transform + sigmoid produces</w:t>
+      </w:r>
+      <w:r>
+        <w:rPr>
+          <w:szCs w:val="19"/>
+        </w:rPr>
+        <w:t xml:space="preserve"> </w:t>
+      </w:r>
+      <m:oMath>
+        <m:sSub>
+          <m:sSubPr>
+            <m:ctrlPr>
+              <w:rPr>
+                <w:rFonts w:ascii="Cambria Math" w:eastAsiaTheme="minorHAnsi" w:hAnsi="Cambria Math" w:cstheme="minorBidi"/>
+                <w:i/>
+                <w:kern w:val="2"/>
+                <w:szCs w:val="19"/>
+                <w14:ligatures w14:val="standardContextual"/>
+              </w:rPr>
+            </m:ctrlPr>
+          </m:sSubPr>
+          <m:e>
+            <m:r>
+              <m:rPr>
+                <m:sty m:val="p"/>
+              </m:rPr>
+              <w:rPr>
+                <w:rFonts w:ascii="Cambria Math" w:hAnsi="Cambria Math"/>
+                <w:szCs w:val="19"/>
+              </w:rPr>
+              <m:t>r</m:t>
+            </m:r>
+          </m:e>
+          <m:sub>
+            <m:r>
+              <w:rPr>
+                <w:rFonts w:ascii="Cambria Math" w:hAnsi="Cambria Math"/>
+                <w:szCs w:val="19"/>
+              </w:rPr>
+              <m:t>i</m:t>
+            </m:r>
+          </m:sub>
+        </m:sSub>
+      </m:oMath>
+      <w:r>
+        <w:rPr>
+          <w:szCs w:val="19"/>
+        </w:rPr>
+        <w:t> in </w:t>
+      </w:r>
+      <m:oMath>
+        <m:r>
+          <w:rPr>
+            <w:rFonts w:ascii="Cambria Math" w:hAnsi="Cambria Math"/>
+            <w:szCs w:val="19"/>
+          </w:rPr>
+          <m:t>(0,1)</m:t>
+        </m:r>
+      </m:oMath>
+      <w:r>
+        <w:rPr>
+          <w:szCs w:val="19"/>
+        </w:rPr>
+        <w:t>. This is element-wise multiplied with </w:t>
+      </w:r>
+      <m:oMath>
+        <m:sSub>
+          <m:sSubPr>
+            <m:ctrlPr>
+              <w:rPr>
+                <w:rFonts w:ascii="Cambria Math" w:eastAsiaTheme="minorHAnsi" w:hAnsi="Cambria Math" w:cstheme="minorBidi"/>
+                <w:i/>
+                <w:kern w:val="2"/>
+                <w:szCs w:val="19"/>
+                <w14:ligatures w14:val="standardContextual"/>
+              </w:rPr>
+            </m:ctrlPr>
+          </m:sSubPr>
+          <m:e>
+            <m:r>
+              <m:rPr>
+                <m:sty m:val="p"/>
+              </m:rPr>
+              <w:rPr>
+                <w:rFonts w:ascii="Cambria Math" w:hAnsi="Cambria Math"/>
+                <w:szCs w:val="19"/>
+              </w:rPr>
+              <m:t>h</m:t>
+            </m:r>
+          </m:e>
+          <m:sub>
+            <m:r>
+              <w:rPr>
+                <w:rFonts w:ascii="Cambria Math" w:hAnsi="Cambria Math"/>
+                <w:szCs w:val="19"/>
+              </w:rPr>
+              <m:t>i-1</m:t>
+            </m:r>
+          </m:sub>
+        </m:sSub>
+      </m:oMath>
+      <w:r>
+        <w:rPr>
+          <w:szCs w:val="19"/>
+        </w:rPr>
+        <w:t> to selectively erase parts of the old memory before forming the candidate. When </w:t>
+      </w:r>
+      <m:oMath>
+        <m:sSub>
+          <m:sSubPr>
+            <m:ctrlPr>
+              <w:rPr>
+                <w:rFonts w:ascii="Cambria Math" w:eastAsiaTheme="minorHAnsi" w:hAnsi="Cambria Math" w:cstheme="minorBidi"/>
+                <w:i/>
+                <w:kern w:val="2"/>
+                <w:szCs w:val="19"/>
+                <w14:ligatures w14:val="standardContextual"/>
+              </w:rPr>
+            </m:ctrlPr>
+          </m:sSubPr>
+          <m:e>
+            <m:r>
+              <m:rPr>
+                <m:sty m:val="p"/>
+              </m:rPr>
+              <w:rPr>
+                <w:rFonts w:ascii="Cambria Math" w:hAnsi="Cambria Math"/>
+                <w:szCs w:val="19"/>
+              </w:rPr>
+              <m:t>r</m:t>
+            </m:r>
+          </m:e>
+          <m:sub>
+            <m:r>
+              <w:rPr>
+                <w:rFonts w:ascii="Cambria Math" w:hAnsi="Cambria Math"/>
+                <w:szCs w:val="19"/>
+              </w:rPr>
+              <m:t>i</m:t>
+            </m:r>
+          </m:sub>
+        </m:sSub>
+        <m:r>
+          <w:rPr>
+            <w:rStyle w:val="markdown-inline-code"/>
+            <w:rFonts w:ascii="Cambria Math" w:eastAsiaTheme="majorEastAsia" w:hAnsi="Cambria Math" w:cs="Menlo"/>
+            <w:szCs w:val="19"/>
+          </w:rPr>
+          <m:t>≈ 0</m:t>
+        </m:r>
+      </m:oMath>
+      <w:r>
+        <w:rPr>
+          <w:szCs w:val="19"/>
+        </w:rPr>
+        <w:t> for some dimension, that dimension of the previous state is wiped — the candidate sees only the current input there.</w:t>
+      </w:r>
+    </w:p>
+    <w:p>
+      <w:pPr>
+        <w:numPr>
+          <w:ilvl w:val="0"/>
+          <w:numId w:val="3"/>
+        </w:numPr>
+        <w:spacing w:before="30" w:after="30"/>
+        <w:ind w:left="960"/>
+        <w:rPr>
+          <w:szCs w:val="19"/>
+        </w:rPr>
+      </w:pPr>
+      <w:r>
+        <w:rPr>
+          <w:rStyle w:val="markdown-bold-text"/>
+          <w:rFonts w:eastAsiaTheme="majorEastAsia"/>
+          <w:b/>
+          <w:bCs/>
+          <w:szCs w:val="19"/>
+        </w:rPr>
+        <w:t>Update gate</w:t>
+      </w:r>
+      <w:r>
+        <w:rPr>
+          <w:szCs w:val="19"/>
+        </w:rPr>
+        <w:t> (</w:t>
+      </w:r>
+      <w:r>
+        <w:rPr>
+          <w:color w:val="4C94D8" w:themeColor="text2" w:themeTint="80"/>
+          <w:szCs w:val="19"/>
+        </w:rPr>
+        <w:t>blue</w:t>
+      </w:r>
+      <w:r>
+        <w:rPr>
+          <w:szCs w:val="19"/>
+        </w:rPr>
+        <w:t>) — A separate linear transform + sigmoid produces </w:t>
+      </w:r>
+      <w:proofErr w:type="spellStart"/>
+      <w:r>
+        <w:rPr>
+          <w:rStyle w:val="markdown-inline-code"/>
+          <w:rFonts w:eastAsiaTheme="majorEastAsia" w:cs="Menlo"/>
+          <w:szCs w:val="19"/>
+        </w:rPr>
+        <w:t>z_i</w:t>
+      </w:r>
+      <w:proofErr w:type="spellEnd"/>
+      <w:r>
+        <w:rPr>
+          <w:szCs w:val="19"/>
+        </w:rPr>
+        <w:t> in (0,1). This controls the final interpolation: how much to keep from the old state vs. adopt from the candidate.</w:t>
+      </w:r>
+    </w:p>
+    <w:p>
+      <w:pPr>
+        <w:numPr>
+          <w:ilvl w:val="0"/>
+          <w:numId w:val="4"/>
+        </w:numPr>
+        <w:spacing w:before="30" w:after="30"/>
+        <w:ind w:left="960"/>
+        <w:rPr>
+          <w:szCs w:val="19"/>
+        </w:rPr>
+      </w:pPr>
+      <w:r>
+        <w:rPr>
+          <w:rStyle w:val="markdown-bold-text"/>
+          <w:rFonts w:eastAsiaTheme="majorEastAsia"/>
+          <w:b/>
+          <w:bCs/>
+          <w:szCs w:val="19"/>
+        </w:rPr>
+        <w:t>Candidate state</w:t>
+      </w:r>
+      <w:r>
+        <w:rPr>
+          <w:szCs w:val="19"/>
+        </w:rPr>
+        <w:t> (</w:t>
+      </w:r>
+      <w:r>
+        <w:rPr>
+          <w:color w:val="FF5800"/>
+          <w:szCs w:val="19"/>
+        </w:rPr>
+        <w:t>red</w:t>
+      </w:r>
+      <w:r>
+        <w:rPr>
+          <w:szCs w:val="19"/>
+        </w:rPr>
+        <w:t>) — The reset-gated previous state </w:t>
+      </w:r>
+      <w:proofErr w:type="spellStart"/>
+      <w:r>
+        <w:rPr>
+          <w:rStyle w:val="markdown-inline-code"/>
+          <w:rFonts w:eastAsiaTheme="majorEastAsia" w:cs="Menlo"/>
+          <w:szCs w:val="19"/>
+        </w:rPr>
+        <w:t>r_i</w:t>
+      </w:r>
+      <w:proofErr w:type="spellEnd"/>
+      <w:r>
+        <w:rPr>
+          <w:rStyle w:val="markdown-inline-code"/>
+          <w:rFonts w:eastAsiaTheme="majorEastAsia" w:cs="Menlo"/>
+          <w:szCs w:val="19"/>
+        </w:rPr>
+        <w:t xml:space="preserve"> </w:t>
+      </w:r>
+      <w:r>
+        <w:rPr>
+          <w:rStyle w:val="markdown-inline-code"/>
+          <w:rFonts w:ascii="Cambria Math" w:eastAsiaTheme="majorEastAsia" w:hAnsi="Cambria Math" w:cs="Cambria Math"/>
+          <w:szCs w:val="19"/>
+        </w:rPr>
+        <w:t>⊙</w:t>
+      </w:r>
+      <w:r>
+        <w:rPr>
+          <w:rStyle w:val="markdown-inline-code"/>
+          <w:rFonts w:eastAsiaTheme="majorEastAsia" w:cs="Menlo"/>
+          <w:szCs w:val="19"/>
+        </w:rPr>
+        <w:t xml:space="preserve"> h_{i-1}</w:t>
+      </w:r>
+      <w:r>
+        <w:rPr>
+          <w:szCs w:val="19"/>
+        </w:rPr>
+        <w:t> is concatenated with </w:t>
+      </w:r>
+      <w:proofErr w:type="spellStart"/>
+      <w:r>
+        <w:rPr>
+          <w:rStyle w:val="markdown-inline-code"/>
+          <w:rFonts w:eastAsiaTheme="majorEastAsia" w:cs="Menlo"/>
+          <w:szCs w:val="19"/>
+        </w:rPr>
+        <w:t>x_i</w:t>
+      </w:r>
+      <w:proofErr w:type="spellEnd"/>
+      <w:r>
+        <w:rPr>
+          <w:szCs w:val="19"/>
+        </w:rPr>
+        <w:t>, passed through a linear transform + tanh, producing </w:t>
+      </w:r>
+      <w:r>
+        <w:rPr>
+          <w:rStyle w:val="markdown-inline-code"/>
+          <w:rFonts w:eastAsiaTheme="majorEastAsia" w:cs="Menlo"/>
+          <w:szCs w:val="19"/>
+        </w:rPr>
+        <w:t>h̃_</w:t>
+      </w:r>
+      <w:proofErr w:type="spellStart"/>
+      <w:r>
+        <w:rPr>
+          <w:rStyle w:val="markdown-inline-code"/>
+          <w:rFonts w:eastAsiaTheme="majorEastAsia" w:cs="Menlo"/>
+          <w:szCs w:val="19"/>
+        </w:rPr>
+        <w:t>i</w:t>
+      </w:r>
+      <w:proofErr w:type="spellEnd"/>
+      <w:r>
+        <w:rPr>
+          <w:szCs w:val="19"/>
+        </w:rPr>
+        <w:t> — a proposal for what the new hidden state could be.</w:t>
+      </w:r>
+    </w:p>
+    <w:p>
+      <w:pPr>
+        <w:numPr>
+          <w:ilvl w:val="0"/>
+          <w:numId w:val="5"/>
+        </w:numPr>
+        <w:spacing w:before="30" w:after="30"/>
+        <w:ind w:left="960"/>
+        <w:rPr>
+          <w:szCs w:val="19"/>
+        </w:rPr>
+      </w:pPr>
+      <w:r>
+        <w:rPr>
+          <w:rStyle w:val="markdown-bold-text"/>
+          <w:rFonts w:eastAsiaTheme="majorEastAsia"/>
+          <w:b/>
+          <w:bCs/>
+          <w:szCs w:val="19"/>
+        </w:rPr>
+        <w:t>Final state</w:t>
+      </w:r>
+      <w:r>
+        <w:rPr>
+          <w:szCs w:val="19"/>
+        </w:rPr>
+        <w:t> (</w:t>
+      </w:r>
+      <w:r>
+        <w:rPr>
+          <w:color w:val="00B050"/>
+          <w:szCs w:val="19"/>
+        </w:rPr>
+        <w:t>green</w:t>
+      </w:r>
+      <w:r>
+        <w:rPr>
+          <w:szCs w:val="19"/>
+        </w:rPr>
+        <w:t>) — The output </w:t>
+      </w:r>
+      <w:proofErr w:type="spellStart"/>
+      <w:r>
+        <w:rPr>
+          <w:rStyle w:val="markdown-inline-code"/>
+          <w:rFonts w:eastAsiaTheme="majorEastAsia" w:cs="Menlo"/>
+          <w:szCs w:val="19"/>
+        </w:rPr>
+        <w:t>h_i</w:t>
+      </w:r>
+      <w:proofErr w:type="spellEnd"/>
+      <w:r>
+        <w:rPr>
+          <w:szCs w:val="19"/>
+        </w:rPr>
+        <w:t> is a weighted blend: </w:t>
+      </w:r>
+      <w:r>
+        <w:rPr>
+          <w:rStyle w:val="markdown-inline-code"/>
+          <w:rFonts w:eastAsiaTheme="majorEastAsia" w:cs="Menlo"/>
+          <w:szCs w:val="19"/>
+        </w:rPr>
+        <w:t xml:space="preserve">(1 − </w:t>
+      </w:r>
+      <w:proofErr w:type="spellStart"/>
+      <w:r>
+        <w:rPr>
+          <w:rStyle w:val="markdown-inline-code"/>
+          <w:rFonts w:eastAsiaTheme="majorEastAsia" w:cs="Menlo"/>
+          <w:szCs w:val="19"/>
+        </w:rPr>
+        <w:t>z_i</w:t>
+      </w:r>
+      <w:proofErr w:type="spellEnd"/>
+      <w:r>
+        <w:rPr>
+          <w:rStyle w:val="markdown-inline-code"/>
+          <w:rFonts w:eastAsiaTheme="majorEastAsia" w:cs="Menlo"/>
+          <w:szCs w:val="19"/>
+        </w:rPr>
+        <w:t xml:space="preserve">) </w:t>
+      </w:r>
+      <w:r>
+        <w:rPr>
+          <w:rStyle w:val="markdown-inline-code"/>
+          <w:rFonts w:ascii="Cambria Math" w:eastAsiaTheme="majorEastAsia" w:hAnsi="Cambria Math" w:cs="Cambria Math"/>
+          <w:szCs w:val="19"/>
+        </w:rPr>
+        <w:t>⊙</w:t>
+      </w:r>
+      <w:r>
+        <w:rPr>
+          <w:rStyle w:val="markdown-inline-code"/>
+          <w:rFonts w:eastAsiaTheme="majorEastAsia" w:cs="Menlo"/>
+          <w:szCs w:val="19"/>
+        </w:rPr>
+        <w:t xml:space="preserve"> h_{i-1} + </w:t>
+      </w:r>
+      <w:proofErr w:type="spellStart"/>
+      <w:r>
+        <w:rPr>
+          <w:rStyle w:val="markdown-inline-code"/>
+          <w:rFonts w:eastAsiaTheme="majorEastAsia" w:cs="Menlo"/>
+          <w:szCs w:val="19"/>
+        </w:rPr>
+        <w:t>z_i</w:t>
+      </w:r>
+      <w:proofErr w:type="spellEnd"/>
+      <w:r>
+        <w:rPr>
+          <w:rStyle w:val="markdown-inline-code"/>
+          <w:rFonts w:eastAsiaTheme="majorEastAsia" w:cs="Menlo"/>
+          <w:szCs w:val="19"/>
+        </w:rPr>
+        <w:t xml:space="preserve"> </w:t>
+      </w:r>
+      <w:r>
+        <w:rPr>
+          <w:rStyle w:val="markdown-inline-code"/>
+          <w:rFonts w:ascii="Cambria Math" w:eastAsiaTheme="majorEastAsia" w:hAnsi="Cambria Math" w:cs="Cambria Math"/>
+          <w:szCs w:val="19"/>
+        </w:rPr>
+        <w:t>⊙</w:t>
+      </w:r>
+      <w:r>
+        <w:rPr>
+          <w:rStyle w:val="markdown-inline-code"/>
+          <w:rFonts w:eastAsiaTheme="majorEastAsia" w:cs="Menlo"/>
+          <w:szCs w:val="19"/>
+        </w:rPr>
+        <w:t> h̃_</w:t>
+      </w:r>
+      <w:proofErr w:type="spellStart"/>
+      <w:r>
+        <w:rPr>
+          <w:rStyle w:val="markdown-inline-code"/>
+          <w:rFonts w:eastAsiaTheme="majorEastAsia" w:cs="Menlo"/>
+          <w:szCs w:val="19"/>
+        </w:rPr>
+        <w:t>i</w:t>
+      </w:r>
+      <w:proofErr w:type="spellEnd"/>
+      <w:r>
+        <w:rPr>
+          <w:szCs w:val="19"/>
+        </w:rPr>
+        <w:t>. When </w:t>
+      </w:r>
+      <w:proofErr w:type="spellStart"/>
+      <w:r>
+        <w:rPr>
+          <w:rStyle w:val="markdown-inline-code"/>
+          <w:rFonts w:eastAsiaTheme="majorEastAsia" w:cs="Menlo"/>
+          <w:szCs w:val="19"/>
+        </w:rPr>
+        <w:t>z_i</w:t>
+      </w:r>
+      <w:proofErr w:type="spellEnd"/>
+      <w:r>
+        <w:rPr>
+          <w:rStyle w:val="markdown-inline-code"/>
+          <w:rFonts w:eastAsiaTheme="majorEastAsia" w:cs="Menlo"/>
+          <w:szCs w:val="19"/>
+        </w:rPr>
+        <w:t xml:space="preserve"> ≈ 0</w:t>
+      </w:r>
+      <w:r>
+        <w:rPr>
+          <w:szCs w:val="19"/>
+        </w:rPr>
+        <w:t> the old state passes through unchanged (long-term memory); when </w:t>
+      </w:r>
+      <w:proofErr w:type="spellStart"/>
+      <w:r>
+        <w:rPr>
+          <w:rStyle w:val="markdown-inline-code"/>
+          <w:rFonts w:eastAsiaTheme="majorEastAsia" w:cs="Menlo"/>
+          <w:szCs w:val="19"/>
+        </w:rPr>
+        <w:t>z_i</w:t>
+      </w:r>
+      <w:proofErr w:type="spellEnd"/>
+      <w:r>
+        <w:rPr>
+          <w:rStyle w:val="markdown-inline-code"/>
+          <w:rFonts w:eastAsiaTheme="majorEastAsia" w:cs="Menlo"/>
+          <w:szCs w:val="19"/>
+        </w:rPr>
+        <w:t xml:space="preserve"> ≈ 1</w:t>
+      </w:r>
+      <w:r>
+        <w:rPr>
+          <w:szCs w:val="19"/>
+        </w:rPr>
+        <w:t> the candidate replaces it (the cell is "writing" new information).</w:t>
+      </w:r>
+    </w:p>
+    <w:p>
+      <w:pPr>
+        <w:rPr>
+          <w:szCs w:val="19"/>
+        </w:rPr>
+      </w:pPr>
+      <w:r>
+        <w:rPr>
+          <w:szCs w:val="19"/>
+        </w:rPr>
+        <w:t>The resulting </w:t>
+      </w:r>
+      <w:proofErr w:type="spellStart"/>
+      <w:r>
+        <w:rPr>
+          <w:rStyle w:val="markdown-inline-code"/>
+          <w:rFonts w:eastAsiaTheme="majorEastAsia" w:cs="Menlo"/>
+          <w:szCs w:val="19"/>
+        </w:rPr>
+        <w:t>h_i</w:t>
+      </w:r>
+      <w:proofErr w:type="spellEnd"/>
+      <w:r>
+        <w:rPr>
+          <w:szCs w:val="19"/>
+        </w:rPr>
+        <w:t> then does double duty: it feeds back as </w:t>
+      </w:r>
+      <w:r>
+        <w:rPr>
+          <w:rStyle w:val="markdown-inline-code"/>
+          <w:rFonts w:eastAsiaTheme="majorEastAsia" w:cs="Menlo"/>
+          <w:szCs w:val="19"/>
+        </w:rPr>
+        <w:t>h_{i-1}</w:t>
+      </w:r>
+      <w:r>
+        <w:rPr>
+          <w:szCs w:val="19"/>
+        </w:rPr>
+        <w:t> for the next time step, and it gets stored as column </w:t>
+      </w:r>
+      <w:proofErr w:type="spellStart"/>
+      <w:r>
+        <w:rPr>
+          <w:rStyle w:val="markdown-italics-text"/>
+          <w:rFonts w:eastAsiaTheme="majorEastAsia"/>
+          <w:i/>
+          <w:iCs/>
+          <w:szCs w:val="19"/>
+        </w:rPr>
+        <w:t>i</w:t>
+      </w:r>
+      <w:proofErr w:type="spellEnd"/>
+      <w:r>
+        <w:rPr>
+          <w:szCs w:val="19"/>
+        </w:rPr>
+        <w:t> in the H matrix that the attention mechanism will later score against.</w:t>
+      </w:r>
+    </w:p>
     <w:p>
       <w:r>
         <w:rPr>
@@ -881,7 +2235,7 @@
                     <pic:cNvPicPr/>
                   </pic:nvPicPr>
                   <pic:blipFill>
-                    <a:blip r:embed="rId10" cstate="print">
+                    <a:blip r:embed="rId12" cstate="print">
                       <a:extLst>
                         <a:ext uri="{28A0092B-C50C-407E-A947-70E740481C1C}">
                           <a14:useLocalDpi xmlns:a14="http://schemas.microsoft.com/office/drawing/2010/main" val="0"/>
@@ -919,6 +2273,1163 @@
     </w:sectPr>
   </w:body>
 </w:document>
+</file>
+
+<file path=word/numbering.xml><?xml version="1.0" encoding="utf-8"?>
+<w:numbering xmlns:wpc="http://schemas.microsoft.com/office/word/2010/wordprocessingCanvas" xmlns:cx="http://schemas.microsoft.com/office/drawing/2014/chartex" xmlns:cx1="http://schemas.microsoft.com/office/drawing/2015/9/8/chartex" xmlns:cx2="http://schemas.microsoft.com/office/drawing/2015/10/21/chartex" xmlns:cx3="http://schemas.microsoft.com/office/drawing/2016/5/9/chartex" xmlns:cx4="http://schemas.microsoft.com/office/drawing/2016/5/10/chartex" xmlns:cx5="http://schemas.microsoft.com/office/drawing/2016/5/11/chartex" xmlns:cx6="http://schemas.microsoft.com/office/drawing/2016/5/12/chartex" xmlns:cx7="http://schemas.microsoft.com/office/drawing/2016/5/13/chartex" xmlns:cx8="http://schemas.microsoft.com/office/drawing/2016/5/14/chartex" xmlns:mc="http://schemas.openxmlformats.org/markup-compatibility/2006" xmlns:aink="http://schemas.microsoft.com/office/drawing/2016/ink" xmlns:am3d="http://schemas.microsoft.com/office/drawing/2017/model3d" xmlns:o="urn:schemas-microsoft-com:office:office" xmlns:oel="http://schemas.microsoft.com/office/2019/extlst" xmlns:r="http://schemas.openxmlformats.org/officeDocument/2006/relationships" xmlns:m="http://schemas.openxmlformats.org/officeDocument/2006/math" xmlns:v="urn:schemas-microsoft-com:vml" xmlns:wp14="http://schemas.microsoft.com/office/word/2010/wordprocessingDrawing" xmlns:wp="http://schemas.openxmlformats.org/drawingml/2006/wordprocessingDrawing" xmlns:w10="urn:schemas-microsoft-com:office:word" xmlns:w="http://schemas.openxmlformats.org/wordprocessingml/2006/main" xmlns:w14="http://schemas.microsoft.com/office/word/2010/wordml" xmlns:w15="http://schemas.microsoft.com/office/word/2012/wordml" xmlns:w16cex="http://schemas.microsoft.com/office/word/2018/wordml/cex" xmlns:w16cid="http://schemas.microsoft.com/office/word/2016/wordml/cid" xmlns:w16="http://schemas.microsoft.com/office/word/2018/wordml" xmlns:w16du="http://schemas.microsoft.com/office/word/2023/wordml/word16du" xmlns:w16sdtdh="http://schemas.microsoft.com/office/word/2020/wordml/sdtdatahash" xmlns:w16sdtfl="http://schemas.microsoft.com/office/word/2024/wordml/sdtformatlock" xmlns:w16se="http://schemas.microsoft.com/office/word/2015/wordml/symex" xmlns:wpg="http://schemas.microsoft.com/office/word/2010/wordprocessingGroup" xmlns:wpi="http://schemas.microsoft.com/office/word/2010/wordprocessingInk" xmlns:wne="http://schemas.microsoft.com/office/word/2006/wordml" xmlns:wps="http://schemas.microsoft.com/office/word/2010/wordprocessingShape" mc:Ignorable="w14 w15 w16se w16cid w16 w16cex w16sdtdh w16sdtfl w16du wp14">
+  <w:abstractNum w:abstractNumId="0" w15:restartNumberingAfterBreak="0">
+    <w:nsid w:val="01C353D9"/>
+    <w:multiLevelType w:val="hybridMultilevel"/>
+    <w:tmpl w:val="A8147556"/>
+    <w:lvl w:ilvl="0" w:tplc="173A7688">
+      <w:start w:val="1"/>
+      <w:numFmt w:val="decimal"/>
+      <w:lvlText w:val="%1"/>
+      <w:lvlJc w:val="left"/>
+      <w:pPr>
+        <w:ind w:left="720" w:hanging="360"/>
+      </w:pPr>
+      <w:rPr>
+        <w:rFonts w:eastAsiaTheme="majorEastAsia" w:hint="default"/>
+        <w:b/>
+      </w:rPr>
+    </w:lvl>
+    <w:lvl w:ilvl="1" w:tplc="04090019" w:tentative="1">
+      <w:start w:val="1"/>
+      <w:numFmt w:val="lowerLetter"/>
+      <w:lvlText w:val="%2."/>
+      <w:lvlJc w:val="left"/>
+      <w:pPr>
+        <w:ind w:left="1440" w:hanging="360"/>
+      </w:pPr>
+    </w:lvl>
+    <w:lvl w:ilvl="2" w:tplc="0409001B" w:tentative="1">
+      <w:start w:val="1"/>
+      <w:numFmt w:val="lowerRoman"/>
+      <w:lvlText w:val="%3."/>
+      <w:lvlJc w:val="right"/>
+      <w:pPr>
+        <w:ind w:left="2160" w:hanging="180"/>
+      </w:pPr>
+    </w:lvl>
+    <w:lvl w:ilvl="3" w:tplc="0409000F" w:tentative="1">
+      <w:start w:val="1"/>
+      <w:numFmt w:val="decimal"/>
+      <w:lvlText w:val="%4."/>
+      <w:lvlJc w:val="left"/>
+      <w:pPr>
+        <w:ind w:left="2880" w:hanging="360"/>
+      </w:pPr>
+    </w:lvl>
+    <w:lvl w:ilvl="4" w:tplc="04090019" w:tentative="1">
+      <w:start w:val="1"/>
+      <w:numFmt w:val="lowerLetter"/>
+      <w:lvlText w:val="%5."/>
+      <w:lvlJc w:val="left"/>
+      <w:pPr>
+        <w:ind w:left="3600" w:hanging="360"/>
+      </w:pPr>
+    </w:lvl>
+    <w:lvl w:ilvl="5" w:tplc="0409001B" w:tentative="1">
+      <w:start w:val="1"/>
+      <w:numFmt w:val="lowerRoman"/>
+      <w:lvlText w:val="%6."/>
+      <w:lvlJc w:val="right"/>
+      <w:pPr>
+        <w:ind w:left="4320" w:hanging="180"/>
+      </w:pPr>
+    </w:lvl>
+    <w:lvl w:ilvl="6" w:tplc="0409000F" w:tentative="1">
+      <w:start w:val="1"/>
+      <w:numFmt w:val="decimal"/>
+      <w:lvlText w:val="%7."/>
+      <w:lvlJc w:val="left"/>
+      <w:pPr>
+        <w:ind w:left="5040" w:hanging="360"/>
+      </w:pPr>
+    </w:lvl>
+    <w:lvl w:ilvl="7" w:tplc="04090019" w:tentative="1">
+      <w:start w:val="1"/>
+      <w:numFmt w:val="lowerLetter"/>
+      <w:lvlText w:val="%8."/>
+      <w:lvlJc w:val="left"/>
+      <w:pPr>
+        <w:ind w:left="5760" w:hanging="360"/>
+      </w:pPr>
+    </w:lvl>
+    <w:lvl w:ilvl="8" w:tplc="0409001B" w:tentative="1">
+      <w:start w:val="1"/>
+      <w:numFmt w:val="lowerRoman"/>
+      <w:lvlText w:val="%9."/>
+      <w:lvlJc w:val="right"/>
+      <w:pPr>
+        <w:ind w:left="6480" w:hanging="180"/>
+      </w:pPr>
+    </w:lvl>
+  </w:abstractNum>
+  <w:abstractNum w:abstractNumId="1" w15:restartNumberingAfterBreak="0">
+    <w:nsid w:val="02B04E20"/>
+    <w:multiLevelType w:val="hybridMultilevel"/>
+    <w:tmpl w:val="8B1E7826"/>
+    <w:lvl w:ilvl="0" w:tplc="5ED45F6E">
+      <w:start w:val="1"/>
+      <w:numFmt w:val="decimal"/>
+      <w:lvlText w:val="%1"/>
+      <w:lvlJc w:val="left"/>
+      <w:pPr>
+        <w:ind w:left="560" w:hanging="360"/>
+      </w:pPr>
+      <w:rPr>
+        <w:rFonts w:eastAsiaTheme="majorEastAsia" w:hint="default"/>
+        <w:b/>
+      </w:rPr>
+    </w:lvl>
+    <w:lvl w:ilvl="1" w:tplc="04090019" w:tentative="1">
+      <w:start w:val="1"/>
+      <w:numFmt w:val="lowerLetter"/>
+      <w:lvlText w:val="%2."/>
+      <w:lvlJc w:val="left"/>
+      <w:pPr>
+        <w:ind w:left="1280" w:hanging="360"/>
+      </w:pPr>
+    </w:lvl>
+    <w:lvl w:ilvl="2" w:tplc="0409001B" w:tentative="1">
+      <w:start w:val="1"/>
+      <w:numFmt w:val="lowerRoman"/>
+      <w:lvlText w:val="%3."/>
+      <w:lvlJc w:val="right"/>
+      <w:pPr>
+        <w:ind w:left="2000" w:hanging="180"/>
+      </w:pPr>
+    </w:lvl>
+    <w:lvl w:ilvl="3" w:tplc="0409000F" w:tentative="1">
+      <w:start w:val="1"/>
+      <w:numFmt w:val="decimal"/>
+      <w:lvlText w:val="%4."/>
+      <w:lvlJc w:val="left"/>
+      <w:pPr>
+        <w:ind w:left="2720" w:hanging="360"/>
+      </w:pPr>
+    </w:lvl>
+    <w:lvl w:ilvl="4" w:tplc="04090019" w:tentative="1">
+      <w:start w:val="1"/>
+      <w:numFmt w:val="lowerLetter"/>
+      <w:lvlText w:val="%5."/>
+      <w:lvlJc w:val="left"/>
+      <w:pPr>
+        <w:ind w:left="3440" w:hanging="360"/>
+      </w:pPr>
+    </w:lvl>
+    <w:lvl w:ilvl="5" w:tplc="0409001B" w:tentative="1">
+      <w:start w:val="1"/>
+      <w:numFmt w:val="lowerRoman"/>
+      <w:lvlText w:val="%6."/>
+      <w:lvlJc w:val="right"/>
+      <w:pPr>
+        <w:ind w:left="4160" w:hanging="180"/>
+      </w:pPr>
+    </w:lvl>
+    <w:lvl w:ilvl="6" w:tplc="0409000F" w:tentative="1">
+      <w:start w:val="1"/>
+      <w:numFmt w:val="decimal"/>
+      <w:lvlText w:val="%7."/>
+      <w:lvlJc w:val="left"/>
+      <w:pPr>
+        <w:ind w:left="4880" w:hanging="360"/>
+      </w:pPr>
+    </w:lvl>
+    <w:lvl w:ilvl="7" w:tplc="04090019" w:tentative="1">
+      <w:start w:val="1"/>
+      <w:numFmt w:val="lowerLetter"/>
+      <w:lvlText w:val="%8."/>
+      <w:lvlJc w:val="left"/>
+      <w:pPr>
+        <w:ind w:left="5600" w:hanging="360"/>
+      </w:pPr>
+    </w:lvl>
+    <w:lvl w:ilvl="8" w:tplc="0409001B" w:tentative="1">
+      <w:start w:val="1"/>
+      <w:numFmt w:val="lowerRoman"/>
+      <w:lvlText w:val="%9."/>
+      <w:lvlJc w:val="right"/>
+      <w:pPr>
+        <w:ind w:left="6320" w:hanging="180"/>
+      </w:pPr>
+    </w:lvl>
+  </w:abstractNum>
+  <w:abstractNum w:abstractNumId="2" w15:restartNumberingAfterBreak="0">
+    <w:nsid w:val="059B397B"/>
+    <w:multiLevelType w:val="multilevel"/>
+    <w:tmpl w:val="E9863782"/>
+    <w:lvl w:ilvl="0">
+      <w:start w:val="1"/>
+      <w:numFmt w:val="decimal"/>
+      <w:lvlText w:val="%1."/>
+      <w:lvlJc w:val="left"/>
+      <w:pPr>
+        <w:tabs>
+          <w:tab w:val="num" w:pos="720"/>
+        </w:tabs>
+        <w:ind w:left="720" w:hanging="360"/>
+      </w:pPr>
+    </w:lvl>
+    <w:lvl w:ilvl="1" w:tentative="1">
+      <w:start w:val="1"/>
+      <w:numFmt w:val="decimal"/>
+      <w:lvlText w:val="%2."/>
+      <w:lvlJc w:val="left"/>
+      <w:pPr>
+        <w:tabs>
+          <w:tab w:val="num" w:pos="1440"/>
+        </w:tabs>
+        <w:ind w:left="1440" w:hanging="360"/>
+      </w:pPr>
+    </w:lvl>
+    <w:lvl w:ilvl="2" w:tentative="1">
+      <w:start w:val="1"/>
+      <w:numFmt w:val="decimal"/>
+      <w:lvlText w:val="%3."/>
+      <w:lvlJc w:val="left"/>
+      <w:pPr>
+        <w:tabs>
+          <w:tab w:val="num" w:pos="2160"/>
+        </w:tabs>
+        <w:ind w:left="2160" w:hanging="360"/>
+      </w:pPr>
+    </w:lvl>
+    <w:lvl w:ilvl="3" w:tentative="1">
+      <w:start w:val="1"/>
+      <w:numFmt w:val="decimal"/>
+      <w:lvlText w:val="%4."/>
+      <w:lvlJc w:val="left"/>
+      <w:pPr>
+        <w:tabs>
+          <w:tab w:val="num" w:pos="2880"/>
+        </w:tabs>
+        <w:ind w:left="2880" w:hanging="360"/>
+      </w:pPr>
+    </w:lvl>
+    <w:lvl w:ilvl="4" w:tentative="1">
+      <w:start w:val="1"/>
+      <w:numFmt w:val="decimal"/>
+      <w:lvlText w:val="%5."/>
+      <w:lvlJc w:val="left"/>
+      <w:pPr>
+        <w:tabs>
+          <w:tab w:val="num" w:pos="3600"/>
+        </w:tabs>
+        <w:ind w:left="3600" w:hanging="360"/>
+      </w:pPr>
+    </w:lvl>
+    <w:lvl w:ilvl="5" w:tentative="1">
+      <w:start w:val="1"/>
+      <w:numFmt w:val="decimal"/>
+      <w:lvlText w:val="%6."/>
+      <w:lvlJc w:val="left"/>
+      <w:pPr>
+        <w:tabs>
+          <w:tab w:val="num" w:pos="4320"/>
+        </w:tabs>
+        <w:ind w:left="4320" w:hanging="360"/>
+      </w:pPr>
+    </w:lvl>
+    <w:lvl w:ilvl="6" w:tentative="1">
+      <w:start w:val="1"/>
+      <w:numFmt w:val="decimal"/>
+      <w:lvlText w:val="%7."/>
+      <w:lvlJc w:val="left"/>
+      <w:pPr>
+        <w:tabs>
+          <w:tab w:val="num" w:pos="5040"/>
+        </w:tabs>
+        <w:ind w:left="5040" w:hanging="360"/>
+      </w:pPr>
+    </w:lvl>
+    <w:lvl w:ilvl="7" w:tentative="1">
+      <w:start w:val="1"/>
+      <w:numFmt w:val="decimal"/>
+      <w:lvlText w:val="%8."/>
+      <w:lvlJc w:val="left"/>
+      <w:pPr>
+        <w:tabs>
+          <w:tab w:val="num" w:pos="5760"/>
+        </w:tabs>
+        <w:ind w:left="5760" w:hanging="360"/>
+      </w:pPr>
+    </w:lvl>
+    <w:lvl w:ilvl="8" w:tentative="1">
+      <w:start w:val="1"/>
+      <w:numFmt w:val="decimal"/>
+      <w:lvlText w:val="%9."/>
+      <w:lvlJc w:val="left"/>
+      <w:pPr>
+        <w:tabs>
+          <w:tab w:val="num" w:pos="6480"/>
+        </w:tabs>
+        <w:ind w:left="6480" w:hanging="360"/>
+      </w:pPr>
+    </w:lvl>
+  </w:abstractNum>
+  <w:abstractNum w:abstractNumId="3" w15:restartNumberingAfterBreak="0">
+    <w:nsid w:val="11D54F96"/>
+    <w:multiLevelType w:val="hybridMultilevel"/>
+    <w:tmpl w:val="0AAA6920"/>
+    <w:lvl w:ilvl="0" w:tplc="0409000F">
+      <w:start w:val="1"/>
+      <w:numFmt w:val="decimal"/>
+      <w:lvlText w:val="%1."/>
+      <w:lvlJc w:val="left"/>
+      <w:pPr>
+        <w:ind w:left="720" w:hanging="360"/>
+      </w:pPr>
+      <w:rPr>
+        <w:rFonts w:hint="default"/>
+      </w:rPr>
+    </w:lvl>
+    <w:lvl w:ilvl="1" w:tplc="04090019" w:tentative="1">
+      <w:start w:val="1"/>
+      <w:numFmt w:val="lowerLetter"/>
+      <w:lvlText w:val="%2."/>
+      <w:lvlJc w:val="left"/>
+      <w:pPr>
+        <w:ind w:left="1440" w:hanging="360"/>
+      </w:pPr>
+    </w:lvl>
+    <w:lvl w:ilvl="2" w:tplc="0409001B" w:tentative="1">
+      <w:start w:val="1"/>
+      <w:numFmt w:val="lowerRoman"/>
+      <w:lvlText w:val="%3."/>
+      <w:lvlJc w:val="right"/>
+      <w:pPr>
+        <w:ind w:left="2160" w:hanging="180"/>
+      </w:pPr>
+    </w:lvl>
+    <w:lvl w:ilvl="3" w:tplc="0409000F" w:tentative="1">
+      <w:start w:val="1"/>
+      <w:numFmt w:val="decimal"/>
+      <w:lvlText w:val="%4."/>
+      <w:lvlJc w:val="left"/>
+      <w:pPr>
+        <w:ind w:left="2880" w:hanging="360"/>
+      </w:pPr>
+    </w:lvl>
+    <w:lvl w:ilvl="4" w:tplc="04090019" w:tentative="1">
+      <w:start w:val="1"/>
+      <w:numFmt w:val="lowerLetter"/>
+      <w:lvlText w:val="%5."/>
+      <w:lvlJc w:val="left"/>
+      <w:pPr>
+        <w:ind w:left="3600" w:hanging="360"/>
+      </w:pPr>
+    </w:lvl>
+    <w:lvl w:ilvl="5" w:tplc="0409001B" w:tentative="1">
+      <w:start w:val="1"/>
+      <w:numFmt w:val="lowerRoman"/>
+      <w:lvlText w:val="%6."/>
+      <w:lvlJc w:val="right"/>
+      <w:pPr>
+        <w:ind w:left="4320" w:hanging="180"/>
+      </w:pPr>
+    </w:lvl>
+    <w:lvl w:ilvl="6" w:tplc="0409000F" w:tentative="1">
+      <w:start w:val="1"/>
+      <w:numFmt w:val="decimal"/>
+      <w:lvlText w:val="%7."/>
+      <w:lvlJc w:val="left"/>
+      <w:pPr>
+        <w:ind w:left="5040" w:hanging="360"/>
+      </w:pPr>
+    </w:lvl>
+    <w:lvl w:ilvl="7" w:tplc="04090019" w:tentative="1">
+      <w:start w:val="1"/>
+      <w:numFmt w:val="lowerLetter"/>
+      <w:lvlText w:val="%8."/>
+      <w:lvlJc w:val="left"/>
+      <w:pPr>
+        <w:ind w:left="5760" w:hanging="360"/>
+      </w:pPr>
+    </w:lvl>
+    <w:lvl w:ilvl="8" w:tplc="0409001B" w:tentative="1">
+      <w:start w:val="1"/>
+      <w:numFmt w:val="lowerRoman"/>
+      <w:lvlText w:val="%9."/>
+      <w:lvlJc w:val="right"/>
+      <w:pPr>
+        <w:ind w:left="6480" w:hanging="180"/>
+      </w:pPr>
+    </w:lvl>
+  </w:abstractNum>
+  <w:abstractNum w:abstractNumId="4" w15:restartNumberingAfterBreak="0">
+    <w:nsid w:val="26CC0938"/>
+    <w:multiLevelType w:val="multilevel"/>
+    <w:tmpl w:val="B72CCC70"/>
+    <w:lvl w:ilvl="0">
+      <w:start w:val="1"/>
+      <w:numFmt w:val="decimal"/>
+      <w:lvlText w:val="%1."/>
+      <w:lvlJc w:val="left"/>
+      <w:pPr>
+        <w:tabs>
+          <w:tab w:val="num" w:pos="720"/>
+        </w:tabs>
+        <w:ind w:left="720" w:hanging="360"/>
+      </w:pPr>
+    </w:lvl>
+    <w:lvl w:ilvl="1" w:tentative="1">
+      <w:start w:val="1"/>
+      <w:numFmt w:val="decimal"/>
+      <w:lvlText w:val="%2."/>
+      <w:lvlJc w:val="left"/>
+      <w:pPr>
+        <w:tabs>
+          <w:tab w:val="num" w:pos="1440"/>
+        </w:tabs>
+        <w:ind w:left="1440" w:hanging="360"/>
+      </w:pPr>
+    </w:lvl>
+    <w:lvl w:ilvl="2" w:tentative="1">
+      <w:start w:val="1"/>
+      <w:numFmt w:val="decimal"/>
+      <w:lvlText w:val="%3."/>
+      <w:lvlJc w:val="left"/>
+      <w:pPr>
+        <w:tabs>
+          <w:tab w:val="num" w:pos="2160"/>
+        </w:tabs>
+        <w:ind w:left="2160" w:hanging="360"/>
+      </w:pPr>
+    </w:lvl>
+    <w:lvl w:ilvl="3" w:tentative="1">
+      <w:start w:val="1"/>
+      <w:numFmt w:val="decimal"/>
+      <w:lvlText w:val="%4."/>
+      <w:lvlJc w:val="left"/>
+      <w:pPr>
+        <w:tabs>
+          <w:tab w:val="num" w:pos="2880"/>
+        </w:tabs>
+        <w:ind w:left="2880" w:hanging="360"/>
+      </w:pPr>
+    </w:lvl>
+    <w:lvl w:ilvl="4" w:tentative="1">
+      <w:start w:val="1"/>
+      <w:numFmt w:val="decimal"/>
+      <w:lvlText w:val="%5."/>
+      <w:lvlJc w:val="left"/>
+      <w:pPr>
+        <w:tabs>
+          <w:tab w:val="num" w:pos="3600"/>
+        </w:tabs>
+        <w:ind w:left="3600" w:hanging="360"/>
+      </w:pPr>
+    </w:lvl>
+    <w:lvl w:ilvl="5" w:tentative="1">
+      <w:start w:val="1"/>
+      <w:numFmt w:val="decimal"/>
+      <w:lvlText w:val="%6."/>
+      <w:lvlJc w:val="left"/>
+      <w:pPr>
+        <w:tabs>
+          <w:tab w:val="num" w:pos="4320"/>
+        </w:tabs>
+        <w:ind w:left="4320" w:hanging="360"/>
+      </w:pPr>
+    </w:lvl>
+    <w:lvl w:ilvl="6" w:tentative="1">
+      <w:start w:val="1"/>
+      <w:numFmt w:val="decimal"/>
+      <w:lvlText w:val="%7."/>
+      <w:lvlJc w:val="left"/>
+      <w:pPr>
+        <w:tabs>
+          <w:tab w:val="num" w:pos="5040"/>
+        </w:tabs>
+        <w:ind w:left="5040" w:hanging="360"/>
+      </w:pPr>
+    </w:lvl>
+    <w:lvl w:ilvl="7" w:tentative="1">
+      <w:start w:val="1"/>
+      <w:numFmt w:val="decimal"/>
+      <w:lvlText w:val="%8."/>
+      <w:lvlJc w:val="left"/>
+      <w:pPr>
+        <w:tabs>
+          <w:tab w:val="num" w:pos="5760"/>
+        </w:tabs>
+        <w:ind w:left="5760" w:hanging="360"/>
+      </w:pPr>
+    </w:lvl>
+    <w:lvl w:ilvl="8" w:tentative="1">
+      <w:start w:val="1"/>
+      <w:numFmt w:val="decimal"/>
+      <w:lvlText w:val="%9."/>
+      <w:lvlJc w:val="left"/>
+      <w:pPr>
+        <w:tabs>
+          <w:tab w:val="num" w:pos="6480"/>
+        </w:tabs>
+        <w:ind w:left="6480" w:hanging="360"/>
+      </w:pPr>
+    </w:lvl>
+  </w:abstractNum>
+  <w:abstractNum w:abstractNumId="5" w15:restartNumberingAfterBreak="0">
+    <w:nsid w:val="31C91B03"/>
+    <w:multiLevelType w:val="multilevel"/>
+    <w:tmpl w:val="E1E80EDE"/>
+    <w:lvl w:ilvl="0">
+      <w:start w:val="1"/>
+      <w:numFmt w:val="decimal"/>
+      <w:lvlText w:val="%1."/>
+      <w:lvlJc w:val="left"/>
+      <w:pPr>
+        <w:tabs>
+          <w:tab w:val="num" w:pos="720"/>
+        </w:tabs>
+        <w:ind w:left="720" w:hanging="360"/>
+      </w:pPr>
+    </w:lvl>
+    <w:lvl w:ilvl="1" w:tentative="1">
+      <w:start w:val="1"/>
+      <w:numFmt w:val="decimal"/>
+      <w:lvlText w:val="%2."/>
+      <w:lvlJc w:val="left"/>
+      <w:pPr>
+        <w:tabs>
+          <w:tab w:val="num" w:pos="1440"/>
+        </w:tabs>
+        <w:ind w:left="1440" w:hanging="360"/>
+      </w:pPr>
+    </w:lvl>
+    <w:lvl w:ilvl="2" w:tentative="1">
+      <w:start w:val="1"/>
+      <w:numFmt w:val="decimal"/>
+      <w:lvlText w:val="%3."/>
+      <w:lvlJc w:val="left"/>
+      <w:pPr>
+        <w:tabs>
+          <w:tab w:val="num" w:pos="2160"/>
+        </w:tabs>
+        <w:ind w:left="2160" w:hanging="360"/>
+      </w:pPr>
+    </w:lvl>
+    <w:lvl w:ilvl="3" w:tentative="1">
+      <w:start w:val="1"/>
+      <w:numFmt w:val="decimal"/>
+      <w:lvlText w:val="%4."/>
+      <w:lvlJc w:val="left"/>
+      <w:pPr>
+        <w:tabs>
+          <w:tab w:val="num" w:pos="2880"/>
+        </w:tabs>
+        <w:ind w:left="2880" w:hanging="360"/>
+      </w:pPr>
+    </w:lvl>
+    <w:lvl w:ilvl="4" w:tentative="1">
+      <w:start w:val="1"/>
+      <w:numFmt w:val="decimal"/>
+      <w:lvlText w:val="%5."/>
+      <w:lvlJc w:val="left"/>
+      <w:pPr>
+        <w:tabs>
+          <w:tab w:val="num" w:pos="3600"/>
+        </w:tabs>
+        <w:ind w:left="3600" w:hanging="360"/>
+      </w:pPr>
+    </w:lvl>
+    <w:lvl w:ilvl="5" w:tentative="1">
+      <w:start w:val="1"/>
+      <w:numFmt w:val="decimal"/>
+      <w:lvlText w:val="%6."/>
+      <w:lvlJc w:val="left"/>
+      <w:pPr>
+        <w:tabs>
+          <w:tab w:val="num" w:pos="4320"/>
+        </w:tabs>
+        <w:ind w:left="4320" w:hanging="360"/>
+      </w:pPr>
+    </w:lvl>
+    <w:lvl w:ilvl="6" w:tentative="1">
+      <w:start w:val="1"/>
+      <w:numFmt w:val="decimal"/>
+      <w:lvlText w:val="%7."/>
+      <w:lvlJc w:val="left"/>
+      <w:pPr>
+        <w:tabs>
+          <w:tab w:val="num" w:pos="5040"/>
+        </w:tabs>
+        <w:ind w:left="5040" w:hanging="360"/>
+      </w:pPr>
+    </w:lvl>
+    <w:lvl w:ilvl="7" w:tentative="1">
+      <w:start w:val="1"/>
+      <w:numFmt w:val="decimal"/>
+      <w:lvlText w:val="%8."/>
+      <w:lvlJc w:val="left"/>
+      <w:pPr>
+        <w:tabs>
+          <w:tab w:val="num" w:pos="5760"/>
+        </w:tabs>
+        <w:ind w:left="5760" w:hanging="360"/>
+      </w:pPr>
+    </w:lvl>
+    <w:lvl w:ilvl="8" w:tentative="1">
+      <w:start w:val="1"/>
+      <w:numFmt w:val="decimal"/>
+      <w:lvlText w:val="%9."/>
+      <w:lvlJc w:val="left"/>
+      <w:pPr>
+        <w:tabs>
+          <w:tab w:val="num" w:pos="6480"/>
+        </w:tabs>
+        <w:ind w:left="6480" w:hanging="360"/>
+      </w:pPr>
+    </w:lvl>
+  </w:abstractNum>
+  <w:abstractNum w:abstractNumId="6" w15:restartNumberingAfterBreak="0">
+    <w:nsid w:val="346A0FA9"/>
+    <w:multiLevelType w:val="hybridMultilevel"/>
+    <w:tmpl w:val="E0E2BBE2"/>
+    <w:lvl w:ilvl="0" w:tplc="2F007A86">
+      <w:start w:val="1"/>
+      <w:numFmt w:val="decimal"/>
+      <w:lvlText w:val="%1"/>
+      <w:lvlJc w:val="left"/>
+      <w:pPr>
+        <w:ind w:left="400" w:hanging="360"/>
+      </w:pPr>
+      <w:rPr>
+        <w:rFonts w:eastAsiaTheme="majorEastAsia" w:hint="default"/>
+        <w:b/>
+      </w:rPr>
+    </w:lvl>
+    <w:lvl w:ilvl="1" w:tplc="04090019" w:tentative="1">
+      <w:start w:val="1"/>
+      <w:numFmt w:val="lowerLetter"/>
+      <w:lvlText w:val="%2."/>
+      <w:lvlJc w:val="left"/>
+      <w:pPr>
+        <w:ind w:left="1120" w:hanging="360"/>
+      </w:pPr>
+    </w:lvl>
+    <w:lvl w:ilvl="2" w:tplc="0409001B" w:tentative="1">
+      <w:start w:val="1"/>
+      <w:numFmt w:val="lowerRoman"/>
+      <w:lvlText w:val="%3."/>
+      <w:lvlJc w:val="right"/>
+      <w:pPr>
+        <w:ind w:left="1840" w:hanging="180"/>
+      </w:pPr>
+    </w:lvl>
+    <w:lvl w:ilvl="3" w:tplc="0409000F" w:tentative="1">
+      <w:start w:val="1"/>
+      <w:numFmt w:val="decimal"/>
+      <w:lvlText w:val="%4."/>
+      <w:lvlJc w:val="left"/>
+      <w:pPr>
+        <w:ind w:left="2560" w:hanging="360"/>
+      </w:pPr>
+    </w:lvl>
+    <w:lvl w:ilvl="4" w:tplc="04090019" w:tentative="1">
+      <w:start w:val="1"/>
+      <w:numFmt w:val="lowerLetter"/>
+      <w:lvlText w:val="%5."/>
+      <w:lvlJc w:val="left"/>
+      <w:pPr>
+        <w:ind w:left="3280" w:hanging="360"/>
+      </w:pPr>
+    </w:lvl>
+    <w:lvl w:ilvl="5" w:tplc="0409001B" w:tentative="1">
+      <w:start w:val="1"/>
+      <w:numFmt w:val="lowerRoman"/>
+      <w:lvlText w:val="%6."/>
+      <w:lvlJc w:val="right"/>
+      <w:pPr>
+        <w:ind w:left="4000" w:hanging="180"/>
+      </w:pPr>
+    </w:lvl>
+    <w:lvl w:ilvl="6" w:tplc="0409000F" w:tentative="1">
+      <w:start w:val="1"/>
+      <w:numFmt w:val="decimal"/>
+      <w:lvlText w:val="%7."/>
+      <w:lvlJc w:val="left"/>
+      <w:pPr>
+        <w:ind w:left="4720" w:hanging="360"/>
+      </w:pPr>
+    </w:lvl>
+    <w:lvl w:ilvl="7" w:tplc="04090019" w:tentative="1">
+      <w:start w:val="1"/>
+      <w:numFmt w:val="lowerLetter"/>
+      <w:lvlText w:val="%8."/>
+      <w:lvlJc w:val="left"/>
+      <w:pPr>
+        <w:ind w:left="5440" w:hanging="360"/>
+      </w:pPr>
+    </w:lvl>
+    <w:lvl w:ilvl="8" w:tplc="0409001B" w:tentative="1">
+      <w:start w:val="1"/>
+      <w:numFmt w:val="lowerRoman"/>
+      <w:lvlText w:val="%9."/>
+      <w:lvlJc w:val="right"/>
+      <w:pPr>
+        <w:ind w:left="6160" w:hanging="180"/>
+      </w:pPr>
+    </w:lvl>
+  </w:abstractNum>
+  <w:abstractNum w:abstractNumId="7" w15:restartNumberingAfterBreak="0">
+    <w:nsid w:val="4AA14E59"/>
+    <w:multiLevelType w:val="hybridMultilevel"/>
+    <w:tmpl w:val="019057EE"/>
+    <w:lvl w:ilvl="0" w:tplc="A50C2E56">
+      <w:start w:val="1"/>
+      <w:numFmt w:val="decimal"/>
+      <w:lvlText w:val="%1"/>
+      <w:lvlJc w:val="left"/>
+      <w:pPr>
+        <w:ind w:left="400" w:hanging="360"/>
+      </w:pPr>
+      <w:rPr>
+        <w:rFonts w:hint="default"/>
+        <w:b/>
+      </w:rPr>
+    </w:lvl>
+    <w:lvl w:ilvl="1" w:tplc="04090019" w:tentative="1">
+      <w:start w:val="1"/>
+      <w:numFmt w:val="lowerLetter"/>
+      <w:lvlText w:val="%2."/>
+      <w:lvlJc w:val="left"/>
+      <w:pPr>
+        <w:ind w:left="1120" w:hanging="360"/>
+      </w:pPr>
+    </w:lvl>
+    <w:lvl w:ilvl="2" w:tplc="0409001B" w:tentative="1">
+      <w:start w:val="1"/>
+      <w:numFmt w:val="lowerRoman"/>
+      <w:lvlText w:val="%3."/>
+      <w:lvlJc w:val="right"/>
+      <w:pPr>
+        <w:ind w:left="1840" w:hanging="180"/>
+      </w:pPr>
+    </w:lvl>
+    <w:lvl w:ilvl="3" w:tplc="0409000F" w:tentative="1">
+      <w:start w:val="1"/>
+      <w:numFmt w:val="decimal"/>
+      <w:lvlText w:val="%4."/>
+      <w:lvlJc w:val="left"/>
+      <w:pPr>
+        <w:ind w:left="2560" w:hanging="360"/>
+      </w:pPr>
+    </w:lvl>
+    <w:lvl w:ilvl="4" w:tplc="04090019" w:tentative="1">
+      <w:start w:val="1"/>
+      <w:numFmt w:val="lowerLetter"/>
+      <w:lvlText w:val="%5."/>
+      <w:lvlJc w:val="left"/>
+      <w:pPr>
+        <w:ind w:left="3280" w:hanging="360"/>
+      </w:pPr>
+    </w:lvl>
+    <w:lvl w:ilvl="5" w:tplc="0409001B" w:tentative="1">
+      <w:start w:val="1"/>
+      <w:numFmt w:val="lowerRoman"/>
+      <w:lvlText w:val="%6."/>
+      <w:lvlJc w:val="right"/>
+      <w:pPr>
+        <w:ind w:left="4000" w:hanging="180"/>
+      </w:pPr>
+    </w:lvl>
+    <w:lvl w:ilvl="6" w:tplc="0409000F" w:tentative="1">
+      <w:start w:val="1"/>
+      <w:numFmt w:val="decimal"/>
+      <w:lvlText w:val="%7."/>
+      <w:lvlJc w:val="left"/>
+      <w:pPr>
+        <w:ind w:left="4720" w:hanging="360"/>
+      </w:pPr>
+    </w:lvl>
+    <w:lvl w:ilvl="7" w:tplc="04090019" w:tentative="1">
+      <w:start w:val="1"/>
+      <w:numFmt w:val="lowerLetter"/>
+      <w:lvlText w:val="%8."/>
+      <w:lvlJc w:val="left"/>
+      <w:pPr>
+        <w:ind w:left="5440" w:hanging="360"/>
+      </w:pPr>
+    </w:lvl>
+    <w:lvl w:ilvl="8" w:tplc="0409001B" w:tentative="1">
+      <w:start w:val="1"/>
+      <w:numFmt w:val="lowerRoman"/>
+      <w:lvlText w:val="%9."/>
+      <w:lvlJc w:val="right"/>
+      <w:pPr>
+        <w:ind w:left="6160" w:hanging="180"/>
+      </w:pPr>
+    </w:lvl>
+  </w:abstractNum>
+  <w:abstractNum w:abstractNumId="8" w15:restartNumberingAfterBreak="0">
+    <w:nsid w:val="6C7D3546"/>
+    <w:multiLevelType w:val="multilevel"/>
+    <w:tmpl w:val="DC426522"/>
+    <w:lvl w:ilvl="0">
+      <w:start w:val="1"/>
+      <w:numFmt w:val="decimal"/>
+      <w:lvlText w:val="%1."/>
+      <w:lvlJc w:val="left"/>
+      <w:pPr>
+        <w:tabs>
+          <w:tab w:val="num" w:pos="720"/>
+        </w:tabs>
+        <w:ind w:left="720" w:hanging="360"/>
+      </w:pPr>
+    </w:lvl>
+    <w:lvl w:ilvl="1" w:tentative="1">
+      <w:start w:val="1"/>
+      <w:numFmt w:val="decimal"/>
+      <w:lvlText w:val="%2."/>
+      <w:lvlJc w:val="left"/>
+      <w:pPr>
+        <w:tabs>
+          <w:tab w:val="num" w:pos="1440"/>
+        </w:tabs>
+        <w:ind w:left="1440" w:hanging="360"/>
+      </w:pPr>
+    </w:lvl>
+    <w:lvl w:ilvl="2" w:tentative="1">
+      <w:start w:val="1"/>
+      <w:numFmt w:val="decimal"/>
+      <w:lvlText w:val="%3."/>
+      <w:lvlJc w:val="left"/>
+      <w:pPr>
+        <w:tabs>
+          <w:tab w:val="num" w:pos="2160"/>
+        </w:tabs>
+        <w:ind w:left="2160" w:hanging="360"/>
+      </w:pPr>
+    </w:lvl>
+    <w:lvl w:ilvl="3" w:tentative="1">
+      <w:start w:val="1"/>
+      <w:numFmt w:val="decimal"/>
+      <w:lvlText w:val="%4."/>
+      <w:lvlJc w:val="left"/>
+      <w:pPr>
+        <w:tabs>
+          <w:tab w:val="num" w:pos="2880"/>
+        </w:tabs>
+        <w:ind w:left="2880" w:hanging="360"/>
+      </w:pPr>
+    </w:lvl>
+    <w:lvl w:ilvl="4" w:tentative="1">
+      <w:start w:val="1"/>
+      <w:numFmt w:val="decimal"/>
+      <w:lvlText w:val="%5."/>
+      <w:lvlJc w:val="left"/>
+      <w:pPr>
+        <w:tabs>
+          <w:tab w:val="num" w:pos="3600"/>
+        </w:tabs>
+        <w:ind w:left="3600" w:hanging="360"/>
+      </w:pPr>
+    </w:lvl>
+    <w:lvl w:ilvl="5" w:tentative="1">
+      <w:start w:val="1"/>
+      <w:numFmt w:val="decimal"/>
+      <w:lvlText w:val="%6."/>
+      <w:lvlJc w:val="left"/>
+      <w:pPr>
+        <w:tabs>
+          <w:tab w:val="num" w:pos="4320"/>
+        </w:tabs>
+        <w:ind w:left="4320" w:hanging="360"/>
+      </w:pPr>
+    </w:lvl>
+    <w:lvl w:ilvl="6" w:tentative="1">
+      <w:start w:val="1"/>
+      <w:numFmt w:val="decimal"/>
+      <w:lvlText w:val="%7."/>
+      <w:lvlJc w:val="left"/>
+      <w:pPr>
+        <w:tabs>
+          <w:tab w:val="num" w:pos="5040"/>
+        </w:tabs>
+        <w:ind w:left="5040" w:hanging="360"/>
+      </w:pPr>
+    </w:lvl>
+    <w:lvl w:ilvl="7" w:tentative="1">
+      <w:start w:val="1"/>
+      <w:numFmt w:val="decimal"/>
+      <w:lvlText w:val="%8."/>
+      <w:lvlJc w:val="left"/>
+      <w:pPr>
+        <w:tabs>
+          <w:tab w:val="num" w:pos="5760"/>
+        </w:tabs>
+        <w:ind w:left="5760" w:hanging="360"/>
+      </w:pPr>
+    </w:lvl>
+    <w:lvl w:ilvl="8" w:tentative="1">
+      <w:start w:val="1"/>
+      <w:numFmt w:val="decimal"/>
+      <w:lvlText w:val="%9."/>
+      <w:lvlJc w:val="left"/>
+      <w:pPr>
+        <w:tabs>
+          <w:tab w:val="num" w:pos="6480"/>
+        </w:tabs>
+        <w:ind w:left="6480" w:hanging="360"/>
+      </w:pPr>
+    </w:lvl>
+  </w:abstractNum>
+  <w:abstractNum w:abstractNumId="9" w15:restartNumberingAfterBreak="0">
+    <w:nsid w:val="73525B0B"/>
+    <w:multiLevelType w:val="hybridMultilevel"/>
+    <w:tmpl w:val="60CE1518"/>
+    <w:lvl w:ilvl="0" w:tplc="29B2F49A">
+      <w:start w:val="1"/>
+      <w:numFmt w:val="decimal"/>
+      <w:lvlText w:val="%1"/>
+      <w:lvlJc w:val="left"/>
+      <w:pPr>
+        <w:ind w:left="440" w:hanging="360"/>
+      </w:pPr>
+      <w:rPr>
+        <w:rFonts w:eastAsiaTheme="majorEastAsia" w:hint="default"/>
+        <w:b/>
+      </w:rPr>
+    </w:lvl>
+    <w:lvl w:ilvl="1" w:tplc="04090019" w:tentative="1">
+      <w:start w:val="1"/>
+      <w:numFmt w:val="lowerLetter"/>
+      <w:lvlText w:val="%2."/>
+      <w:lvlJc w:val="left"/>
+      <w:pPr>
+        <w:ind w:left="1160" w:hanging="360"/>
+      </w:pPr>
+    </w:lvl>
+    <w:lvl w:ilvl="2" w:tplc="0409001B" w:tentative="1">
+      <w:start w:val="1"/>
+      <w:numFmt w:val="lowerRoman"/>
+      <w:lvlText w:val="%3."/>
+      <w:lvlJc w:val="right"/>
+      <w:pPr>
+        <w:ind w:left="1880" w:hanging="180"/>
+      </w:pPr>
+    </w:lvl>
+    <w:lvl w:ilvl="3" w:tplc="0409000F" w:tentative="1">
+      <w:start w:val="1"/>
+      <w:numFmt w:val="decimal"/>
+      <w:lvlText w:val="%4."/>
+      <w:lvlJc w:val="left"/>
+      <w:pPr>
+        <w:ind w:left="2600" w:hanging="360"/>
+      </w:pPr>
+    </w:lvl>
+    <w:lvl w:ilvl="4" w:tplc="04090019" w:tentative="1">
+      <w:start w:val="1"/>
+      <w:numFmt w:val="lowerLetter"/>
+      <w:lvlText w:val="%5."/>
+      <w:lvlJc w:val="left"/>
+      <w:pPr>
+        <w:ind w:left="3320" w:hanging="360"/>
+      </w:pPr>
+    </w:lvl>
+    <w:lvl w:ilvl="5" w:tplc="0409001B" w:tentative="1">
+      <w:start w:val="1"/>
+      <w:numFmt w:val="lowerRoman"/>
+      <w:lvlText w:val="%6."/>
+      <w:lvlJc w:val="right"/>
+      <w:pPr>
+        <w:ind w:left="4040" w:hanging="180"/>
+      </w:pPr>
+    </w:lvl>
+    <w:lvl w:ilvl="6" w:tplc="0409000F" w:tentative="1">
+      <w:start w:val="1"/>
+      <w:numFmt w:val="decimal"/>
+      <w:lvlText w:val="%7."/>
+      <w:lvlJc w:val="left"/>
+      <w:pPr>
+        <w:ind w:left="4760" w:hanging="360"/>
+      </w:pPr>
+    </w:lvl>
+    <w:lvl w:ilvl="7" w:tplc="04090019" w:tentative="1">
+      <w:start w:val="1"/>
+      <w:numFmt w:val="lowerLetter"/>
+      <w:lvlText w:val="%8."/>
+      <w:lvlJc w:val="left"/>
+      <w:pPr>
+        <w:ind w:left="5480" w:hanging="360"/>
+      </w:pPr>
+    </w:lvl>
+    <w:lvl w:ilvl="8" w:tplc="0409001B" w:tentative="1">
+      <w:start w:val="1"/>
+      <w:numFmt w:val="lowerRoman"/>
+      <w:lvlText w:val="%9."/>
+      <w:lvlJc w:val="right"/>
+      <w:pPr>
+        <w:ind w:left="6200" w:hanging="180"/>
+      </w:pPr>
+    </w:lvl>
+  </w:abstractNum>
+  <w:abstractNum w:abstractNumId="10" w15:restartNumberingAfterBreak="0">
+    <w:nsid w:val="78F17F7D"/>
+    <w:multiLevelType w:val="multilevel"/>
+    <w:tmpl w:val="6A5CAC10"/>
+    <w:lvl w:ilvl="0">
+      <w:start w:val="1"/>
+      <w:numFmt w:val="decimal"/>
+      <w:lvlText w:val="%1."/>
+      <w:lvlJc w:val="left"/>
+      <w:pPr>
+        <w:tabs>
+          <w:tab w:val="num" w:pos="720"/>
+        </w:tabs>
+        <w:ind w:left="720" w:hanging="360"/>
+      </w:pPr>
+    </w:lvl>
+    <w:lvl w:ilvl="1" w:tentative="1">
+      <w:start w:val="1"/>
+      <w:numFmt w:val="decimal"/>
+      <w:lvlText w:val="%2."/>
+      <w:lvlJc w:val="left"/>
+      <w:pPr>
+        <w:tabs>
+          <w:tab w:val="num" w:pos="1440"/>
+        </w:tabs>
+        <w:ind w:left="1440" w:hanging="360"/>
+      </w:pPr>
+    </w:lvl>
+    <w:lvl w:ilvl="2" w:tentative="1">
+      <w:start w:val="1"/>
+      <w:numFmt w:val="decimal"/>
+      <w:lvlText w:val="%3."/>
+      <w:lvlJc w:val="left"/>
+      <w:pPr>
+        <w:tabs>
+          <w:tab w:val="num" w:pos="2160"/>
+        </w:tabs>
+        <w:ind w:left="2160" w:hanging="360"/>
+      </w:pPr>
+    </w:lvl>
+    <w:lvl w:ilvl="3" w:tentative="1">
+      <w:start w:val="1"/>
+      <w:numFmt w:val="decimal"/>
+      <w:lvlText w:val="%4."/>
+      <w:lvlJc w:val="left"/>
+      <w:pPr>
+        <w:tabs>
+          <w:tab w:val="num" w:pos="2880"/>
+        </w:tabs>
+        <w:ind w:left="2880" w:hanging="360"/>
+      </w:pPr>
+    </w:lvl>
+    <w:lvl w:ilvl="4" w:tentative="1">
+      <w:start w:val="1"/>
+      <w:numFmt w:val="decimal"/>
+      <w:lvlText w:val="%5."/>
+      <w:lvlJc w:val="left"/>
+      <w:pPr>
+        <w:tabs>
+          <w:tab w:val="num" w:pos="3600"/>
+        </w:tabs>
+        <w:ind w:left="3600" w:hanging="360"/>
+      </w:pPr>
+    </w:lvl>
+    <w:lvl w:ilvl="5" w:tentative="1">
+      <w:start w:val="1"/>
+      <w:numFmt w:val="decimal"/>
+      <w:lvlText w:val="%6."/>
+      <w:lvlJc w:val="left"/>
+      <w:pPr>
+        <w:tabs>
+          <w:tab w:val="num" w:pos="4320"/>
+        </w:tabs>
+        <w:ind w:left="4320" w:hanging="360"/>
+      </w:pPr>
+    </w:lvl>
+    <w:lvl w:ilvl="6" w:tentative="1">
+      <w:start w:val="1"/>
+      <w:numFmt w:val="decimal"/>
+      <w:lvlText w:val="%7."/>
+      <w:lvlJc w:val="left"/>
+      <w:pPr>
+        <w:tabs>
+          <w:tab w:val="num" w:pos="5040"/>
+        </w:tabs>
+        <w:ind w:left="5040" w:hanging="360"/>
+      </w:pPr>
+    </w:lvl>
+    <w:lvl w:ilvl="7" w:tentative="1">
+      <w:start w:val="1"/>
+      <w:numFmt w:val="decimal"/>
+      <w:lvlText w:val="%8."/>
+      <w:lvlJc w:val="left"/>
+      <w:pPr>
+        <w:tabs>
+          <w:tab w:val="num" w:pos="5760"/>
+        </w:tabs>
+        <w:ind w:left="5760" w:hanging="360"/>
+      </w:pPr>
+    </w:lvl>
+    <w:lvl w:ilvl="8" w:tentative="1">
+      <w:start w:val="1"/>
+      <w:numFmt w:val="decimal"/>
+      <w:lvlText w:val="%9."/>
+      <w:lvlJc w:val="left"/>
+      <w:pPr>
+        <w:tabs>
+          <w:tab w:val="num" w:pos="6480"/>
+        </w:tabs>
+        <w:ind w:left="6480" w:hanging="360"/>
+      </w:pPr>
+    </w:lvl>
+  </w:abstractNum>
+  <w:num w:numId="1" w16cid:durableId="1522470385">
+    <w:abstractNumId w:val="10"/>
+    <w:lvlOverride w:ilvl="0">
+      <w:startOverride w:val="1"/>
+    </w:lvlOverride>
+  </w:num>
+  <w:num w:numId="2" w16cid:durableId="1682243783">
+    <w:abstractNumId w:val="2"/>
+    <w:lvlOverride w:ilvl="0">
+      <w:startOverride w:val="2"/>
+    </w:lvlOverride>
+  </w:num>
+  <w:num w:numId="3" w16cid:durableId="981812550">
+    <w:abstractNumId w:val="8"/>
+    <w:lvlOverride w:ilvl="0">
+      <w:startOverride w:val="3"/>
+    </w:lvlOverride>
+  </w:num>
+  <w:num w:numId="4" w16cid:durableId="643656131">
+    <w:abstractNumId w:val="5"/>
+    <w:lvlOverride w:ilvl="0">
+      <w:startOverride w:val="4"/>
+    </w:lvlOverride>
+  </w:num>
+  <w:num w:numId="5" w16cid:durableId="1707026697">
+    <w:abstractNumId w:val="4"/>
+    <w:lvlOverride w:ilvl="0">
+      <w:startOverride w:val="5"/>
+    </w:lvlOverride>
+  </w:num>
+  <w:num w:numId="6" w16cid:durableId="1718429084">
+    <w:abstractNumId w:val="3"/>
+  </w:num>
+  <w:num w:numId="7" w16cid:durableId="721053762">
+    <w:abstractNumId w:val="0"/>
+  </w:num>
+  <w:num w:numId="8" w16cid:durableId="1424178743">
+    <w:abstractNumId w:val="6"/>
+  </w:num>
+  <w:num w:numId="9" w16cid:durableId="958684973">
+    <w:abstractNumId w:val="9"/>
+  </w:num>
+  <w:num w:numId="10" w16cid:durableId="1585722498">
+    <w:abstractNumId w:val="1"/>
+  </w:num>
+  <w:num w:numId="11" w16cid:durableId="1632786079">
+    <w:abstractNumId w:val="7"/>
+  </w:num>
+</w:numbering>
 </file>
 
 <file path=word/styles.xml><?xml version="1.0" encoding="utf-8"?>
@@ -1321,12 +3832,15 @@
   <w:style w:type="paragraph" w:default="1" w:styleId="Normal">
     <w:name w:val="Normal"/>
     <w:qFormat/>
-    <w:rsid w:val="00CA526B"/>
+    <w:rsid w:val="004B31CB"/>
     <w:pPr>
-      <w:spacing w:after="0"/>
+      <w:spacing w:after="0" w:line="240" w:lineRule="auto"/>
     </w:pPr>
     <w:rPr>
+      <w:rFonts w:eastAsia="Times New Roman" w:cs="Times New Roman"/>
+      <w:kern w:val="0"/>
       <w:sz w:val="19"/>
+      <w14:ligatures w14:val="none"/>
     </w:rPr>
   </w:style>
   <w:style w:type="paragraph" w:styleId="Heading1">
@@ -1676,7 +4190,6 @@
     <w:qFormat/>
     <w:rsid w:val="00CA526B"/>
     <w:pPr>
-      <w:spacing w:line="240" w:lineRule="auto"/>
       <w:contextualSpacing/>
     </w:pPr>
     <w:rPr>
@@ -1870,6 +4383,21 @@
     <w:rPr>
       <w:color w:val="666666"/>
     </w:rPr>
+  </w:style>
+  <w:style w:type="character" w:customStyle="1" w:styleId="markdown-bold-text">
+    <w:name w:val="markdown-bold-text"/>
+    <w:basedOn w:val="DefaultParagraphFont"/>
+    <w:rsid w:val="00D76552"/>
+  </w:style>
+  <w:style w:type="character" w:customStyle="1" w:styleId="markdown-inline-code">
+    <w:name w:val="markdown-inline-code"/>
+    <w:basedOn w:val="DefaultParagraphFont"/>
+    <w:rsid w:val="00D76552"/>
+  </w:style>
+  <w:style w:type="character" w:customStyle="1" w:styleId="markdown-italics-text">
+    <w:name w:val="markdown-italics-text"/>
+    <w:basedOn w:val="DefaultParagraphFont"/>
+    <w:rsid w:val="00D76552"/>
   </w:style>
 </w:styles>
 </file>
@@ -2167,4 +4695,16 @@
     </a:ext>
   </a:extLst>
 </a:theme>
+</file>
+
+<file path=customXml/item1.xml><?xml version="1.0" encoding="utf-8"?>
+<b:Sources xmlns:b="http://schemas.openxmlformats.org/officeDocument/2006/bibliography" xmlns="http://schemas.openxmlformats.org/officeDocument/2006/bibliography" SelectedStyle="/APASixthEditionOfficeOnline.xsl" StyleName="APA" Version="6"/>
+</file>
+
+<file path=customXml/itemProps1.xml><?xml version="1.0" encoding="utf-8"?>
+<ds:datastoreItem xmlns:ds="http://schemas.openxmlformats.org/officeDocument/2006/customXml" ds:itemID="{9720411F-B520-9142-8D5D-8D5EA5988884}">
+  <ds:schemaRefs>
+    <ds:schemaRef ds:uri="http://schemas.openxmlformats.org/officeDocument/2006/bibliography"/>
+  </ds:schemaRefs>
+</ds:datastoreItem>
 </file>
--- a/docs/Diving_into_Attention_implementations_via_well_constructed_toy_examples.docx
+++ b/docs/Diving_into_Attention_implementations_via_well_constructed_toy_examples.docx
@@ -1133,6 +1133,200 @@
       <w:bookmarkEnd w:id="0"/>
     </w:p>
     <w:p/>
+    <w:p>
+      <w:r>
+        <w:t>A plain RNN would compute the hidden state with a single equation:</w:t>
+      </w:r>
+    </w:p>
+    <w:p/>
+    <w:p>
+      <m:oMath>
+        <m:sSub>
+          <m:sSubPr>
+            <m:ctrlPr>
+              <w:rPr>
+                <w:rFonts w:ascii="Cambria Math" w:hAnsi="Cambria Math"/>
+                <w:i/>
+              </w:rPr>
+            </m:ctrlPr>
+          </m:sSubPr>
+          <m:e>
+            <m:r>
+              <w:rPr>
+                <w:rFonts w:ascii="Cambria Math" w:hAnsi="Cambria Math"/>
+              </w:rPr>
+              <m:t>h</m:t>
+            </m:r>
+          </m:e>
+          <m:sub>
+            <m:r>
+              <w:rPr>
+                <w:rFonts w:ascii="Cambria Math" w:hAnsi="Cambria Math"/>
+              </w:rPr>
+              <m:t>i</m:t>
+            </m:r>
+          </m:sub>
+        </m:sSub>
+        <m:r>
+          <w:rPr>
+            <w:rFonts w:ascii="Cambria Math" w:hAnsi="Cambria Math"/>
+          </w:rPr>
+          <m:t>=</m:t>
+        </m:r>
+        <m:r>
+          <m:rPr>
+            <m:sty m:val="p"/>
+          </m:rPr>
+          <w:rPr>
+            <w:rFonts w:ascii="Cambria Math" w:hAnsi="Cambria Math"/>
+          </w:rPr>
+          <m:t>tanh</m:t>
+        </m:r>
+        <m:d>
+          <m:dPr>
+            <m:ctrlPr>
+              <w:rPr>
+                <w:rFonts w:ascii="Cambria Math" w:hAnsi="Cambria Math"/>
+                <w:i/>
+              </w:rPr>
+            </m:ctrlPr>
+          </m:dPr>
+          <m:e>
+            <m:sSub>
+              <m:sSubPr>
+                <m:ctrlPr>
+                  <w:rPr>
+                    <w:rFonts w:ascii="Cambria Math" w:hAnsi="Cambria Math"/>
+                    <w:i/>
+                  </w:rPr>
+                </m:ctrlPr>
+              </m:sSubPr>
+              <m:e>
+                <m:r>
+                  <w:rPr>
+                    <w:rFonts w:ascii="Cambria Math" w:hAnsi="Cambria Math"/>
+                  </w:rPr>
+                  <m:t>W</m:t>
+                </m:r>
+              </m:e>
+              <m:sub>
+                <m:r>
+                  <w:rPr>
+                    <w:rFonts w:ascii="Cambria Math" w:hAnsi="Cambria Math"/>
+                  </w:rPr>
+                  <m:t>hh</m:t>
+                </m:r>
+              </m:sub>
+            </m:sSub>
+            <m:sSub>
+              <m:sSubPr>
+                <m:ctrlPr>
+                  <w:rPr>
+                    <w:rFonts w:ascii="Cambria Math" w:hAnsi="Cambria Math"/>
+                    <w:i/>
+                  </w:rPr>
+                </m:ctrlPr>
+              </m:sSubPr>
+              <m:e>
+                <m:r>
+                  <w:rPr>
+                    <w:rFonts w:ascii="Cambria Math" w:hAnsi="Cambria Math"/>
+                  </w:rPr>
+                  <m:t>h</m:t>
+                </m:r>
+              </m:e>
+              <m:sub>
+                <m:r>
+                  <w:rPr>
+                    <w:rFonts w:ascii="Cambria Math" w:hAnsi="Cambria Math"/>
+                  </w:rPr>
+                  <m:t>i-1</m:t>
+                </m:r>
+              </m:sub>
+            </m:sSub>
+            <m:r>
+              <w:rPr>
+                <w:rFonts w:ascii="Cambria Math" w:hAnsi="Cambria Math"/>
+              </w:rPr>
+              <m:t>+</m:t>
+            </m:r>
+            <m:sSub>
+              <m:sSubPr>
+                <m:ctrlPr>
+                  <w:rPr>
+                    <w:rFonts w:ascii="Cambria Math" w:hAnsi="Cambria Math"/>
+                    <w:i/>
+                  </w:rPr>
+                </m:ctrlPr>
+              </m:sSubPr>
+              <m:e>
+                <m:r>
+                  <w:rPr>
+                    <w:rFonts w:ascii="Cambria Math" w:hAnsi="Cambria Math"/>
+                  </w:rPr>
+                  <m:t>W</m:t>
+                </m:r>
+              </m:e>
+              <m:sub>
+                <m:r>
+                  <w:rPr>
+                    <w:rFonts w:ascii="Cambria Math" w:hAnsi="Cambria Math"/>
+                  </w:rPr>
+                  <m:t>xh</m:t>
+                </m:r>
+              </m:sub>
+            </m:sSub>
+            <m:sSub>
+              <m:sSubPr>
+                <m:ctrlPr>
+                  <w:rPr>
+                    <w:rFonts w:ascii="Cambria Math" w:hAnsi="Cambria Math"/>
+                    <w:i/>
+                  </w:rPr>
+                </m:ctrlPr>
+              </m:sSubPr>
+              <m:e>
+                <m:r>
+                  <w:rPr>
+                    <w:rFonts w:ascii="Cambria Math" w:hAnsi="Cambria Math"/>
+                  </w:rPr>
+                  <m:t>x</m:t>
+                </m:r>
+              </m:e>
+              <m:sub>
+                <m:r>
+                  <w:rPr>
+                    <w:rFonts w:ascii="Cambria Math" w:hAnsi="Cambria Math"/>
+                  </w:rPr>
+                  <m:t>i</m:t>
+                </m:r>
+              </m:sub>
+            </m:sSub>
+            <m:r>
+              <w:rPr>
+                <w:rFonts w:ascii="Cambria Math" w:hAnsi="Cambria Math"/>
+              </w:rPr>
+              <m:t>+b</m:t>
+            </m:r>
+          </m:e>
+        </m:d>
+      </m:oMath>
+      <w:r>
+        <w:t xml:space="preserve"> </w:t>
+      </w:r>
+    </w:p>
+    <w:p/>
+    <w:p>
+      <w:r>
+        <w:t>This is easy to understand but suffers from vanishing gradients — after many time steps the model forgets early tokens. That's why the notebook</w:t>
+      </w:r>
+      <w:r>
+        <w:t xml:space="preserve"> example [2]</w:t>
+      </w:r>
+      <w:r>
+        <w:t xml:space="preserve"> uses a GRU instead.</w:t>
+      </w:r>
+    </w:p>
     <w:p/>
     <w:p>
       <w:r>
@@ -1405,6 +1599,1202 @@
       <w:r>
         <w:t xml:space="preserve"> </w:t>
       </w:r>
+    </w:p>
+    <w:p/>
+    <w:p>
+      <w:r>
+        <w:t xml:space="preserve">2. </w:t>
+      </w:r>
+      <w:r>
+        <w:rPr>
+          <w:b/>
+          <w:bCs/>
+        </w:rPr>
+        <w:t>Update gate</w:t>
+      </w:r>
+      <w:r>
+        <w:t xml:space="preserve"> — decides the mix between keeping the old state and adopting the new candidate:</w:t>
+      </w:r>
+    </w:p>
+    <w:p/>
+    <w:p>
+      <m:oMath>
+        <m:sSub>
+          <m:sSubPr>
+            <m:ctrlPr>
+              <w:rPr>
+                <w:rFonts w:ascii="Cambria Math" w:hAnsi="Cambria Math"/>
+                <w:i/>
+              </w:rPr>
+            </m:ctrlPr>
+          </m:sSubPr>
+          <m:e>
+            <m:r>
+              <w:rPr>
+                <w:rFonts w:ascii="Cambria Math" w:hAnsi="Cambria Math"/>
+              </w:rPr>
+              <m:t>z</m:t>
+            </m:r>
+          </m:e>
+          <m:sub>
+            <m:r>
+              <w:rPr>
+                <w:rFonts w:ascii="Cambria Math" w:hAnsi="Cambria Math"/>
+              </w:rPr>
+              <m:t>i</m:t>
+            </m:r>
+          </m:sub>
+        </m:sSub>
+        <m:r>
+          <w:rPr>
+            <w:rFonts w:ascii="Cambria Math" w:hAnsi="Cambria Math"/>
+          </w:rPr>
+          <m:t>=</m:t>
+        </m:r>
+        <m:r>
+          <w:rPr>
+            <w:rFonts w:ascii="Cambria Math" w:hAnsi="Cambria Math"/>
+          </w:rPr>
+          <m:t>σ</m:t>
+        </m:r>
+        <m:d>
+          <m:dPr>
+            <m:ctrlPr>
+              <w:rPr>
+                <w:rFonts w:ascii="Cambria Math" w:hAnsi="Cambria Math"/>
+                <w:i/>
+              </w:rPr>
+            </m:ctrlPr>
+          </m:dPr>
+          <m:e>
+            <m:sSub>
+              <m:sSubPr>
+                <m:ctrlPr>
+                  <w:rPr>
+                    <w:rFonts w:ascii="Cambria Math" w:hAnsi="Cambria Math"/>
+                    <w:i/>
+                  </w:rPr>
+                </m:ctrlPr>
+              </m:sSubPr>
+              <m:e>
+                <m:r>
+                  <w:rPr>
+                    <w:rFonts w:ascii="Cambria Math" w:hAnsi="Cambria Math"/>
+                  </w:rPr>
+                  <m:t>W</m:t>
+                </m:r>
+              </m:e>
+              <m:sub>
+                <m:r>
+                  <w:rPr>
+                    <w:rFonts w:ascii="Cambria Math" w:hAnsi="Cambria Math"/>
+                  </w:rPr>
+                  <m:t>z</m:t>
+                </m:r>
+              </m:sub>
+            </m:sSub>
+            <m:d>
+              <m:dPr>
+                <m:begChr m:val="["/>
+                <m:endChr m:val="]"/>
+                <m:ctrlPr>
+                  <w:rPr>
+                    <w:rFonts w:ascii="Cambria Math" w:hAnsi="Cambria Math"/>
+                    <w:i/>
+                  </w:rPr>
+                </m:ctrlPr>
+              </m:dPr>
+              <m:e>
+                <m:m>
+                  <m:mPr>
+                    <m:mcs>
+                      <m:mc>
+                        <m:mcPr>
+                          <m:count m:val="1"/>
+                          <m:mcJc m:val="center"/>
+                        </m:mcPr>
+                      </m:mc>
+                    </m:mcs>
+                    <m:ctrlPr>
+                      <w:rPr>
+                        <w:rFonts w:ascii="Cambria Math" w:hAnsi="Cambria Math"/>
+                        <w:i/>
+                      </w:rPr>
+                    </m:ctrlPr>
+                  </m:mPr>
+                  <m:mr>
+                    <m:e>
+                      <m:sSub>
+                        <m:sSubPr>
+                          <m:ctrlPr>
+                            <w:rPr>
+                              <w:rFonts w:ascii="Cambria Math" w:hAnsi="Cambria Math"/>
+                              <w:i/>
+                            </w:rPr>
+                          </m:ctrlPr>
+                        </m:sSubPr>
+                        <m:e>
+                          <m:r>
+                            <w:rPr>
+                              <w:rFonts w:ascii="Cambria Math" w:hAnsi="Cambria Math"/>
+                            </w:rPr>
+                            <m:t>h</m:t>
+                          </m:r>
+                        </m:e>
+                        <m:sub>
+                          <m:r>
+                            <w:rPr>
+                              <w:rFonts w:ascii="Cambria Math" w:hAnsi="Cambria Math"/>
+                            </w:rPr>
+                            <m:t>i-1</m:t>
+                          </m:r>
+                        </m:sub>
+                      </m:sSub>
+                    </m:e>
+                  </m:mr>
+                  <m:mr>
+                    <m:e>
+                      <m:sSub>
+                        <m:sSubPr>
+                          <m:ctrlPr>
+                            <w:rPr>
+                              <w:rFonts w:ascii="Cambria Math" w:hAnsi="Cambria Math"/>
+                              <w:i/>
+                            </w:rPr>
+                          </m:ctrlPr>
+                        </m:sSubPr>
+                        <m:e>
+                          <m:r>
+                            <w:rPr>
+                              <w:rFonts w:ascii="Cambria Math" w:hAnsi="Cambria Math"/>
+                            </w:rPr>
+                            <m:t>x</m:t>
+                          </m:r>
+                        </m:e>
+                        <m:sub>
+                          <m:r>
+                            <w:rPr>
+                              <w:rFonts w:ascii="Cambria Math" w:hAnsi="Cambria Math"/>
+                            </w:rPr>
+                            <m:t>i</m:t>
+                          </m:r>
+                        </m:sub>
+                      </m:sSub>
+                    </m:e>
+                  </m:mr>
+                </m:m>
+              </m:e>
+            </m:d>
+            <m:r>
+              <w:rPr>
+                <w:rFonts w:ascii="Cambria Math" w:hAnsi="Cambria Math"/>
+              </w:rPr>
+              <m:t>+</m:t>
+            </m:r>
+            <m:sSub>
+              <m:sSubPr>
+                <m:ctrlPr>
+                  <w:rPr>
+                    <w:rFonts w:ascii="Cambria Math" w:hAnsi="Cambria Math"/>
+                    <w:i/>
+                  </w:rPr>
+                </m:ctrlPr>
+              </m:sSubPr>
+              <m:e>
+                <m:r>
+                  <w:rPr>
+                    <w:rFonts w:ascii="Cambria Math" w:hAnsi="Cambria Math"/>
+                  </w:rPr>
+                  <m:t>b</m:t>
+                </m:r>
+              </m:e>
+              <m:sub>
+                <m:r>
+                  <w:rPr>
+                    <w:rFonts w:ascii="Cambria Math" w:hAnsi="Cambria Math"/>
+                  </w:rPr>
+                  <m:t>z</m:t>
+                </m:r>
+              </m:sub>
+            </m:sSub>
+          </m:e>
+        </m:d>
+      </m:oMath>
+      <w:r>
+        <w:t xml:space="preserve"> </w:t>
+      </w:r>
+    </w:p>
+    <w:p/>
+    <w:p>
+      <w:r>
+        <w:t>3</w:t>
+      </w:r>
+      <w:r>
+        <w:t xml:space="preserve">. </w:t>
+      </w:r>
+      <w:r>
+        <w:rPr>
+          <w:b/>
+          <w:bCs/>
+        </w:rPr>
+        <w:t>Candidate hidden state</w:t>
+      </w:r>
+      <w:r>
+        <w:t xml:space="preserve"> — a proposed new state, where the reset gate can zero out parts of </w:t>
+      </w:r>
+      <m:oMath>
+        <m:sSub>
+          <m:sSubPr>
+            <m:ctrlPr>
+              <w:rPr>
+                <w:rFonts w:ascii="Cambria Math" w:hAnsi="Cambria Math"/>
+                <w:i/>
+              </w:rPr>
+            </m:ctrlPr>
+          </m:sSubPr>
+          <m:e>
+            <m:r>
+              <w:rPr>
+                <w:rFonts w:ascii="Cambria Math" w:hAnsi="Cambria Math"/>
+              </w:rPr>
+              <m:t>h</m:t>
+            </m:r>
+          </m:e>
+          <m:sub>
+            <m:r>
+              <w:rPr>
+                <w:rFonts w:ascii="Cambria Math" w:hAnsi="Cambria Math"/>
+              </w:rPr>
+              <m:t>i-1</m:t>
+            </m:r>
+          </m:sub>
+        </m:sSub>
+      </m:oMath>
+      <w:r>
+        <w:t>:</w:t>
+      </w:r>
+    </w:p>
+    <w:p/>
+    <w:p>
+      <m:oMath>
+        <m:sSub>
+          <m:sSubPr>
+            <m:ctrlPr>
+              <w:rPr>
+                <w:rFonts w:ascii="Cambria Math" w:hAnsi="Cambria Math"/>
+                <w:i/>
+              </w:rPr>
+            </m:ctrlPr>
+          </m:sSubPr>
+          <m:e>
+            <m:acc>
+              <m:accPr>
+                <m:chr m:val="̃"/>
+                <m:ctrlPr>
+                  <w:rPr>
+                    <w:rFonts w:ascii="Cambria Math" w:hAnsi="Cambria Math"/>
+                    <w:i/>
+                  </w:rPr>
+                </m:ctrlPr>
+              </m:accPr>
+              <m:e>
+                <m:r>
+                  <w:rPr>
+                    <w:rFonts w:ascii="Cambria Math" w:hAnsi="Cambria Math"/>
+                  </w:rPr>
+                  <m:t>h</m:t>
+                </m:r>
+              </m:e>
+            </m:acc>
+          </m:e>
+          <m:sub>
+            <m:r>
+              <w:rPr>
+                <w:rFonts w:ascii="Cambria Math" w:hAnsi="Cambria Math"/>
+              </w:rPr>
+              <m:t>i</m:t>
+            </m:r>
+          </m:sub>
+        </m:sSub>
+        <m:r>
+          <w:rPr>
+            <w:rFonts w:ascii="Cambria Math" w:hAnsi="Cambria Math"/>
+          </w:rPr>
+          <m:t>=</m:t>
+        </m:r>
+        <m:r>
+          <m:rPr>
+            <m:sty m:val="p"/>
+          </m:rPr>
+          <w:rPr>
+            <w:rFonts w:ascii="Cambria Math" w:hAnsi="Cambria Math"/>
+          </w:rPr>
+          <m:t>tanh</m:t>
+        </m:r>
+        <m:d>
+          <m:dPr>
+            <m:ctrlPr>
+              <w:rPr>
+                <w:rFonts w:ascii="Cambria Math" w:hAnsi="Cambria Math"/>
+                <w:i/>
+              </w:rPr>
+            </m:ctrlPr>
+          </m:dPr>
+          <m:e>
+            <m:sSub>
+              <m:sSubPr>
+                <m:ctrlPr>
+                  <w:rPr>
+                    <w:rFonts w:ascii="Cambria Math" w:hAnsi="Cambria Math"/>
+                    <w:i/>
+                  </w:rPr>
+                </m:ctrlPr>
+              </m:sSubPr>
+              <m:e>
+                <m:r>
+                  <w:rPr>
+                    <w:rFonts w:ascii="Cambria Math" w:hAnsi="Cambria Math"/>
+                  </w:rPr>
+                  <m:t>W</m:t>
+                </m:r>
+              </m:e>
+              <m:sub>
+                <m:r>
+                  <w:rPr>
+                    <w:rFonts w:ascii="Cambria Math" w:hAnsi="Cambria Math"/>
+                  </w:rPr>
+                  <m:t>h</m:t>
+                </m:r>
+              </m:sub>
+            </m:sSub>
+            <m:d>
+              <m:dPr>
+                <m:begChr m:val="["/>
+                <m:endChr m:val="]"/>
+                <m:ctrlPr>
+                  <w:rPr>
+                    <w:rFonts w:ascii="Cambria Math" w:hAnsi="Cambria Math"/>
+                    <w:i/>
+                  </w:rPr>
+                </m:ctrlPr>
+              </m:dPr>
+              <m:e>
+                <m:m>
+                  <m:mPr>
+                    <m:mcs>
+                      <m:mc>
+                        <m:mcPr>
+                          <m:count m:val="1"/>
+                          <m:mcJc m:val="center"/>
+                        </m:mcPr>
+                      </m:mc>
+                    </m:mcs>
+                    <m:ctrlPr>
+                      <w:rPr>
+                        <w:rFonts w:ascii="Cambria Math" w:hAnsi="Cambria Math"/>
+                        <w:i/>
+                      </w:rPr>
+                    </m:ctrlPr>
+                  </m:mPr>
+                  <m:mr>
+                    <m:e>
+                      <m:sSub>
+                        <m:sSubPr>
+                          <m:ctrlPr>
+                            <w:rPr>
+                              <w:rFonts w:ascii="Cambria Math" w:hAnsi="Cambria Math"/>
+                              <w:i/>
+                            </w:rPr>
+                          </m:ctrlPr>
+                        </m:sSubPr>
+                        <m:e>
+                          <m:r>
+                            <w:rPr>
+                              <w:rFonts w:ascii="Cambria Math" w:hAnsi="Cambria Math"/>
+                            </w:rPr>
+                            <m:t>r</m:t>
+                          </m:r>
+                        </m:e>
+                        <m:sub>
+                          <m:r>
+                            <w:rPr>
+                              <w:rFonts w:ascii="Cambria Math" w:hAnsi="Cambria Math"/>
+                            </w:rPr>
+                            <m:t>i</m:t>
+                          </m:r>
+                        </m:sub>
+                      </m:sSub>
+                      <m:r>
+                        <w:rPr>
+                          <w:rFonts w:ascii="Cambria Math" w:hAnsi="Cambria Math"/>
+                        </w:rPr>
+                        <m:t>⊙</m:t>
+                      </m:r>
+                      <m:sSub>
+                        <m:sSubPr>
+                          <m:ctrlPr>
+                            <w:rPr>
+                              <w:rFonts w:ascii="Cambria Math" w:hAnsi="Cambria Math"/>
+                              <w:i/>
+                            </w:rPr>
+                          </m:ctrlPr>
+                        </m:sSubPr>
+                        <m:e>
+                          <m:r>
+                            <w:rPr>
+                              <w:rFonts w:ascii="Cambria Math" w:hAnsi="Cambria Math"/>
+                            </w:rPr>
+                            <m:t>h</m:t>
+                          </m:r>
+                        </m:e>
+                        <m:sub>
+                          <m:r>
+                            <w:rPr>
+                              <w:rFonts w:ascii="Cambria Math" w:hAnsi="Cambria Math"/>
+                            </w:rPr>
+                            <m:t>i-1</m:t>
+                          </m:r>
+                        </m:sub>
+                      </m:sSub>
+                    </m:e>
+                  </m:mr>
+                  <m:mr>
+                    <m:e>
+                      <m:sSub>
+                        <m:sSubPr>
+                          <m:ctrlPr>
+                            <w:rPr>
+                              <w:rFonts w:ascii="Cambria Math" w:hAnsi="Cambria Math"/>
+                              <w:i/>
+                            </w:rPr>
+                          </m:ctrlPr>
+                        </m:sSubPr>
+                        <m:e>
+                          <m:r>
+                            <w:rPr>
+                              <w:rFonts w:ascii="Cambria Math" w:hAnsi="Cambria Math"/>
+                            </w:rPr>
+                            <m:t>x</m:t>
+                          </m:r>
+                        </m:e>
+                        <m:sub>
+                          <m:r>
+                            <w:rPr>
+                              <w:rFonts w:ascii="Cambria Math" w:hAnsi="Cambria Math"/>
+                            </w:rPr>
+                            <m:t>i</m:t>
+                          </m:r>
+                        </m:sub>
+                      </m:sSub>
+                    </m:e>
+                  </m:mr>
+                </m:m>
+              </m:e>
+            </m:d>
+            <m:r>
+              <w:rPr>
+                <w:rFonts w:ascii="Cambria Math" w:hAnsi="Cambria Math"/>
+              </w:rPr>
+              <m:t>+</m:t>
+            </m:r>
+            <m:sSub>
+              <m:sSubPr>
+                <m:ctrlPr>
+                  <w:rPr>
+                    <w:rFonts w:ascii="Cambria Math" w:hAnsi="Cambria Math"/>
+                    <w:i/>
+                  </w:rPr>
+                </m:ctrlPr>
+              </m:sSubPr>
+              <m:e>
+                <m:r>
+                  <w:rPr>
+                    <w:rFonts w:ascii="Cambria Math" w:hAnsi="Cambria Math"/>
+                  </w:rPr>
+                  <m:t>b</m:t>
+                </m:r>
+              </m:e>
+              <m:sub>
+                <m:r>
+                  <w:rPr>
+                    <w:rFonts w:ascii="Cambria Math" w:hAnsi="Cambria Math"/>
+                  </w:rPr>
+                  <m:t>h</m:t>
+                </m:r>
+              </m:sub>
+            </m:sSub>
+          </m:e>
+        </m:d>
+      </m:oMath>
+      <w:r>
+        <w:t xml:space="preserve"> </w:t>
+      </w:r>
+    </w:p>
+    <w:p/>
+    <w:p>
+      <w:r>
+        <w:t xml:space="preserve">4. </w:t>
+      </w:r>
+      <w:r>
+        <w:rPr>
+          <w:b/>
+          <w:bCs/>
+        </w:rPr>
+        <w:t>Final hidden state</w:t>
+      </w:r>
+      <w:r>
+        <w:t xml:space="preserve"> — a gated interpolation between old and new:</w:t>
+      </w:r>
+    </w:p>
+    <w:p/>
+    <w:p>
+      <m:oMath>
+        <m:sSub>
+          <m:sSubPr>
+            <m:ctrlPr>
+              <w:rPr>
+                <w:rFonts w:ascii="Cambria Math" w:hAnsi="Cambria Math"/>
+                <w:i/>
+              </w:rPr>
+            </m:ctrlPr>
+          </m:sSubPr>
+          <m:e>
+            <m:r>
+              <w:rPr>
+                <w:rFonts w:ascii="Cambria Math" w:hAnsi="Cambria Math"/>
+              </w:rPr>
+              <m:t>h</m:t>
+            </m:r>
+          </m:e>
+          <m:sub>
+            <m:r>
+              <w:rPr>
+                <w:rFonts w:ascii="Cambria Math" w:hAnsi="Cambria Math"/>
+              </w:rPr>
+              <m:t>i</m:t>
+            </m:r>
+          </m:sub>
+        </m:sSub>
+        <m:r>
+          <w:rPr>
+            <w:rFonts w:ascii="Cambria Math" w:hAnsi="Cambria Math"/>
+          </w:rPr>
+          <m:t>=</m:t>
+        </m:r>
+        <m:d>
+          <m:dPr>
+            <m:ctrlPr>
+              <w:rPr>
+                <w:rFonts w:ascii="Cambria Math" w:hAnsi="Cambria Math"/>
+                <w:i/>
+              </w:rPr>
+            </m:ctrlPr>
+          </m:dPr>
+          <m:e>
+            <m:r>
+              <w:rPr>
+                <w:rFonts w:ascii="Cambria Math" w:hAnsi="Cambria Math"/>
+              </w:rPr>
+              <m:t>1-</m:t>
+            </m:r>
+            <m:sSub>
+              <m:sSubPr>
+                <m:ctrlPr>
+                  <w:rPr>
+                    <w:rFonts w:ascii="Cambria Math" w:hAnsi="Cambria Math"/>
+                    <w:i/>
+                  </w:rPr>
+                </m:ctrlPr>
+              </m:sSubPr>
+              <m:e>
+                <m:r>
+                  <w:rPr>
+                    <w:rFonts w:ascii="Cambria Math" w:hAnsi="Cambria Math"/>
+                  </w:rPr>
+                  <m:t>z</m:t>
+                </m:r>
+              </m:e>
+              <m:sub>
+                <m:r>
+                  <w:rPr>
+                    <w:rFonts w:ascii="Cambria Math" w:hAnsi="Cambria Math"/>
+                  </w:rPr>
+                  <m:t>i</m:t>
+                </m:r>
+              </m:sub>
+            </m:sSub>
+          </m:e>
+        </m:d>
+        <m:r>
+          <w:rPr>
+            <w:rFonts w:ascii="Cambria Math" w:hAnsi="Cambria Math"/>
+          </w:rPr>
+          <m:t>⊙</m:t>
+        </m:r>
+        <m:sSub>
+          <m:sSubPr>
+            <m:ctrlPr>
+              <w:rPr>
+                <w:rFonts w:ascii="Cambria Math" w:hAnsi="Cambria Math"/>
+                <w:i/>
+              </w:rPr>
+            </m:ctrlPr>
+          </m:sSubPr>
+          <m:e>
+            <m:r>
+              <w:rPr>
+                <w:rFonts w:ascii="Cambria Math" w:hAnsi="Cambria Math"/>
+              </w:rPr>
+              <m:t>h</m:t>
+            </m:r>
+          </m:e>
+          <m:sub>
+            <m:r>
+              <w:rPr>
+                <w:rFonts w:ascii="Cambria Math" w:hAnsi="Cambria Math"/>
+              </w:rPr>
+              <m:t>i-1</m:t>
+            </m:r>
+          </m:sub>
+        </m:sSub>
+        <m:r>
+          <w:rPr>
+            <w:rFonts w:ascii="Cambria Math" w:hAnsi="Cambria Math"/>
+          </w:rPr>
+          <m:t>+</m:t>
+        </m:r>
+        <m:sSub>
+          <m:sSubPr>
+            <m:ctrlPr>
+              <w:rPr>
+                <w:rFonts w:ascii="Cambria Math" w:hAnsi="Cambria Math"/>
+                <w:i/>
+              </w:rPr>
+            </m:ctrlPr>
+          </m:sSubPr>
+          <m:e>
+            <m:r>
+              <w:rPr>
+                <w:rFonts w:ascii="Cambria Math" w:hAnsi="Cambria Math"/>
+              </w:rPr>
+              <m:t>z</m:t>
+            </m:r>
+          </m:e>
+          <m:sub>
+            <m:r>
+              <w:rPr>
+                <w:rFonts w:ascii="Cambria Math" w:hAnsi="Cambria Math"/>
+              </w:rPr>
+              <m:t>i</m:t>
+            </m:r>
+          </m:sub>
+        </m:sSub>
+        <m:r>
+          <w:rPr>
+            <w:rFonts w:ascii="Cambria Math" w:hAnsi="Cambria Math"/>
+          </w:rPr>
+          <m:t>⊙</m:t>
+        </m:r>
+        <m:sSub>
+          <m:sSubPr>
+            <m:ctrlPr>
+              <w:rPr>
+                <w:rFonts w:ascii="Cambria Math" w:hAnsi="Cambria Math"/>
+                <w:i/>
+              </w:rPr>
+            </m:ctrlPr>
+          </m:sSubPr>
+          <m:e>
+            <m:acc>
+              <m:accPr>
+                <m:chr m:val="̃"/>
+                <m:ctrlPr>
+                  <w:rPr>
+                    <w:rFonts w:ascii="Cambria Math" w:hAnsi="Cambria Math"/>
+                    <w:i/>
+                  </w:rPr>
+                </m:ctrlPr>
+              </m:accPr>
+              <m:e>
+                <m:r>
+                  <w:rPr>
+                    <w:rFonts w:ascii="Cambria Math" w:hAnsi="Cambria Math"/>
+                  </w:rPr>
+                  <m:t>h</m:t>
+                </m:r>
+              </m:e>
+            </m:acc>
+          </m:e>
+          <m:sub>
+            <m:r>
+              <w:rPr>
+                <w:rFonts w:ascii="Cambria Math" w:hAnsi="Cambria Math"/>
+              </w:rPr>
+              <m:t>i</m:t>
+            </m:r>
+          </m:sub>
+        </m:sSub>
+      </m:oMath>
+      <w:r>
+        <w:t xml:space="preserve"> </w:t>
+      </w:r>
+    </w:p>
+    <w:p/>
+    <w:p>
+      <w:r>
+        <w:t>Where:</w:t>
+      </w:r>
+    </w:p>
+    <w:p/>
+    <w:p>
+      <m:oMath>
+        <m:r>
+          <w:rPr>
+            <w:rFonts w:ascii="Cambria Math" w:hAnsi="Cambria Math"/>
+          </w:rPr>
+          <m:t>σ</m:t>
+        </m:r>
+      </m:oMath>
+      <w:r>
+        <w:t xml:space="preserve"> is the sigmoid function (outputs in </w:t>
+      </w:r>
+      <m:oMath>
+        <m:r>
+          <w:rPr>
+            <w:rFonts w:ascii="Cambria Math" w:hAnsi="Cambria Math"/>
+          </w:rPr>
+          <m:t>[0,1]</m:t>
+        </m:r>
+      </m:oMath>
+      <w:r>
+        <w:t>)</w:t>
+      </w:r>
+    </w:p>
+    <w:p>
+      <m:oMath>
+        <m:r>
+          <w:rPr>
+            <w:rFonts w:ascii="Cambria Math" w:hAnsi="Cambria Math" w:cs="Cambria Math"/>
+          </w:rPr>
+          <m:t>⊙</m:t>
+        </m:r>
+      </m:oMath>
+      <w:r>
+        <w:t xml:space="preserve"> is element-wise multiplication</w:t>
+      </w:r>
+    </w:p>
+    <w:p>
+      <m:oMath>
+        <m:d>
+          <m:dPr>
+            <m:begChr m:val="["/>
+            <m:endChr m:val="]"/>
+            <m:ctrlPr>
+              <w:rPr>
+                <w:rFonts w:ascii="Cambria Math" w:hAnsi="Cambria Math"/>
+                <w:i/>
+              </w:rPr>
+            </m:ctrlPr>
+          </m:dPr>
+          <m:e>
+            <m:sSub>
+              <m:sSubPr>
+                <m:ctrlPr>
+                  <w:rPr>
+                    <w:rFonts w:ascii="Cambria Math" w:hAnsi="Cambria Math"/>
+                    <w:i/>
+                  </w:rPr>
+                </m:ctrlPr>
+              </m:sSubPr>
+              <m:e>
+                <m:r>
+                  <w:rPr>
+                    <w:rFonts w:ascii="Cambria Math" w:hAnsi="Cambria Math"/>
+                  </w:rPr>
+                  <m:t>h</m:t>
+                </m:r>
+              </m:e>
+              <m:sub>
+                <m:r>
+                  <w:rPr>
+                    <w:rFonts w:ascii="Cambria Math" w:hAnsi="Cambria Math"/>
+                  </w:rPr>
+                  <m:t>i-1</m:t>
+                </m:r>
+              </m:sub>
+            </m:sSub>
+            <m:r>
+              <w:rPr>
+                <w:rFonts w:ascii="Cambria Math" w:hAnsi="Cambria Math"/>
+              </w:rPr>
+              <m:t>;</m:t>
+            </m:r>
+            <m:sSub>
+              <m:sSubPr>
+                <m:ctrlPr>
+                  <w:rPr>
+                    <w:rFonts w:ascii="Cambria Math" w:hAnsi="Cambria Math"/>
+                    <w:i/>
+                  </w:rPr>
+                </m:ctrlPr>
+              </m:sSubPr>
+              <m:e>
+                <m:r>
+                  <w:rPr>
+                    <w:rFonts w:ascii="Cambria Math" w:hAnsi="Cambria Math"/>
+                  </w:rPr>
+                  <m:t>x</m:t>
+                </m:r>
+              </m:e>
+              <m:sub>
+                <m:r>
+                  <w:rPr>
+                    <w:rFonts w:ascii="Cambria Math" w:hAnsi="Cambria Math"/>
+                  </w:rPr>
+                  <m:t>i</m:t>
+                </m:r>
+              </m:sub>
+            </m:sSub>
+          </m:e>
+        </m:d>
+      </m:oMath>
+      <w:r>
+        <w:t xml:space="preserve"> </w:t>
+      </w:r>
+      <w:r>
+        <w:t>means concatenation of the two vectors</w:t>
+      </w:r>
+    </w:p>
+    <w:p/>
+    <w:p>
+      <w:r>
+        <w:t>What the gates do intuitively:</w:t>
+      </w:r>
+    </w:p>
+    <w:p/>
+    <w:tbl>
+      <w:tblPr>
+        <w:tblStyle w:val="TableGrid"/>
+        <w:tblW w:w="0" w:type="auto"/>
+        <w:tblLook w:val="04A0" w:firstRow="1" w:lastRow="0" w:firstColumn="1" w:lastColumn="0" w:noHBand="0" w:noVBand="1"/>
+      </w:tblPr>
+      <w:tblGrid>
+        <w:gridCol w:w="3116"/>
+        <w:gridCol w:w="3117"/>
+        <w:gridCol w:w="3117"/>
+      </w:tblGrid>
+      <w:tr>
+        <w:tc>
+          <w:tcPr>
+            <w:tcW w:w="3116" w:type="dxa"/>
+          </w:tcPr>
+          <w:p>
+            <w:pPr>
+              <w:keepNext/>
+              <w:keepLines/>
+            </w:pPr>
+            <w:r>
+              <w:lastRenderedPageBreak/>
+              <w:t>Gate</w:t>
+            </w:r>
+          </w:p>
+        </w:tc>
+        <w:tc>
+          <w:tcPr>
+            <w:tcW w:w="3117" w:type="dxa"/>
+          </w:tcPr>
+          <w:p>
+            <w:pPr>
+              <w:keepNext/>
+              <w:keepLines/>
+            </w:pPr>
+            <w:r>
+              <w:t>Value near 0</w:t>
+            </w:r>
+          </w:p>
+        </w:tc>
+        <w:tc>
+          <w:tcPr>
+            <w:tcW w:w="3117" w:type="dxa"/>
+          </w:tcPr>
+          <w:p>
+            <w:pPr>
+              <w:keepNext/>
+              <w:keepLines/>
+            </w:pPr>
+            <w:r>
+              <w:t>Value near 1</w:t>
+            </w:r>
+          </w:p>
+        </w:tc>
+      </w:tr>
+      <w:tr>
+        <w:tc>
+          <w:tcPr>
+            <w:tcW w:w="3116" w:type="dxa"/>
+          </w:tcPr>
+          <w:p>
+            <w:pPr>
+              <w:keepNext/>
+              <w:keepLines/>
+            </w:pPr>
+            <w:r>
+              <w:t xml:space="preserve">Reset </w:t>
+            </w:r>
+            <m:oMath>
+              <m:sSub>
+                <m:sSubPr>
+                  <m:ctrlPr>
+                    <w:rPr>
+                      <w:rFonts w:ascii="Cambria Math" w:hAnsi="Cambria Math"/>
+                      <w:i/>
+                    </w:rPr>
+                  </m:ctrlPr>
+                </m:sSubPr>
+                <m:e>
+                  <m:r>
+                    <w:rPr>
+                      <w:rFonts w:ascii="Cambria Math" w:hAnsi="Cambria Math"/>
+                    </w:rPr>
+                    <m:t>r</m:t>
+                  </m:r>
+                </m:e>
+                <m:sub>
+                  <m:r>
+                    <w:rPr>
+                      <w:rFonts w:ascii="Cambria Math" w:hAnsi="Cambria Math"/>
+                    </w:rPr>
+                    <m:t>i</m:t>
+                  </m:r>
+                </m:sub>
+              </m:sSub>
+            </m:oMath>
+          </w:p>
+        </w:tc>
+        <w:tc>
+          <w:tcPr>
+            <w:tcW w:w="3117" w:type="dxa"/>
+          </w:tcPr>
+          <w:p>
+            <w:pPr>
+              <w:keepNext/>
+              <w:keepLines/>
+            </w:pPr>
+            <w:r>
+              <w:t xml:space="preserve">Ignore previous hidden state </w:t>
+            </w:r>
+            <m:oMath>
+              <m:r>
+                <w:rPr>
+                  <w:rFonts w:ascii="Cambria Math" w:hAnsi="Cambria Math"/>
+                </w:rPr>
+                <m:t>→</m:t>
+              </m:r>
+            </m:oMath>
+            <w:r>
+              <w:t xml:space="preserve"> candidate is based mostly on the current input </w:t>
+            </w:r>
+            <m:oMath>
+              <m:sSub>
+                <m:sSubPr>
+                  <m:ctrlPr>
+                    <w:rPr>
+                      <w:rFonts w:ascii="Cambria Math" w:hAnsi="Cambria Math"/>
+                      <w:i/>
+                    </w:rPr>
+                  </m:ctrlPr>
+                </m:sSubPr>
+                <m:e>
+                  <m:r>
+                    <w:rPr>
+                      <w:rFonts w:ascii="Cambria Math" w:hAnsi="Cambria Math"/>
+                    </w:rPr>
+                    <m:t>x</m:t>
+                  </m:r>
+                </m:e>
+                <m:sub>
+                  <m:r>
+                    <w:rPr>
+                      <w:rFonts w:ascii="Cambria Math" w:hAnsi="Cambria Math"/>
+                    </w:rPr>
+                    <m:t>i</m:t>
+                  </m:r>
+                </m:sub>
+              </m:sSub>
+            </m:oMath>
+          </w:p>
+        </w:tc>
+        <w:tc>
+          <w:tcPr>
+            <w:tcW w:w="3117" w:type="dxa"/>
+          </w:tcPr>
+          <w:p>
+            <w:pPr>
+              <w:keepNext/>
+              <w:keepLines/>
+            </w:pPr>
+            <w:r>
+              <w:t>Let previous state flow through to candidate</w:t>
+            </w:r>
+          </w:p>
+        </w:tc>
+      </w:tr>
+      <w:tr>
+        <w:tc>
+          <w:tcPr>
+            <w:tcW w:w="3116" w:type="dxa"/>
+          </w:tcPr>
+          <w:p>
+            <w:pPr>
+              <w:keepNext/>
+              <w:keepLines/>
+            </w:pPr>
+            <w:r>
+              <w:t xml:space="preserve">Update </w:t>
+            </w:r>
+            <m:oMath>
+              <m:sSub>
+                <m:sSubPr>
+                  <m:ctrlPr>
+                    <w:rPr>
+                      <w:rFonts w:ascii="Cambria Math" w:hAnsi="Cambria Math"/>
+                      <w:i/>
+                    </w:rPr>
+                  </m:ctrlPr>
+                </m:sSubPr>
+                <m:e>
+                  <m:r>
+                    <w:rPr>
+                      <w:rFonts w:ascii="Cambria Math" w:hAnsi="Cambria Math"/>
+                    </w:rPr>
+                    <m:t>z</m:t>
+                  </m:r>
+                </m:e>
+                <m:sub>
+                  <m:r>
+                    <w:rPr>
+                      <w:rFonts w:ascii="Cambria Math" w:hAnsi="Cambria Math"/>
+                    </w:rPr>
+                    <m:t>i</m:t>
+                  </m:r>
+                </m:sub>
+              </m:sSub>
+            </m:oMath>
+          </w:p>
+        </w:tc>
+        <w:tc>
+          <w:tcPr>
+            <w:tcW w:w="3117" w:type="dxa"/>
+          </w:tcPr>
+          <w:p>
+            <w:pPr>
+              <w:keepNext/>
+              <w:keepLines/>
+            </w:pPr>
+            <w:r>
+              <w:t xml:space="preserve">Keep old hidden state </w:t>
+            </w:r>
+            <m:oMath>
+              <m:sSub>
+                <m:sSubPr>
+                  <m:ctrlPr>
+                    <w:rPr>
+                      <w:rFonts w:ascii="Cambria Math" w:hAnsi="Cambria Math"/>
+                      <w:i/>
+                    </w:rPr>
+                  </m:ctrlPr>
+                </m:sSubPr>
+                <m:e>
+                  <m:r>
+                    <w:rPr>
+                      <w:rFonts w:ascii="Cambria Math" w:hAnsi="Cambria Math"/>
+                    </w:rPr>
+                    <m:t>h</m:t>
+                  </m:r>
+                </m:e>
+                <m:sub>
+                  <m:r>
+                    <w:rPr>
+                      <w:rFonts w:ascii="Cambria Math" w:hAnsi="Cambria Math"/>
+                    </w:rPr>
+                    <m:t>i</m:t>
+                  </m:r>
+                  <m:r>
+                    <w:rPr>
+                      <w:rFonts w:ascii="Cambria Math" w:hAnsi="Cambria Math"/>
+                    </w:rPr>
+                    <m:t>-1</m:t>
+                  </m:r>
+                </m:sub>
+              </m:sSub>
+            </m:oMath>
+            <w:r>
+              <w:t xml:space="preserve"> as is (skip this input)</w:t>
+            </w:r>
+          </w:p>
+        </w:tc>
+        <w:tc>
+          <w:tcPr>
+            <w:tcW w:w="3117" w:type="dxa"/>
+          </w:tcPr>
+          <w:p>
+            <w:pPr>
+              <w:keepNext/>
+              <w:keepLines/>
+            </w:pPr>
+            <w:r>
+              <w:t xml:space="preserve">Replace with new candidate </w:t>
+            </w:r>
+            <m:oMath>
+              <m:sSub>
+                <m:sSubPr>
+                  <m:ctrlPr>
+                    <w:rPr>
+                      <w:rFonts w:ascii="Cambria Math" w:hAnsi="Cambria Math"/>
+                      <w:i/>
+                    </w:rPr>
+                  </m:ctrlPr>
+                </m:sSubPr>
+                <m:e>
+                  <m:acc>
+                    <m:accPr>
+                      <m:chr m:val="̃"/>
+                      <m:ctrlPr>
+                        <w:rPr>
+                          <w:rFonts w:ascii="Cambria Math" w:hAnsi="Cambria Math"/>
+                          <w:i/>
+                        </w:rPr>
+                      </m:ctrlPr>
+                    </m:accPr>
+                    <m:e>
+                      <m:r>
+                        <w:rPr>
+                          <w:rFonts w:ascii="Cambria Math" w:hAnsi="Cambria Math"/>
+                        </w:rPr>
+                        <m:t>h</m:t>
+                      </m:r>
+                    </m:e>
+                  </m:acc>
+                </m:e>
+                <m:sub>
+                  <m:r>
+                    <w:rPr>
+                      <w:rFonts w:ascii="Cambria Math" w:hAnsi="Cambria Math"/>
+                    </w:rPr>
+                    <m:t>i</m:t>
+                  </m:r>
+                </m:sub>
+              </m:sSub>
+            </m:oMath>
+          </w:p>
+        </w:tc>
+      </w:tr>
+    </w:tbl>
+    <w:p>
+      <w:pPr>
+        <w:keepNext/>
+        <w:keepLines/>
+      </w:pPr>
     </w:p>
     <w:p/>
     <w:p>
@@ -4399,6 +5789,25 @@
     <w:basedOn w:val="DefaultParagraphFont"/>
     <w:rsid w:val="00D76552"/>
   </w:style>
+  <w:style w:type="table" w:styleId="TableGrid">
+    <w:name w:val="Table Grid"/>
+    <w:basedOn w:val="TableNormal"/>
+    <w:uiPriority w:val="39"/>
+    <w:rsid w:val="00531529"/>
+    <w:pPr>
+      <w:spacing w:after="0" w:line="240" w:lineRule="auto"/>
+    </w:pPr>
+    <w:tblPr>
+      <w:tblBorders>
+        <w:top w:val="single" w:sz="4" w:space="0" w:color="auto"/>
+        <w:left w:val="single" w:sz="4" w:space="0" w:color="auto"/>
+        <w:bottom w:val="single" w:sz="4" w:space="0" w:color="auto"/>
+        <w:right w:val="single" w:sz="4" w:space="0" w:color="auto"/>
+        <w:insideH w:val="single" w:sz="4" w:space="0" w:color="auto"/>
+        <w:insideV w:val="single" w:sz="4" w:space="0" w:color="auto"/>
+      </w:tblBorders>
+    </w:tblPr>
+  </w:style>
 </w:styles>
 </file>
 
@@ -4702,7 +6111,7 @@
 </file>
 
 <file path=customXml/itemProps1.xml><?xml version="1.0" encoding="utf-8"?>
-<ds:datastoreItem xmlns:ds="http://schemas.openxmlformats.org/officeDocument/2006/customXml" ds:itemID="{9720411F-B520-9142-8D5D-8D5EA5988884}">
+<ds:datastoreItem xmlns:ds="http://schemas.openxmlformats.org/officeDocument/2006/customXml" ds:itemID="{B6C4AA5D-F4AB-4E4C-94C0-99F49043559B}">
   <ds:schemaRefs>
     <ds:schemaRef ds:uri="http://schemas.openxmlformats.org/officeDocument/2006/bibliography"/>
   </ds:schemaRefs>

--- a/docs/Diving_into_Attention_implementations_via_well_constructed_toy_examples.docx
+++ b/docs/Diving_into_Attention_implementations_via_well_constructed_toy_examples.docx
@@ -1132,6 +1132,73 @@
       </w:r>
       <w:bookmarkEnd w:id="0"/>
     </w:p>
+    <w:p>
+      <w:r>
+        <w:rPr>
+          <w:noProof/>
+          <w14:ligatures w14:val="standardContextual"/>
+        </w:rPr>
+        <w:drawing>
+          <wp:anchor distT="0" distB="0" distL="114300" distR="114300" simplePos="0" relativeHeight="251663360" behindDoc="0" locked="0" layoutInCell="1" allowOverlap="1" wp14:anchorId="56B26A82" wp14:editId="5C15F0DE">
+            <wp:simplePos x="0" y="0"/>
+            <wp:positionH relativeFrom="column">
+              <wp:posOffset>1161232</wp:posOffset>
+            </wp:positionH>
+            <wp:positionV relativeFrom="paragraph">
+              <wp:posOffset>226812</wp:posOffset>
+            </wp:positionV>
+            <wp:extent cx="2855288" cy="6046759"/>
+            <wp:effectExtent l="0" t="0" r="2540" b="0"/>
+            <wp:wrapTopAndBottom/>
+            <wp:docPr id="1671136948" name="Picture 3" descr="A diagram of a flowchart&#10;&#10;AI-generated content may be incorrect."/>
+            <wp:cNvGraphicFramePr>
+              <a:graphicFrameLocks xmlns:a="http://schemas.openxmlformats.org/drawingml/2006/main" noChangeAspect="1"/>
+            </wp:cNvGraphicFramePr>
+            <a:graphic xmlns:a="http://schemas.openxmlformats.org/drawingml/2006/main">
+              <a:graphicData uri="http://schemas.openxmlformats.org/drawingml/2006/picture">
+                <pic:pic xmlns:pic="http://schemas.openxmlformats.org/drawingml/2006/picture">
+                  <pic:nvPicPr>
+                    <pic:cNvPr id="1671136948" name="Picture 3" descr="A diagram of a flowchart&#10;&#10;AI-generated content may be incorrect."/>
+                    <pic:cNvPicPr/>
+                  </pic:nvPicPr>
+                  <pic:blipFill>
+                    <a:blip r:embed="rId12" cstate="print">
+                      <a:extLst>
+                        <a:ext uri="{28A0092B-C50C-407E-A947-70E740481C1C}">
+                          <a14:useLocalDpi xmlns:a14="http://schemas.microsoft.com/office/drawing/2010/main" val="0"/>
+                        </a:ext>
+                      </a:extLst>
+                    </a:blip>
+                    <a:stretch>
+                      <a:fillRect/>
+                    </a:stretch>
+                  </pic:blipFill>
+                  <pic:spPr>
+                    <a:xfrm>
+                      <a:off x="0" y="0"/>
+                      <a:ext cx="2855288" cy="6046759"/>
+                    </a:xfrm>
+                    <a:prstGeom prst="rect">
+                      <a:avLst/>
+                    </a:prstGeom>
+                  </pic:spPr>
+                </pic:pic>
+              </a:graphicData>
+            </a:graphic>
+            <wp14:sizeRelH relativeFrom="page">
+              <wp14:pctWidth>0</wp14:pctWidth>
+            </wp14:sizeRelH>
+            <wp14:sizeRelV relativeFrom="page">
+              <wp14:pctHeight>0</wp14:pctHeight>
+            </wp14:sizeRelV>
+          </wp:anchor>
+        </w:drawing>
+      </w:r>
+    </w:p>
+    <w:p/>
+    <w:p/>
+    <w:p/>
+    <w:p/>
     <w:p/>
     <w:p>
       <w:r>
@@ -2494,7 +2561,6 @@
               <w:keepLines/>
             </w:pPr>
             <w:r>
-              <w:lastRenderedPageBreak/>
               <w:t>Gate</w:t>
             </w:r>
           </w:p>
@@ -2969,6 +3035,7 @@
           <w:bCs/>
           <w:szCs w:val="19"/>
         </w:rPr>
+        <w:lastRenderedPageBreak/>
         <w:t xml:space="preserve"> </w:t>
       </w:r>
       <w:r>
@@ -3166,12 +3233,7 @@
     </w:p>
     <w:p>
       <w:pPr>
-        <w:numPr>
-          <w:ilvl w:val="0"/>
-          <w:numId w:val="3"/>
-        </w:numPr>
         <w:spacing w:before="30" w:after="30"/>
-        <w:ind w:left="960"/>
         <w:rPr>
           <w:szCs w:val="19"/>
         </w:rPr>
@@ -3184,56 +3246,16 @@
           <w:bCs/>
           <w:szCs w:val="19"/>
         </w:rPr>
-        <w:t>Update gate</w:t>
-      </w:r>
-      <w:r>
-        <w:rPr>
-          <w:szCs w:val="19"/>
-        </w:rPr>
-        <w:t> (</w:t>
-      </w:r>
-      <w:r>
-        <w:rPr>
-          <w:color w:val="4C94D8" w:themeColor="text2" w:themeTint="80"/>
-          <w:szCs w:val="19"/>
-        </w:rPr>
-        <w:t>blue</w:t>
-      </w:r>
-      <w:r>
-        <w:rPr>
-          <w:szCs w:val="19"/>
-        </w:rPr>
-        <w:t>) — A separate linear transform + sigmoid produces </w:t>
-      </w:r>
-      <w:proofErr w:type="spellStart"/>
-      <w:r>
-        <w:rPr>
-          <w:rStyle w:val="markdown-inline-code"/>
-          <w:rFonts w:eastAsiaTheme="majorEastAsia" w:cs="Menlo"/>
-          <w:szCs w:val="19"/>
-        </w:rPr>
-        <w:t>z_i</w:t>
-      </w:r>
-      <w:proofErr w:type="spellEnd"/>
-      <w:r>
-        <w:rPr>
-          <w:szCs w:val="19"/>
-        </w:rPr>
-        <w:t> in (0,1). This controls the final interpolation: how much to keep from the old state vs. adopt from the candidate.</w:t>
-      </w:r>
-    </w:p>
-    <w:p>
-      <w:pPr>
-        <w:numPr>
-          <w:ilvl w:val="0"/>
-          <w:numId w:val="4"/>
-        </w:numPr>
-        <w:spacing w:before="30" w:after="30"/>
-        <w:ind w:left="960"/>
-        <w:rPr>
-          <w:szCs w:val="19"/>
-        </w:rPr>
-      </w:pPr>
+        <w:t xml:space="preserve"> </w:t>
+      </w:r>
+      <w:r>
+        <w:rPr>
+          <w:rStyle w:val="markdown-bold-text"/>
+          <w:rFonts w:eastAsiaTheme="majorEastAsia"/>
+          <w:szCs w:val="19"/>
+        </w:rPr>
+        <w:t>3.</w:t>
+      </w:r>
       <w:r>
         <w:rPr>
           <w:rStyle w:val="markdown-bold-text"/>
@@ -3242,6 +3264,123 @@
           <w:bCs/>
           <w:szCs w:val="19"/>
         </w:rPr>
+        <w:t xml:space="preserve"> </w:t>
+      </w:r>
+      <w:r>
+        <w:rPr>
+          <w:rStyle w:val="markdown-bold-text"/>
+          <w:rFonts w:eastAsiaTheme="majorEastAsia"/>
+          <w:b/>
+          <w:bCs/>
+          <w:szCs w:val="19"/>
+        </w:rPr>
+        <w:t>Update gate</w:t>
+      </w:r>
+      <w:r>
+        <w:rPr>
+          <w:szCs w:val="19"/>
+        </w:rPr>
+        <w:t> (</w:t>
+      </w:r>
+      <w:r>
+        <w:rPr>
+          <w:color w:val="4C94D8" w:themeColor="text2" w:themeTint="80"/>
+          <w:szCs w:val="19"/>
+        </w:rPr>
+        <w:t>blue</w:t>
+      </w:r>
+      <w:r>
+        <w:rPr>
+          <w:szCs w:val="19"/>
+        </w:rPr>
+        <w:t>) — A separate linear transform + sigmoid produces </w:t>
+      </w:r>
+      <m:oMath>
+        <m:sSub>
+          <m:sSubPr>
+            <m:ctrlPr>
+              <w:rPr>
+                <w:rFonts w:ascii="Cambria Math" w:eastAsiaTheme="minorHAnsi" w:hAnsi="Cambria Math" w:cstheme="minorBidi"/>
+                <w:i/>
+                <w:kern w:val="2"/>
+                <w:szCs w:val="19"/>
+                <w14:ligatures w14:val="standardContextual"/>
+              </w:rPr>
+            </m:ctrlPr>
+          </m:sSubPr>
+          <m:e>
+            <m:r>
+              <m:rPr>
+                <m:sty m:val="p"/>
+              </m:rPr>
+              <w:rPr>
+                <w:rFonts w:ascii="Cambria Math" w:hAnsi="Cambria Math"/>
+                <w:szCs w:val="19"/>
+              </w:rPr>
+              <m:t>r</m:t>
+            </m:r>
+          </m:e>
+          <m:sub>
+            <m:r>
+              <w:rPr>
+                <w:rFonts w:ascii="Cambria Math" w:hAnsi="Cambria Math"/>
+                <w:szCs w:val="19"/>
+              </w:rPr>
+              <m:t>i</m:t>
+            </m:r>
+          </m:sub>
+        </m:sSub>
+      </m:oMath>
+      <w:r>
+        <w:rPr>
+          <w:szCs w:val="19"/>
+        </w:rPr>
+        <w:t> in (0,1). This controls the final interpolation: how much to keep from the old state vs. adopt from the candidate.</w:t>
+      </w:r>
+    </w:p>
+    <w:p>
+      <w:pPr>
+        <w:spacing w:before="30" w:after="30"/>
+        <w:rPr>
+          <w:szCs w:val="19"/>
+        </w:rPr>
+      </w:pPr>
+      <w:r>
+        <w:rPr>
+          <w:rStyle w:val="markdown-bold-text"/>
+          <w:rFonts w:eastAsiaTheme="majorEastAsia"/>
+          <w:b/>
+          <w:bCs/>
+          <w:szCs w:val="19"/>
+        </w:rPr>
+        <w:t xml:space="preserve"> </w:t>
+      </w:r>
+      <w:r>
+        <w:rPr>
+          <w:rStyle w:val="markdown-bold-text"/>
+          <w:rFonts w:eastAsiaTheme="majorEastAsia"/>
+          <w:szCs w:val="19"/>
+        </w:rPr>
+        <w:t>4.</w:t>
+      </w:r>
+      <w:r>
+        <w:rPr>
+          <w:rStyle w:val="markdown-bold-text"/>
+          <w:rFonts w:eastAsiaTheme="majorEastAsia"/>
+          <w:b/>
+          <w:bCs/>
+          <w:szCs w:val="19"/>
+        </w:rPr>
+        <w:t xml:space="preserve"> </w:t>
+      </w:r>
+      <w:r>
+        <w:rPr>
+          <w:rStyle w:val="markdown-bold-text"/>
+          <w:rFonts w:eastAsiaTheme="majorEastAsia"/>
+          <w:b/>
+          <w:bCs/>
+          <w:szCs w:val="19"/>
+        </w:rPr>
         <w:t>Candidate state</w:t>
       </w:r>
       <w:r>
@@ -3346,16 +3485,39 @@
     </w:p>
     <w:p>
       <w:pPr>
-        <w:numPr>
-          <w:ilvl w:val="0"/>
-          <w:numId w:val="5"/>
-        </w:numPr>
         <w:spacing w:before="30" w:after="30"/>
-        <w:ind w:left="960"/>
-        <w:rPr>
-          <w:szCs w:val="19"/>
-        </w:rPr>
-      </w:pPr>
+        <w:rPr>
+          <w:szCs w:val="19"/>
+        </w:rPr>
+      </w:pPr>
+      <w:r>
+        <w:rPr>
+          <w:rStyle w:val="markdown-bold-text"/>
+          <w:rFonts w:eastAsiaTheme="majorEastAsia"/>
+          <w:b/>
+          <w:bCs/>
+          <w:szCs w:val="19"/>
+        </w:rPr>
+        <w:t xml:space="preserve"> </w:t>
+      </w:r>
+      <w:r>
+        <w:rPr>
+          <w:rStyle w:val="markdown-bold-text"/>
+          <w:rFonts w:eastAsiaTheme="majorEastAsia"/>
+          <w:szCs w:val="19"/>
+        </w:rPr>
+        <w:t>5.</w:t>
+      </w:r>
+      <w:r>
+        <w:rPr>
+          <w:rStyle w:val="markdown-bold-text"/>
+          <w:rFonts w:eastAsiaTheme="majorEastAsia"/>
+          <w:b/>
+          <w:bCs/>
+          <w:szCs w:val="19"/>
+        </w:rPr>
+        <w:t xml:space="preserve"> </w:t>
+      </w:r>
       <w:r>
         <w:rPr>
           <w:rStyle w:val="markdown-bold-text"/>
@@ -3625,7 +3787,7 @@
                     <pic:cNvPicPr/>
                   </pic:nvPicPr>
                   <pic:blipFill>
-                    <a:blip r:embed="rId12" cstate="print">
+                    <a:blip r:embed="rId13" cstate="print">
                       <a:extLst>
                         <a:ext uri="{28A0092B-C50C-407E-A947-70E740481C1C}">
                           <a14:useLocalDpi xmlns:a14="http://schemas.microsoft.com/office/drawing/2010/main" val="0"/>
@@ -3652,9 +3814,6 @@
         </w:drawing>
       </w:r>
     </w:p>
-    <w:p/>
-    <w:p/>
-    <w:p/>
     <w:sectPr>
       <w:pgSz w:w="12240" w:h="15840"/>
       <w:pgMar w:top="1440" w:right="1440" w:bottom="1440" w:left="1440" w:header="720" w:footer="720" w:gutter="0"/>
@@ -4050,6 +4209,96 @@
     </w:lvl>
   </w:abstractNum>
   <w:abstractNum w:abstractNumId="4" w15:restartNumberingAfterBreak="0">
+    <w:nsid w:val="181B0C0C"/>
+    <w:multiLevelType w:val="hybridMultilevel"/>
+    <w:tmpl w:val="3148136A"/>
+    <w:lvl w:ilvl="0" w:tplc="6AF842DA">
+      <w:start w:val="4"/>
+      <w:numFmt w:val="decimal"/>
+      <w:lvlText w:val="%1"/>
+      <w:lvlJc w:val="left"/>
+      <w:pPr>
+        <w:ind w:left="400" w:hanging="360"/>
+      </w:pPr>
+      <w:rPr>
+        <w:rFonts w:eastAsiaTheme="majorEastAsia" w:hint="default"/>
+        <w:b/>
+      </w:rPr>
+    </w:lvl>
+    <w:lvl w:ilvl="1" w:tplc="04090019" w:tentative="1">
+      <w:start w:val="1"/>
+      <w:numFmt w:val="lowerLetter"/>
+      <w:lvlText w:val="%2."/>
+      <w:lvlJc w:val="left"/>
+      <w:pPr>
+        <w:ind w:left="1120" w:hanging="360"/>
+      </w:pPr>
+    </w:lvl>
+    <w:lvl w:ilvl="2" w:tplc="0409001B" w:tentative="1">
+      <w:start w:val="1"/>
+      <w:numFmt w:val="lowerRoman"/>
+      <w:lvlText w:val="%3."/>
+      <w:lvlJc w:val="right"/>
+      <w:pPr>
+        <w:ind w:left="1840" w:hanging="180"/>
+      </w:pPr>
+    </w:lvl>
+    <w:lvl w:ilvl="3" w:tplc="0409000F" w:tentative="1">
+      <w:start w:val="1"/>
+      <w:numFmt w:val="decimal"/>
+      <w:lvlText w:val="%4."/>
+      <w:lvlJc w:val="left"/>
+      <w:pPr>
+        <w:ind w:left="2560" w:hanging="360"/>
+      </w:pPr>
+    </w:lvl>
+    <w:lvl w:ilvl="4" w:tplc="04090019" w:tentative="1">
+      <w:start w:val="1"/>
+      <w:numFmt w:val="lowerLetter"/>
+      <w:lvlText w:val="%5."/>
+      <w:lvlJc w:val="left"/>
+      <w:pPr>
+        <w:ind w:left="3280" w:hanging="360"/>
+      </w:pPr>
+    </w:lvl>
+    <w:lvl w:ilvl="5" w:tplc="0409001B" w:tentative="1">
+      <w:start w:val="1"/>
+      <w:numFmt w:val="lowerRoman"/>
+      <w:lvlText w:val="%6."/>
+      <w:lvlJc w:val="right"/>
+      <w:pPr>
+        <w:ind w:left="4000" w:hanging="180"/>
+      </w:pPr>
+    </w:lvl>
+    <w:lvl w:ilvl="6" w:tplc="0409000F" w:tentative="1">
+      <w:start w:val="1"/>
+      <w:numFmt w:val="decimal"/>
+      <w:lvlText w:val="%7."/>
+      <w:lvlJc w:val="left"/>
+      <w:pPr>
+        <w:ind w:left="4720" w:hanging="360"/>
+      </w:pPr>
+    </w:lvl>
+    <w:lvl w:ilvl="7" w:tplc="04090019" w:tentative="1">
+      <w:start w:val="1"/>
+      <w:numFmt w:val="lowerLetter"/>
+      <w:lvlText w:val="%8."/>
+      <w:lvlJc w:val="left"/>
+      <w:pPr>
+        <w:ind w:left="5440" w:hanging="360"/>
+      </w:pPr>
+    </w:lvl>
+    <w:lvl w:ilvl="8" w:tplc="0409001B" w:tentative="1">
+      <w:start w:val="1"/>
+      <w:numFmt w:val="lowerRoman"/>
+      <w:lvlText w:val="%9."/>
+      <w:lvlJc w:val="right"/>
+      <w:pPr>
+        <w:ind w:left="6160" w:hanging="180"/>
+      </w:pPr>
+    </w:lvl>
+  </w:abstractNum>
+  <w:abstractNum w:abstractNumId="5" w15:restartNumberingAfterBreak="0">
     <w:nsid w:val="26CC0938"/>
     <w:multiLevelType w:val="multilevel"/>
     <w:tmpl w:val="B72CCC70"/>
@@ -4162,7 +4411,7 @@
       </w:pPr>
     </w:lvl>
   </w:abstractNum>
-  <w:abstractNum w:abstractNumId="5" w15:restartNumberingAfterBreak="0">
+  <w:abstractNum w:abstractNumId="6" w15:restartNumberingAfterBreak="0">
     <w:nsid w:val="31C91B03"/>
     <w:multiLevelType w:val="multilevel"/>
     <w:tmpl w:val="E1E80EDE"/>
@@ -4275,7 +4524,7 @@
       </w:pPr>
     </w:lvl>
   </w:abstractNum>
-  <w:abstractNum w:abstractNumId="6" w15:restartNumberingAfterBreak="0">
+  <w:abstractNum w:abstractNumId="7" w15:restartNumberingAfterBreak="0">
     <w:nsid w:val="346A0FA9"/>
     <w:multiLevelType w:val="hybridMultilevel"/>
     <w:tmpl w:val="E0E2BBE2"/>
@@ -4365,7 +4614,7 @@
       </w:pPr>
     </w:lvl>
   </w:abstractNum>
-  <w:abstractNum w:abstractNumId="7" w15:restartNumberingAfterBreak="0">
+  <w:abstractNum w:abstractNumId="8" w15:restartNumberingAfterBreak="0">
     <w:nsid w:val="4AA14E59"/>
     <w:multiLevelType w:val="hybridMultilevel"/>
     <w:tmpl w:val="019057EE"/>
@@ -4455,7 +4704,97 @@
       </w:pPr>
     </w:lvl>
   </w:abstractNum>
-  <w:abstractNum w:abstractNumId="8" w15:restartNumberingAfterBreak="0">
+  <w:abstractNum w:abstractNumId="9" w15:restartNumberingAfterBreak="0">
+    <w:nsid w:val="4BB17E12"/>
+    <w:multiLevelType w:val="hybridMultilevel"/>
+    <w:tmpl w:val="FCA2910E"/>
+    <w:lvl w:ilvl="0" w:tplc="2CCC1D0E">
+      <w:start w:val="3"/>
+      <w:numFmt w:val="decimal"/>
+      <w:lvlText w:val="%1"/>
+      <w:lvlJc w:val="left"/>
+      <w:pPr>
+        <w:ind w:left="400" w:hanging="360"/>
+      </w:pPr>
+      <w:rPr>
+        <w:rFonts w:eastAsiaTheme="majorEastAsia" w:hint="default"/>
+        <w:b/>
+      </w:rPr>
+    </w:lvl>
+    <w:lvl w:ilvl="1" w:tplc="04090019" w:tentative="1">
+      <w:start w:val="1"/>
+      <w:numFmt w:val="lowerLetter"/>
+      <w:lvlText w:val="%2."/>
+      <w:lvlJc w:val="left"/>
+      <w:pPr>
+        <w:ind w:left="1120" w:hanging="360"/>
+      </w:pPr>
+    </w:lvl>
+    <w:lvl w:ilvl="2" w:tplc="0409001B" w:tentative="1">
+      <w:start w:val="1"/>
+      <w:numFmt w:val="lowerRoman"/>
+      <w:lvlText w:val="%3."/>
+      <w:lvlJc w:val="right"/>
+      <w:pPr>
+        <w:ind w:left="1840" w:hanging="180"/>
+      </w:pPr>
+    </w:lvl>
+    <w:lvl w:ilvl="3" w:tplc="0409000F" w:tentative="1">
+      <w:start w:val="1"/>
+      <w:numFmt w:val="decimal"/>
+      <w:lvlText w:val="%4."/>
+      <w:lvlJc w:val="left"/>
+      <w:pPr>
+        <w:ind w:left="2560" w:hanging="360"/>
+      </w:pPr>
+    </w:lvl>
+    <w:lvl w:ilvl="4" w:tplc="04090019" w:tentative="1">
+      <w:start w:val="1"/>
+      <w:numFmt w:val="lowerLetter"/>
+      <w:lvlText w:val="%5."/>
+      <w:lvlJc w:val="left"/>
+      <w:pPr>
+        <w:ind w:left="3280" w:hanging="360"/>
+      </w:pPr>
+    </w:lvl>
+    <w:lvl w:ilvl="5" w:tplc="0409001B" w:tentative="1">
+      <w:start w:val="1"/>
+      <w:numFmt w:val="lowerRoman"/>
+      <w:lvlText w:val="%6."/>
+      <w:lvlJc w:val="right"/>
+      <w:pPr>
+        <w:ind w:left="4000" w:hanging="180"/>
+      </w:pPr>
+    </w:lvl>
+    <w:lvl w:ilvl="6" w:tplc="0409000F" w:tentative="1">
+      <w:start w:val="1"/>
+      <w:numFmt w:val="decimal"/>
+      <w:lvlText w:val="%7."/>
+      <w:lvlJc w:val="left"/>
+      <w:pPr>
+        <w:ind w:left="4720" w:hanging="360"/>
+      </w:pPr>
+    </w:lvl>
+    <w:lvl w:ilvl="7" w:tplc="04090019" w:tentative="1">
+      <w:start w:val="1"/>
+      <w:numFmt w:val="lowerLetter"/>
+      <w:lvlText w:val="%8."/>
+      <w:lvlJc w:val="left"/>
+      <w:pPr>
+        <w:ind w:left="5440" w:hanging="360"/>
+      </w:pPr>
+    </w:lvl>
+    <w:lvl w:ilvl="8" w:tplc="0409001B" w:tentative="1">
+      <w:start w:val="1"/>
+      <w:numFmt w:val="lowerRoman"/>
+      <w:lvlText w:val="%9."/>
+      <w:lvlJc w:val="right"/>
+      <w:pPr>
+        <w:ind w:left="6160" w:hanging="180"/>
+      </w:pPr>
+    </w:lvl>
+  </w:abstractNum>
+  <w:abstractNum w:abstractNumId="10" w15:restartNumberingAfterBreak="0">
     <w:nsid w:val="6C7D3546"/>
     <w:multiLevelType w:val="multilevel"/>
     <w:tmpl w:val="DC426522"/>
@@ -4568,7 +4907,7 @@
       </w:pPr>
     </w:lvl>
   </w:abstractNum>
-  <w:abstractNum w:abstractNumId="9" w15:restartNumberingAfterBreak="0">
+  <w:abstractNum w:abstractNumId="11" w15:restartNumberingAfterBreak="0">
     <w:nsid w:val="73525B0B"/>
     <w:multiLevelType w:val="hybridMultilevel"/>
     <w:tmpl w:val="60CE1518"/>
@@ -4658,7 +4997,7 @@
       </w:pPr>
     </w:lvl>
   </w:abstractNum>
-  <w:abstractNum w:abstractNumId="10" w15:restartNumberingAfterBreak="0">
+  <w:abstractNum w:abstractNumId="12" w15:restartNumberingAfterBreak="0">
     <w:nsid w:val="78F17F7D"/>
     <w:multiLevelType w:val="multilevel"/>
     <w:tmpl w:val="6A5CAC10"/>
@@ -4771,8 +5110,98 @@
       </w:pPr>
     </w:lvl>
   </w:abstractNum>
+  <w:abstractNum w:abstractNumId="13" w15:restartNumberingAfterBreak="0">
+    <w:nsid w:val="79406D7C"/>
+    <w:multiLevelType w:val="hybridMultilevel"/>
+    <w:tmpl w:val="B56C5F76"/>
+    <w:lvl w:ilvl="0" w:tplc="9EB8A0A8">
+      <w:start w:val="4"/>
+      <w:numFmt w:val="decimal"/>
+      <w:lvlText w:val="%1"/>
+      <w:lvlJc w:val="left"/>
+      <w:pPr>
+        <w:ind w:left="400" w:hanging="360"/>
+      </w:pPr>
+      <w:rPr>
+        <w:rFonts w:eastAsiaTheme="majorEastAsia" w:hint="default"/>
+        <w:b/>
+      </w:rPr>
+    </w:lvl>
+    <w:lvl w:ilvl="1" w:tplc="04090019" w:tentative="1">
+      <w:start w:val="1"/>
+      <w:numFmt w:val="lowerLetter"/>
+      <w:lvlText w:val="%2."/>
+      <w:lvlJc w:val="left"/>
+      <w:pPr>
+        <w:ind w:left="1120" w:hanging="360"/>
+      </w:pPr>
+    </w:lvl>
+    <w:lvl w:ilvl="2" w:tplc="0409001B" w:tentative="1">
+      <w:start w:val="1"/>
+      <w:numFmt w:val="lowerRoman"/>
+      <w:lvlText w:val="%3."/>
+      <w:lvlJc w:val="right"/>
+      <w:pPr>
+        <w:ind w:left="1840" w:hanging="180"/>
+      </w:pPr>
+    </w:lvl>
+    <w:lvl w:ilvl="3" w:tplc="0409000F" w:tentative="1">
+      <w:start w:val="1"/>
+      <w:numFmt w:val="decimal"/>
+      <w:lvlText w:val="%4."/>
+      <w:lvlJc w:val="left"/>
+      <w:pPr>
+        <w:ind w:left="2560" w:hanging="360"/>
+      </w:pPr>
+    </w:lvl>
+    <w:lvl w:ilvl="4" w:tplc="04090019" w:tentative="1">
+      <w:start w:val="1"/>
+      <w:numFmt w:val="lowerLetter"/>
+      <w:lvlText w:val="%5."/>
+      <w:lvlJc w:val="left"/>
+      <w:pPr>
+        <w:ind w:left="3280" w:hanging="360"/>
+      </w:pPr>
+    </w:lvl>
+    <w:lvl w:ilvl="5" w:tplc="0409001B" w:tentative="1">
+      <w:start w:val="1"/>
+      <w:numFmt w:val="lowerRoman"/>
+      <w:lvlText w:val="%6."/>
+      <w:lvlJc w:val="right"/>
+      <w:pPr>
+        <w:ind w:left="4000" w:hanging="180"/>
+      </w:pPr>
+    </w:lvl>
+    <w:lvl w:ilvl="6" w:tplc="0409000F" w:tentative="1">
+      <w:start w:val="1"/>
+      <w:numFmt w:val="decimal"/>
+      <w:lvlText w:val="%7."/>
+      <w:lvlJc w:val="left"/>
+      <w:pPr>
+        <w:ind w:left="4720" w:hanging="360"/>
+      </w:pPr>
+    </w:lvl>
+    <w:lvl w:ilvl="7" w:tplc="04090019" w:tentative="1">
+      <w:start w:val="1"/>
+      <w:numFmt w:val="lowerLetter"/>
+      <w:lvlText w:val="%8."/>
+      <w:lvlJc w:val="left"/>
+      <w:pPr>
+        <w:ind w:left="5440" w:hanging="360"/>
+      </w:pPr>
+    </w:lvl>
+    <w:lvl w:ilvl="8" w:tplc="0409001B" w:tentative="1">
+      <w:start w:val="1"/>
+      <w:numFmt w:val="lowerRoman"/>
+      <w:lvlText w:val="%9."/>
+      <w:lvlJc w:val="right"/>
+      <w:pPr>
+        <w:ind w:left="6160" w:hanging="180"/>
+      </w:pPr>
+    </w:lvl>
+  </w:abstractNum>
   <w:num w:numId="1" w16cid:durableId="1522470385">
-    <w:abstractNumId w:val="10"/>
+    <w:abstractNumId w:val="12"/>
     <w:lvlOverride w:ilvl="0">
       <w:startOverride w:val="1"/>
     </w:lvlOverride>
@@ -4784,19 +5213,19 @@
     </w:lvlOverride>
   </w:num>
   <w:num w:numId="3" w16cid:durableId="981812550">
-    <w:abstractNumId w:val="8"/>
+    <w:abstractNumId w:val="10"/>
     <w:lvlOverride w:ilvl="0">
       <w:startOverride w:val="3"/>
     </w:lvlOverride>
   </w:num>
   <w:num w:numId="4" w16cid:durableId="643656131">
-    <w:abstractNumId w:val="5"/>
+    <w:abstractNumId w:val="6"/>
     <w:lvlOverride w:ilvl="0">
       <w:startOverride w:val="4"/>
     </w:lvlOverride>
   </w:num>
   <w:num w:numId="5" w16cid:durableId="1707026697">
-    <w:abstractNumId w:val="4"/>
+    <w:abstractNumId w:val="5"/>
     <w:lvlOverride w:ilvl="0">
       <w:startOverride w:val="5"/>
     </w:lvlOverride>
@@ -4808,16 +5237,25 @@
     <w:abstractNumId w:val="0"/>
   </w:num>
   <w:num w:numId="8" w16cid:durableId="1424178743">
-    <w:abstractNumId w:val="6"/>
+    <w:abstractNumId w:val="7"/>
   </w:num>
   <w:num w:numId="9" w16cid:durableId="958684973">
-    <w:abstractNumId w:val="9"/>
+    <w:abstractNumId w:val="11"/>
   </w:num>
   <w:num w:numId="10" w16cid:durableId="1585722498">
     <w:abstractNumId w:val="1"/>
   </w:num>
   <w:num w:numId="11" w16cid:durableId="1632786079">
-    <w:abstractNumId w:val="7"/>
+    <w:abstractNumId w:val="8"/>
+  </w:num>
+  <w:num w:numId="12" w16cid:durableId="1212233885">
+    <w:abstractNumId w:val="9"/>
+  </w:num>
+  <w:num w:numId="13" w16cid:durableId="1404840427">
+    <w:abstractNumId w:val="13"/>
+  </w:num>
+  <w:num w:numId="14" w16cid:durableId="698894478">
+    <w:abstractNumId w:val="4"/>
   </w:num>
 </w:numbering>
 </file>
@@ -6111,7 +6549,7 @@
 </file>
 
 <file path=customXml/itemProps1.xml><?xml version="1.0" encoding="utf-8"?>
-<ds:datastoreItem xmlns:ds="http://schemas.openxmlformats.org/officeDocument/2006/customXml" ds:itemID="{B6C4AA5D-F4AB-4E4C-94C0-99F49043559B}">
+<ds:datastoreItem xmlns:ds="http://schemas.openxmlformats.org/officeDocument/2006/customXml" ds:itemID="{7E71FEE2-E52F-F543-AA65-925F21F7A0EF}">
   <ds:schemaRefs>
     <ds:schemaRef ds:uri="http://schemas.openxmlformats.org/officeDocument/2006/bibliography"/>
   </ds:schemaRefs>

--- a/docs/Diving_into_Attention_implementations_via_well_constructed_toy_examples.docx
+++ b/docs/Diving_into_Attention_implementations_via_well_constructed_toy_examples.docx
@@ -1380,6 +1380,23 @@
       </m:oMath>
       <w:r>
         <w:t xml:space="preserve"> </w:t>
+      </w:r>
+    </w:p>
+    <w:p/>
+    <w:p>
+      <w:r>
+        <w:t xml:space="preserve">The </w:t>
+      </w:r>
+      <m:oMath>
+        <m:r>
+          <w:rPr>
+            <w:rFonts w:ascii="Cambria Math" w:hAnsi="Cambria Math"/>
+          </w:rPr>
+          <m:t>b</m:t>
+        </m:r>
+      </m:oMath>
+      <w:r>
+        <w:t xml:space="preserve"> is the bias vector — a learnable parameter of the same dimension as the hidden state (500 in the diagram's notation).</w:t>
       </w:r>
     </w:p>
     <w:p/>
@@ -2891,6 +2908,7 @@
           <w:bCs/>
           <w:szCs w:val="19"/>
         </w:rPr>
+        <w:lastRenderedPageBreak/>
         <w:t xml:space="preserve"> </w:t>
       </w:r>
       <w:r>
@@ -3035,7 +3053,6 @@
           <w:bCs/>
           <w:szCs w:val="19"/>
         </w:rPr>
-        <w:lastRenderedPageBreak/>
         <w:t xml:space="preserve"> </w:t>
       </w:r>
       <w:r>
@@ -6549,7 +6566,7 @@
 </file>
 
 <file path=customXml/itemProps1.xml><?xml version="1.0" encoding="utf-8"?>
-<ds:datastoreItem xmlns:ds="http://schemas.openxmlformats.org/officeDocument/2006/customXml" ds:itemID="{7E71FEE2-E52F-F543-AA65-925F21F7A0EF}">
+<ds:datastoreItem xmlns:ds="http://schemas.openxmlformats.org/officeDocument/2006/customXml" ds:itemID="{7F6874CA-C8E7-424E-9403-8645A1C2B2D0}">
   <ds:schemaRefs>
     <ds:schemaRef ds:uri="http://schemas.openxmlformats.org/officeDocument/2006/bibliography"/>
   </ds:schemaRefs>

--- a/docs/Diving_into_Attention_implementations_via_well_constructed_toy_examples.docx
+++ b/docs/Diving_into_Attention_implementations_via_well_constructed_toy_examples.docx
@@ -784,7 +784,7 @@
         </w:rPr>
         <w:lastRenderedPageBreak/>
         <w:drawing>
-          <wp:anchor distT="0" distB="0" distL="114300" distR="114300" simplePos="0" relativeHeight="251660288" behindDoc="0" locked="0" layoutInCell="1" allowOverlap="1" wp14:anchorId="250C9D95" wp14:editId="61141190">
+          <wp:anchor distT="0" distB="0" distL="114300" distR="114300" simplePos="0" relativeHeight="251660288" behindDoc="0" locked="0" layoutInCell="1" allowOverlap="1" wp14:anchorId="250C9D95" wp14:editId="2F4C8A36">
             <wp:simplePos x="0" y="0"/>
             <wp:positionH relativeFrom="column">
               <wp:posOffset>-635</wp:posOffset>
@@ -1031,17 +1031,92 @@
     <w:p/>
     <w:p/>
     <w:p/>
+    <w:p/>
     <w:p>
-      <w:pPr>
-        <w:pStyle w:val="Heading2"/>
-      </w:pPr>
-      <w:r>
-        <w:lastRenderedPageBreak/>
-        <w:t xml:space="preserve">The Attention formula from first principles </w:t>
+      <w:r>
+        <w:rPr>
+          <w:noProof/>
+          <w14:ligatures w14:val="standardContextual"/>
+        </w:rPr>
+        <w:drawing>
+          <wp:anchor distT="0" distB="0" distL="114300" distR="114300" simplePos="0" relativeHeight="251665408" behindDoc="0" locked="0" layoutInCell="1" allowOverlap="1" wp14:anchorId="466F5FDA" wp14:editId="16B8293B">
+            <wp:simplePos x="0" y="0"/>
+            <wp:positionH relativeFrom="column">
+              <wp:posOffset>0</wp:posOffset>
+            </wp:positionH>
+            <wp:positionV relativeFrom="paragraph">
+              <wp:posOffset>151130</wp:posOffset>
+            </wp:positionV>
+            <wp:extent cx="4239895" cy="2799080"/>
+            <wp:effectExtent l="0" t="0" r="1905" b="0"/>
+            <wp:wrapTopAndBottom/>
+            <wp:docPr id="114864132" name="Picture 4" descr="A diagram of a block diagram&#10;&#10;AI-generated content may be incorrect."/>
+            <wp:cNvGraphicFramePr>
+              <a:graphicFrameLocks xmlns:a="http://schemas.openxmlformats.org/drawingml/2006/main" noChangeAspect="1"/>
+            </wp:cNvGraphicFramePr>
+            <a:graphic xmlns:a="http://schemas.openxmlformats.org/drawingml/2006/main">
+              <a:graphicData uri="http://schemas.openxmlformats.org/drawingml/2006/picture">
+                <pic:pic xmlns:pic="http://schemas.openxmlformats.org/drawingml/2006/picture">
+                  <pic:nvPicPr>
+                    <pic:cNvPr id="114864132" name="Picture 4" descr="A diagram of a block diagram&#10;&#10;AI-generated content may be incorrect."/>
+                    <pic:cNvPicPr/>
+                  </pic:nvPicPr>
+                  <pic:blipFill>
+                    <a:blip r:embed="rId9" cstate="print">
+                      <a:extLst>
+                        <a:ext uri="{28A0092B-C50C-407E-A947-70E740481C1C}">
+                          <a14:useLocalDpi xmlns:a14="http://schemas.microsoft.com/office/drawing/2010/main" val="0"/>
+                        </a:ext>
+                      </a:extLst>
+                    </a:blip>
+                    <a:stretch>
+                      <a:fillRect/>
+                    </a:stretch>
+                  </pic:blipFill>
+                  <pic:spPr>
+                    <a:xfrm>
+                      <a:off x="0" y="0"/>
+                      <a:ext cx="4239895" cy="2799080"/>
+                    </a:xfrm>
+                    <a:prstGeom prst="rect">
+                      <a:avLst/>
+                    </a:prstGeom>
+                  </pic:spPr>
+                </pic:pic>
+              </a:graphicData>
+            </a:graphic>
+            <wp14:sizeRelH relativeFrom="page">
+              <wp14:pctWidth>0</wp14:pctWidth>
+            </wp14:sizeRelH>
+            <wp14:sizeRelV relativeFrom="page">
+              <wp14:pctHeight>0</wp14:pctHeight>
+            </wp14:sizeRelV>
+          </wp:anchor>
+        </w:drawing>
       </w:r>
     </w:p>
     <w:p/>
     <w:p>
+      <w:r>
+        <w:t>Figure 4: Encoder-Decoder with attention: encoding second word “love”</w:t>
+      </w:r>
+    </w:p>
+    <w:p/>
+    <w:p/>
+    <w:p/>
+    <w:p/>
+    <w:p/>
+    <w:p>
+      <w:pPr>
+        <w:pStyle w:val="Heading2"/>
+      </w:pPr>
+      <w:r>
+        <w:t xml:space="preserve">The Attention formula from first principles </w:t>
+      </w:r>
+    </w:p>
+    <w:p/>
+    <w:p/>
+    <w:p>
       <w:pPr>
         <w:pStyle w:val="Heading1"/>
       </w:pPr>
@@ -1053,7 +1128,7 @@
       <w:r>
         <w:t xml:space="preserve">[1] </w:t>
       </w:r>
-      <w:hyperlink r:id="rId9" w:history="1">
+      <w:hyperlink r:id="rId10" w:history="1">
         <w:r>
           <w:rPr>
             <w:rStyle w:val="Hyperlink"/>
@@ -1069,7 +1144,7 @@
       <w:r>
         <w:t xml:space="preserve"> </w:t>
       </w:r>
-      <w:hyperlink r:id="rId10" w:history="1">
+      <w:hyperlink r:id="rId11" w:history="1">
         <w:r>
           <w:rPr>
             <w:rStyle w:val="Hyperlink"/>
@@ -1085,7 +1160,7 @@
       <w:r>
         <w:t xml:space="preserve"> </w:t>
       </w:r>
-      <w:hyperlink r:id="rId11" w:history="1">
+      <w:hyperlink r:id="rId12" w:history="1">
         <w:r>
           <w:rPr>
             <w:rStyle w:val="Hyperlink"/>
@@ -1119,6 +1194,7 @@
       </w:pPr>
       <w:bookmarkStart w:id="0" w:name="_Ref223473376"/>
       <w:r>
+        <w:lastRenderedPageBreak/>
         <w:t xml:space="preserve">Vanila </w:t>
       </w:r>
       <w:r>
@@ -1162,7 +1238,7 @@
                     <pic:cNvPicPr/>
                   </pic:nvPicPr>
                   <pic:blipFill>
-                    <a:blip r:embed="rId12" cstate="print">
+                    <a:blip r:embed="rId13" cstate="print">
                       <a:extLst>
                         <a:ext uri="{28A0092B-C50C-407E-A947-70E740481C1C}">
                           <a14:useLocalDpi xmlns:a14="http://schemas.microsoft.com/office/drawing/2010/main" val="0"/>
@@ -1402,6 +1478,7 @@
     <w:p/>
     <w:p>
       <w:r>
+        <w:lastRenderedPageBreak/>
         <w:t>This is easy to understand but suffers from vanishing gradients — after many time steps the model forgets early tokens. That's why the notebook</w:t>
       </w:r>
       <w:r>
@@ -2908,7 +2985,6 @@
           <w:bCs/>
           <w:szCs w:val="19"/>
         </w:rPr>
-        <w:lastRenderedPageBreak/>
         <w:t xml:space="preserve"> </w:t>
       </w:r>
       <w:r>
@@ -3731,6 +3807,7 @@
         <w:rPr>
           <w:szCs w:val="19"/>
         </w:rPr>
+        <w:lastRenderedPageBreak/>
         <w:t>The resulting </w:t>
       </w:r>
       <w:proofErr w:type="spellStart"/>
@@ -3804,7 +3881,7 @@
                     <pic:cNvPicPr/>
                   </pic:nvPicPr>
                   <pic:blipFill>
-                    <a:blip r:embed="rId13" cstate="print">
+                    <a:blip r:embed="rId14" cstate="print">
                       <a:extLst>
                         <a:ext uri="{28A0092B-C50C-407E-A947-70E740481C1C}">
                           <a14:useLocalDpi xmlns:a14="http://schemas.microsoft.com/office/drawing/2010/main" val="0"/>
@@ -6566,7 +6643,7 @@
 </file>
 
 <file path=customXml/itemProps1.xml><?xml version="1.0" encoding="utf-8"?>
-<ds:datastoreItem xmlns:ds="http://schemas.openxmlformats.org/officeDocument/2006/customXml" ds:itemID="{7F6874CA-C8E7-424E-9403-8645A1C2B2D0}">
+<ds:datastoreItem xmlns:ds="http://schemas.openxmlformats.org/officeDocument/2006/customXml" ds:itemID="{81942C4C-D543-FF4D-8F54-28277109ABCB}">
   <ds:schemaRefs>
     <ds:schemaRef ds:uri="http://schemas.openxmlformats.org/officeDocument/2006/bibliography"/>
   </ds:schemaRefs>

--- a/docs/Diving_into_Attention_implementations_via_well_constructed_toy_examples.docx
+++ b/docs/Diving_into_Attention_implementations_via_well_constructed_toy_examples.docx
@@ -1115,8 +1115,141 @@
       </w:r>
     </w:p>
     <w:p/>
+    <w:p>
+      <w:r>
+        <w:t xml:space="preserve">Let us consider </w:t>
+      </w:r>
+      <w:r>
+        <w:t>Encoder-Decoder architecture with Bahdanau-style attention mechanism. The encoder processes source tokens through an embedding layer and GRU, producing hidden states used as keys/values for attention. The decoder generates output tokens auto-regressively, attending over encoder states at each step.</w:t>
+      </w:r>
+    </w:p>
+    <w:p>
+      <w:r>
+        <w:rPr>
+          <w:noProof/>
+        </w:rPr>
+        <w:lastRenderedPageBreak/>
+        <w:drawing>
+          <wp:inline distT="0" distB="0" distL="0" distR="0" wp14:anchorId="3CA53C5D" wp14:editId="6AED27A1">
+            <wp:extent cx="4762500" cy="5705475"/>
+            <wp:effectExtent l="0" t="0" r="0" b="0"/>
+            <wp:docPr id="1" name="Picture 1" descr="A diagram of a program&#10;&#10;AI-generated content may be incorrect."/>
+            <wp:cNvGraphicFramePr>
+              <a:graphicFrameLocks xmlns:a="http://schemas.openxmlformats.org/drawingml/2006/main" noChangeAspect="1"/>
+            </wp:cNvGraphicFramePr>
+            <a:graphic xmlns:a="http://schemas.openxmlformats.org/drawingml/2006/main">
+              <a:graphicData uri="http://schemas.openxmlformats.org/drawingml/2006/picture">
+                <pic:pic xmlns:pic="http://schemas.openxmlformats.org/drawingml/2006/picture">
+                  <pic:nvPicPr>
+                    <pic:cNvPr id="1" name="Picture 1" descr="A diagram of a program&#10;&#10;AI-generated content may be incorrect."/>
+                    <pic:cNvPicPr>
+                      <a:picLocks noChangeAspect="1" noChangeArrowheads="1"/>
+                    </pic:cNvPicPr>
+                  </pic:nvPicPr>
+                  <pic:blipFill>
+                    <a:blip r:embed="rId10"/>
+                    <a:srcRect/>
+                    <a:stretch>
+                      <a:fillRect/>
+                    </a:stretch>
+                  </pic:blipFill>
+                  <pic:spPr bwMode="auto">
+                    <a:xfrm>
+                      <a:off x="0" y="0"/>
+                      <a:ext cx="4762500" cy="5705475"/>
+                    </a:xfrm>
+                    <a:prstGeom prst="rect">
+                      <a:avLst/>
+                    </a:prstGeom>
+                  </pic:spPr>
+                </pic:pic>
+              </a:graphicData>
+            </a:graphic>
+          </wp:inline>
+        </w:drawing>
+      </w:r>
+    </w:p>
+    <w:p>
+      <w:r>
+        <w:t>Figure : seq2seq with attention-style architecture</w:t>
+      </w:r>
+    </w:p>
+    <w:p/>
+    <w:p/>
     <w:p/>
     <w:p>
+      <w:r>
+        <w:rPr>
+          <w:noProof/>
+          <w14:ligatures w14:val="standardContextual"/>
+        </w:rPr>
+        <w:lastRenderedPageBreak/>
+        <w:drawing>
+          <wp:anchor distT="0" distB="0" distL="114300" distR="114300" simplePos="0" relativeHeight="251666432" behindDoc="0" locked="0" layoutInCell="1" allowOverlap="1" wp14:anchorId="1F85921B" wp14:editId="45802A0D">
+            <wp:simplePos x="0" y="0"/>
+            <wp:positionH relativeFrom="column">
+              <wp:posOffset>1106905</wp:posOffset>
+            </wp:positionH>
+            <wp:positionV relativeFrom="paragraph">
+              <wp:posOffset>33</wp:posOffset>
+            </wp:positionV>
+            <wp:extent cx="3150870" cy="8229600"/>
+            <wp:effectExtent l="0" t="0" r="0" b="0"/>
+            <wp:wrapTopAndBottom/>
+            <wp:docPr id="1509456671" name="Picture 6" descr="A screenshot of a computer screen&#10;&#10;AI-generated content may be incorrect."/>
+            <wp:cNvGraphicFramePr>
+              <a:graphicFrameLocks xmlns:a="http://schemas.openxmlformats.org/drawingml/2006/main" noChangeAspect="1"/>
+            </wp:cNvGraphicFramePr>
+            <a:graphic xmlns:a="http://schemas.openxmlformats.org/drawingml/2006/main">
+              <a:graphicData uri="http://schemas.openxmlformats.org/drawingml/2006/picture">
+                <pic:pic xmlns:pic="http://schemas.openxmlformats.org/drawingml/2006/picture">
+                  <pic:nvPicPr>
+                    <pic:cNvPr id="1509456671" name="Picture 6" descr="A screenshot of a computer screen&#10;&#10;AI-generated content may be incorrect."/>
+                    <pic:cNvPicPr/>
+                  </pic:nvPicPr>
+                  <pic:blipFill>
+                    <a:blip r:embed="rId11" cstate="print">
+                      <a:extLst>
+                        <a:ext uri="{28A0092B-C50C-407E-A947-70E740481C1C}">
+                          <a14:useLocalDpi xmlns:a14="http://schemas.microsoft.com/office/drawing/2010/main" val="0"/>
+                        </a:ext>
+                      </a:extLst>
+                    </a:blip>
+                    <a:stretch>
+                      <a:fillRect/>
+                    </a:stretch>
+                  </pic:blipFill>
+                  <pic:spPr>
+                    <a:xfrm>
+                      <a:off x="0" y="0"/>
+                      <a:ext cx="3150870" cy="8229600"/>
+                    </a:xfrm>
+                    <a:prstGeom prst="rect">
+                      <a:avLst/>
+                    </a:prstGeom>
+                  </pic:spPr>
+                </pic:pic>
+              </a:graphicData>
+            </a:graphic>
+            <wp14:sizeRelH relativeFrom="page">
+              <wp14:pctWidth>0</wp14:pctWidth>
+            </wp14:sizeRelH>
+            <wp14:sizeRelV relativeFrom="page">
+              <wp14:pctHeight>0</wp14:pctHeight>
+            </wp14:sizeRelV>
+          </wp:anchor>
+        </w:drawing>
+      </w:r>
+      <w:r>
+        <w:t>Figure: Static Class Diagram</w:t>
+      </w:r>
+    </w:p>
+    <w:p/>
+    <w:p/>
+    <w:p/>
+    <w:p/>
+    <w:p/>
+    <w:p>
       <w:pPr>
         <w:pStyle w:val="Heading1"/>
       </w:pPr>
@@ -1128,7 +1261,7 @@
       <w:r>
         <w:t xml:space="preserve">[1] </w:t>
       </w:r>
-      <w:hyperlink r:id="rId10" w:history="1">
+      <w:hyperlink r:id="rId12" w:history="1">
         <w:r>
           <w:rPr>
             <w:rStyle w:val="Hyperlink"/>
@@ -1144,7 +1277,7 @@
       <w:r>
         <w:t xml:space="preserve"> </w:t>
       </w:r>
-      <w:hyperlink r:id="rId11" w:history="1">
+      <w:hyperlink r:id="rId13" w:history="1">
         <w:r>
           <w:rPr>
             <w:rStyle w:val="Hyperlink"/>
@@ -1160,7 +1293,7 @@
       <w:r>
         <w:t xml:space="preserve"> </w:t>
       </w:r>
-      <w:hyperlink r:id="rId12" w:history="1">
+      <w:hyperlink r:id="rId14" w:history="1">
         <w:r>
           <w:rPr>
             <w:rStyle w:val="Hyperlink"/>
@@ -1238,7 +1371,7 @@
                     <pic:cNvPicPr/>
                   </pic:nvPicPr>
                   <pic:blipFill>
-                    <a:blip r:embed="rId13" cstate="print">
+                    <a:blip r:embed="rId15" cstate="print">
                       <a:extLst>
                         <a:ext uri="{28A0092B-C50C-407E-A947-70E740481C1C}">
                           <a14:useLocalDpi xmlns:a14="http://schemas.microsoft.com/office/drawing/2010/main" val="0"/>
@@ -3881,7 +4014,7 @@
                     <pic:cNvPicPr/>
                   </pic:nvPicPr>
                   <pic:blipFill>
-                    <a:blip r:embed="rId14" cstate="print">
+                    <a:blip r:embed="rId16" cstate="print">
                       <a:extLst>
                         <a:ext uri="{28A0092B-C50C-407E-A947-70E740481C1C}">
                           <a14:useLocalDpi xmlns:a14="http://schemas.microsoft.com/office/drawing/2010/main" val="0"/>
@@ -6643,7 +6776,7 @@
 </file>
 
 <file path=customXml/itemProps1.xml><?xml version="1.0" encoding="utf-8"?>
-<ds:datastoreItem xmlns:ds="http://schemas.openxmlformats.org/officeDocument/2006/customXml" ds:itemID="{81942C4C-D543-FF4D-8F54-28277109ABCB}">
+<ds:datastoreItem xmlns:ds="http://schemas.openxmlformats.org/officeDocument/2006/customXml" ds:itemID="{8E50CE70-BF67-0740-BD5B-091893C97E2D}">
   <ds:schemaRefs>
     <ds:schemaRef ds:uri="http://schemas.openxmlformats.org/officeDocument/2006/bibliography"/>
   </ds:schemaRefs>

--- a/docs/Diving_into_Attention_implementations_via_well_constructed_toy_examples.docx
+++ b/docs/Diving_into_Attention_implementations_via_well_constructed_toy_examples.docx
@@ -1405,7 +1405,11 @@
       </w:r>
     </w:p>
     <w:p/>
-    <w:p/>
+    <w:p>
+      <w:r>
+        <w:t xml:space="preserve">            Figure A.1 : Gated Recurrent Unit in its vanilla form</w:t>
+      </w:r>
+    </w:p>
     <w:p/>
     <w:p/>
     <w:p/>
@@ -3089,6 +3093,106 @@
         <w:keepLines/>
       </w:pPr>
     </w:p>
+    <w:p>
+      <w:pPr>
+        <w:keepNext/>
+        <w:keepLines/>
+      </w:pPr>
+      <w:r>
+        <w:t>The update gate is the key to long-range memory: when</w:t>
+      </w:r>
+      <w:r>
+        <w:t xml:space="preserve"> </w:t>
+      </w:r>
+      <m:oMath>
+        <m:sSub>
+          <m:sSubPr>
+            <m:ctrlPr>
+              <w:rPr>
+                <w:rFonts w:ascii="Cambria Math" w:hAnsi="Cambria Math"/>
+                <w:i/>
+              </w:rPr>
+            </m:ctrlPr>
+          </m:sSubPr>
+          <m:e>
+            <m:r>
+              <w:rPr>
+                <w:rFonts w:ascii="Cambria Math" w:hAnsi="Cambria Math"/>
+              </w:rPr>
+              <m:t>z</m:t>
+            </m:r>
+          </m:e>
+          <m:sub>
+            <m:r>
+              <w:rPr>
+                <w:rFonts w:ascii="Cambria Math" w:hAnsi="Cambria Math"/>
+              </w:rPr>
+              <m:t>i</m:t>
+            </m:r>
+          </m:sub>
+        </m:sSub>
+        <m:r>
+          <w:rPr>
+            <w:rFonts w:ascii="Cambria Math" w:hAnsi="Cambria Math"/>
+          </w:rPr>
+          <m:t>≈0</m:t>
+        </m:r>
+      </m:oMath>
+      <w:r>
+        <w:t xml:space="preserve"> </w:t>
+      </w:r>
+      <w:r>
+        <w:t>the hidden state passes through unchanged, allowing information from early tokens to survive across many time steps — which is exactly what the encoder needs before the attention mechanism even gets involved.</w:t>
+      </w:r>
+    </w:p>
+    <w:p>
+      <w:pPr>
+        <w:keepNext/>
+        <w:keepLines/>
+      </w:pPr>
+    </w:p>
+    <w:p>
+      <w:pPr>
+        <w:keepNext/>
+        <w:keepLines/>
+      </w:pPr>
+      <w:r>
+        <w:t>Thus, on Figure 1 t</w:t>
+      </w:r>
+      <w:r>
+        <w:t xml:space="preserve">he arrow h_{i-1} going back into E and the arrow </w:t>
+      </w:r>
+      <w:proofErr w:type="spellStart"/>
+      <w:r>
+        <w:t>x_i</w:t>
+      </w:r>
+      <w:proofErr w:type="spellEnd"/>
+      <w:r>
+        <w:t xml:space="preserve"> coming in from below correspond to the two inputs that appear in every equation above. The output </w:t>
+      </w:r>
+      <w:proofErr w:type="spellStart"/>
+      <w:r>
+        <w:t>h_i</w:t>
+      </w:r>
+      <w:proofErr w:type="spellEnd"/>
+      <w:r>
+        <w:t xml:space="preserve"> (flowing right toward the H matrix) is the result of equation 4. After processing all source tokens, the H matrix contains every </w:t>
+      </w:r>
+      <w:proofErr w:type="spellStart"/>
+      <w:r>
+        <w:t>h_i</w:t>
+      </w:r>
+      <w:proofErr w:type="spellEnd"/>
+      <w:r>
+        <w:t>, and the attention mechanism scores the decoder state against all of them.</w:t>
+      </w:r>
+    </w:p>
+    <w:p>
+      <w:pPr>
+        <w:keepNext/>
+        <w:keepLines/>
+      </w:pPr>
+    </w:p>
     <w:p/>
     <w:p>
       <w:pPr>
@@ -3100,7 +3204,43 @@
         <w:rPr>
           <w:szCs w:val="19"/>
         </w:rPr>
-        <w:t>Reading the diagram top-to-bottom:</w:t>
+        <w:t>Reading the diagram</w:t>
+      </w:r>
+      <w:r>
+        <w:rPr>
+          <w:szCs w:val="19"/>
+        </w:rPr>
+        <w:t xml:space="preserve"> on Figure A.1 from</w:t>
+      </w:r>
+      <w:r>
+        <w:rPr>
+          <w:szCs w:val="19"/>
+        </w:rPr>
+        <w:t xml:space="preserve"> top</w:t>
+      </w:r>
+      <w:r>
+        <w:rPr>
+          <w:szCs w:val="19"/>
+        </w:rPr>
+        <w:t xml:space="preserve"> </w:t>
+      </w:r>
+      <w:r>
+        <w:rPr>
+          <w:szCs w:val="19"/>
+        </w:rPr>
+        <w:t>to</w:t>
+      </w:r>
+      <w:r>
+        <w:rPr>
+          <w:szCs w:val="19"/>
+        </w:rPr>
+        <w:t xml:space="preserve"> </w:t>
+      </w:r>
+      <w:r>
+        <w:rPr>
+          <w:szCs w:val="19"/>
+        </w:rPr>
+        <w:t>bottom:</w:t>
       </w:r>
     </w:p>
     <w:p>
@@ -3262,6 +3402,7 @@
           <w:bCs/>
           <w:szCs w:val="19"/>
         </w:rPr>
+        <w:lastRenderedPageBreak/>
         <w:t xml:space="preserve"> </w:t>
       </w:r>
       <w:r>
@@ -3940,7 +4081,6 @@
         <w:rPr>
           <w:szCs w:val="19"/>
         </w:rPr>
-        <w:lastRenderedPageBreak/>
         <w:t>The resulting </w:t>
       </w:r>
       <w:proofErr w:type="spellStart"/>
@@ -6776,7 +6916,7 @@
 </file>
 
 <file path=customXml/itemProps1.xml><?xml version="1.0" encoding="utf-8"?>
-<ds:datastoreItem xmlns:ds="http://schemas.openxmlformats.org/officeDocument/2006/customXml" ds:itemID="{8E50CE70-BF67-0740-BD5B-091893C97E2D}">
+<ds:datastoreItem xmlns:ds="http://schemas.openxmlformats.org/officeDocument/2006/customXml" ds:itemID="{1A8107F1-5D74-1E43-8326-ADF6C700654B}">
   <ds:schemaRefs>
     <ds:schemaRef ds:uri="http://schemas.openxmlformats.org/officeDocument/2006/bibliography"/>
   </ds:schemaRefs>

--- a/docs/Diving_into_Attention_implementations_via_well_constructed_toy_examples.docx
+++ b/docs/Diving_into_Attention_implementations_via_well_constructed_toy_examples.docx
@@ -3930,140 +3930,333 @@
         </w:rPr>
         <w:t> is a weighted blend: </w:t>
       </w:r>
-      <w:r>
-        <w:rPr>
-          <w:rStyle w:val="markdown-inline-code"/>
-          <w:rFonts w:eastAsiaTheme="majorEastAsia" w:cs="Menlo"/>
-          <w:szCs w:val="19"/>
-        </w:rPr>
-        <w:t xml:space="preserve">(1 − </w:t>
-      </w:r>
-      <w:proofErr w:type="spellStart"/>
-      <w:r>
-        <w:rPr>
-          <w:rStyle w:val="markdown-inline-code"/>
-          <w:rFonts w:eastAsiaTheme="majorEastAsia" w:cs="Menlo"/>
-          <w:szCs w:val="19"/>
-        </w:rPr>
-        <w:t>z_i</w:t>
-      </w:r>
-      <w:proofErr w:type="spellEnd"/>
-      <w:r>
-        <w:rPr>
-          <w:rStyle w:val="markdown-inline-code"/>
-          <w:rFonts w:eastAsiaTheme="majorEastAsia" w:cs="Menlo"/>
-          <w:szCs w:val="19"/>
-        </w:rPr>
-        <w:t xml:space="preserve">) </w:t>
-      </w:r>
-      <w:r>
-        <w:rPr>
-          <w:rStyle w:val="markdown-inline-code"/>
-          <w:rFonts w:ascii="Cambria Math" w:eastAsiaTheme="majorEastAsia" w:hAnsi="Cambria Math" w:cs="Cambria Math"/>
-          <w:szCs w:val="19"/>
-        </w:rPr>
-        <w:t>⊙</w:t>
-      </w:r>
-      <w:r>
-        <w:rPr>
-          <w:rStyle w:val="markdown-inline-code"/>
-          <w:rFonts w:eastAsiaTheme="majorEastAsia" w:cs="Menlo"/>
-          <w:szCs w:val="19"/>
-        </w:rPr>
-        <w:t xml:space="preserve"> h_{i-1} + </w:t>
-      </w:r>
-      <w:proofErr w:type="spellStart"/>
-      <w:r>
-        <w:rPr>
-          <w:rStyle w:val="markdown-inline-code"/>
-          <w:rFonts w:eastAsiaTheme="majorEastAsia" w:cs="Menlo"/>
-          <w:szCs w:val="19"/>
-        </w:rPr>
-        <w:t>z_i</w:t>
-      </w:r>
-      <w:proofErr w:type="spellEnd"/>
-      <w:r>
-        <w:rPr>
-          <w:rStyle w:val="markdown-inline-code"/>
-          <w:rFonts w:eastAsiaTheme="majorEastAsia" w:cs="Menlo"/>
-          <w:szCs w:val="19"/>
-        </w:rPr>
-        <w:t xml:space="preserve"> </w:t>
-      </w:r>
-      <w:r>
-        <w:rPr>
-          <w:rStyle w:val="markdown-inline-code"/>
-          <w:rFonts w:ascii="Cambria Math" w:eastAsiaTheme="majorEastAsia" w:hAnsi="Cambria Math" w:cs="Cambria Math"/>
-          <w:szCs w:val="19"/>
-        </w:rPr>
-        <w:t>⊙</w:t>
-      </w:r>
-      <w:r>
-        <w:rPr>
-          <w:rStyle w:val="markdown-inline-code"/>
-          <w:rFonts w:eastAsiaTheme="majorEastAsia" w:cs="Menlo"/>
-          <w:szCs w:val="19"/>
-        </w:rPr>
-        <w:t> h̃_</w:t>
-      </w:r>
-      <w:proofErr w:type="spellStart"/>
-      <w:r>
-        <w:rPr>
-          <w:rStyle w:val="markdown-inline-code"/>
-          <w:rFonts w:eastAsiaTheme="majorEastAsia" w:cs="Menlo"/>
-          <w:szCs w:val="19"/>
-        </w:rPr>
-        <w:t>i</w:t>
-      </w:r>
-      <w:proofErr w:type="spellEnd"/>
+      <m:oMath>
+        <m:d>
+          <m:dPr>
+            <m:ctrlPr>
+              <w:rPr>
+                <w:rStyle w:val="markdown-inline-code"/>
+                <w:rFonts w:ascii="Cambria Math" w:eastAsiaTheme="majorEastAsia" w:hAnsi="Cambria Math" w:cs="Menlo"/>
+                <w:i/>
+                <w:szCs w:val="19"/>
+              </w:rPr>
+            </m:ctrlPr>
+          </m:dPr>
+          <m:e>
+            <m:r>
+              <w:rPr>
+                <w:rStyle w:val="markdown-inline-code"/>
+                <w:rFonts w:ascii="Cambria Math" w:eastAsiaTheme="majorEastAsia" w:hAnsi="Cambria Math" w:cs="Menlo"/>
+                <w:szCs w:val="19"/>
+              </w:rPr>
+              <m:t xml:space="preserve">1 - </m:t>
+            </m:r>
+            <m:sSub>
+              <m:sSubPr>
+                <m:ctrlPr>
+                  <w:rPr>
+                    <w:rStyle w:val="markdown-inline-code"/>
+                    <w:rFonts w:ascii="Cambria Math" w:eastAsiaTheme="majorEastAsia" w:hAnsi="Cambria Math" w:cs="Menlo"/>
+                    <w:i/>
+                    <w:szCs w:val="19"/>
+                  </w:rPr>
+                </m:ctrlPr>
+              </m:sSubPr>
+              <m:e>
+                <m:r>
+                  <w:rPr>
+                    <w:rStyle w:val="markdown-inline-code"/>
+                    <w:rFonts w:ascii="Cambria Math" w:eastAsiaTheme="majorEastAsia" w:hAnsi="Cambria Math" w:cs="Menlo"/>
+                    <w:szCs w:val="19"/>
+                  </w:rPr>
+                  <m:t>z</m:t>
+                </m:r>
+              </m:e>
+              <m:sub>
+                <m:r>
+                  <w:rPr>
+                    <w:rStyle w:val="markdown-inline-code"/>
+                    <w:rFonts w:ascii="Cambria Math" w:eastAsiaTheme="majorEastAsia" w:hAnsi="Cambria Math" w:cs="Menlo"/>
+                    <w:szCs w:val="19"/>
+                  </w:rPr>
+                  <m:t>i</m:t>
+                </m:r>
+              </m:sub>
+            </m:sSub>
+          </m:e>
+        </m:d>
+        <m:r>
+          <w:rPr>
+            <w:rStyle w:val="markdown-inline-code"/>
+            <w:rFonts w:ascii="Cambria Math" w:eastAsiaTheme="majorEastAsia" w:hAnsi="Cambria Math" w:cs="Menlo"/>
+            <w:szCs w:val="19"/>
+          </w:rPr>
+          <m:t xml:space="preserve"> </m:t>
+        </m:r>
+        <m:r>
+          <w:rPr>
+            <w:rStyle w:val="markdown-inline-code"/>
+            <w:rFonts w:ascii="Cambria Math" w:eastAsiaTheme="majorEastAsia" w:hAnsi="Cambria Math" w:cs="Cambria Math"/>
+            <w:szCs w:val="19"/>
+          </w:rPr>
+          <m:t>⊙</m:t>
+        </m:r>
+        <m:r>
+          <w:rPr>
+            <w:rStyle w:val="markdown-inline-code"/>
+            <w:rFonts w:ascii="Cambria Math" w:eastAsiaTheme="majorEastAsia" w:hAnsi="Cambria Math" w:cs="Menlo"/>
+            <w:szCs w:val="19"/>
+          </w:rPr>
+          <m:t xml:space="preserve"> </m:t>
+        </m:r>
+        <m:sSub>
+          <m:sSubPr>
+            <m:ctrlPr>
+              <w:rPr>
+                <w:rStyle w:val="markdown-inline-code"/>
+                <w:rFonts w:ascii="Cambria Math" w:eastAsiaTheme="majorEastAsia" w:hAnsi="Cambria Math" w:cs="Menlo"/>
+                <w:i/>
+                <w:szCs w:val="19"/>
+              </w:rPr>
+            </m:ctrlPr>
+          </m:sSubPr>
+          <m:e>
+            <m:r>
+              <w:rPr>
+                <w:rStyle w:val="markdown-inline-code"/>
+                <w:rFonts w:ascii="Cambria Math" w:eastAsiaTheme="majorEastAsia" w:hAnsi="Cambria Math" w:cs="Menlo"/>
+                <w:szCs w:val="19"/>
+              </w:rPr>
+              <m:t>h</m:t>
+            </m:r>
+          </m:e>
+          <m:sub>
+            <m:r>
+              <w:rPr>
+                <w:rStyle w:val="markdown-inline-code"/>
+                <w:rFonts w:ascii="Cambria Math" w:eastAsiaTheme="majorEastAsia" w:hAnsi="Cambria Math" w:cs="Menlo"/>
+                <w:szCs w:val="19"/>
+              </w:rPr>
+              <m:t>i-1</m:t>
+            </m:r>
+          </m:sub>
+        </m:sSub>
+        <m:r>
+          <w:rPr>
+            <w:rStyle w:val="markdown-inline-code"/>
+            <w:rFonts w:ascii="Cambria Math" w:eastAsiaTheme="majorEastAsia" w:hAnsi="Cambria Math" w:cs="Menlo"/>
+            <w:szCs w:val="19"/>
+          </w:rPr>
+          <m:t xml:space="preserve"> + </m:t>
+        </m:r>
+        <m:sSub>
+          <m:sSubPr>
+            <m:ctrlPr>
+              <w:rPr>
+                <w:rStyle w:val="markdown-inline-code"/>
+                <w:rFonts w:ascii="Cambria Math" w:eastAsiaTheme="majorEastAsia" w:hAnsi="Cambria Math" w:cs="Menlo"/>
+                <w:i/>
+                <w:szCs w:val="19"/>
+              </w:rPr>
+            </m:ctrlPr>
+          </m:sSubPr>
+          <m:e>
+            <m:r>
+              <w:rPr>
+                <w:rStyle w:val="markdown-inline-code"/>
+                <w:rFonts w:ascii="Cambria Math" w:eastAsiaTheme="majorEastAsia" w:hAnsi="Cambria Math" w:cs="Menlo"/>
+                <w:szCs w:val="19"/>
+              </w:rPr>
+              <m:t>z</m:t>
+            </m:r>
+          </m:e>
+          <m:sub>
+            <m:r>
+              <w:rPr>
+                <w:rStyle w:val="markdown-inline-code"/>
+                <w:rFonts w:ascii="Cambria Math" w:eastAsiaTheme="majorEastAsia" w:hAnsi="Cambria Math" w:cs="Menlo"/>
+                <w:szCs w:val="19"/>
+              </w:rPr>
+              <m:t>i</m:t>
+            </m:r>
+          </m:sub>
+        </m:sSub>
+        <m:r>
+          <w:rPr>
+            <w:rStyle w:val="markdown-inline-code"/>
+            <w:rFonts w:ascii="Cambria Math" w:eastAsiaTheme="majorEastAsia" w:hAnsi="Cambria Math" w:cs="Menlo"/>
+            <w:szCs w:val="19"/>
+          </w:rPr>
+          <m:t xml:space="preserve"> </m:t>
+        </m:r>
+        <m:r>
+          <w:rPr>
+            <w:rStyle w:val="markdown-inline-code"/>
+            <w:rFonts w:ascii="Cambria Math" w:eastAsiaTheme="majorEastAsia" w:hAnsi="Cambria Math" w:cs="Cambria Math"/>
+            <w:szCs w:val="19"/>
+          </w:rPr>
+          <m:t>⊙</m:t>
+        </m:r>
+        <m:r>
+          <w:rPr>
+            <w:rStyle w:val="markdown-inline-code"/>
+            <w:rFonts w:ascii="Cambria Math" w:eastAsiaTheme="majorEastAsia" w:hAnsi="Cambria Math" w:cs="Menlo"/>
+            <w:szCs w:val="19"/>
+          </w:rPr>
+          <m:t> </m:t>
+        </m:r>
+        <m:sSub>
+          <m:sSubPr>
+            <m:ctrlPr>
+              <w:rPr>
+                <w:rStyle w:val="markdown-inline-code"/>
+                <w:rFonts w:ascii="Cambria Math" w:eastAsiaTheme="majorEastAsia" w:hAnsi="Cambria Math" w:cs="Menlo"/>
+                <w:i/>
+                <w:szCs w:val="19"/>
+              </w:rPr>
+            </m:ctrlPr>
+          </m:sSubPr>
+          <m:e>
+            <m:acc>
+              <m:accPr>
+                <m:chr m:val="̃"/>
+                <m:ctrlPr>
+                  <w:rPr>
+                    <w:rStyle w:val="markdown-inline-code"/>
+                    <w:rFonts w:ascii="Cambria Math" w:eastAsiaTheme="majorEastAsia" w:hAnsi="Cambria Math" w:cs="Menlo"/>
+                    <w:i/>
+                    <w:szCs w:val="19"/>
+                  </w:rPr>
+                </m:ctrlPr>
+              </m:accPr>
+              <m:e>
+                <m:r>
+                  <w:rPr>
+                    <w:rStyle w:val="markdown-inline-code"/>
+                    <w:rFonts w:ascii="Cambria Math" w:eastAsiaTheme="majorEastAsia" w:hAnsi="Cambria Math" w:cs="Menlo"/>
+                    <w:szCs w:val="19"/>
+                  </w:rPr>
+                  <m:t>h</m:t>
+                </m:r>
+                <m:ctrlPr>
+                  <w:rPr>
+                    <w:rStyle w:val="markdown-inline-code"/>
+                    <w:rFonts w:ascii="Cambria Math" w:eastAsiaTheme="majorEastAsia" w:hAnsi="Cambria Math" w:cs="Cambria Math"/>
+                    <w:i/>
+                    <w:szCs w:val="19"/>
+                  </w:rPr>
+                </m:ctrlPr>
+              </m:e>
+            </m:acc>
+          </m:e>
+          <m:sub>
+            <m:r>
+              <w:rPr>
+                <w:rStyle w:val="markdown-inline-code"/>
+                <w:rFonts w:ascii="Cambria Math" w:eastAsiaTheme="majorEastAsia" w:hAnsi="Cambria Math" w:cs="Menlo"/>
+                <w:szCs w:val="19"/>
+              </w:rPr>
+              <m:t>i</m:t>
+            </m:r>
+          </m:sub>
+        </m:sSub>
+      </m:oMath>
       <w:r>
         <w:rPr>
           <w:szCs w:val="19"/>
         </w:rPr>
         <w:t>. When </w:t>
       </w:r>
-      <w:proofErr w:type="spellStart"/>
-      <w:r>
-        <w:rPr>
-          <w:rStyle w:val="markdown-inline-code"/>
-          <w:rFonts w:eastAsiaTheme="majorEastAsia" w:cs="Menlo"/>
-          <w:szCs w:val="19"/>
-        </w:rPr>
-        <w:t>z_i</w:t>
-      </w:r>
-      <w:proofErr w:type="spellEnd"/>
-      <w:r>
-        <w:rPr>
-          <w:rStyle w:val="markdown-inline-code"/>
-          <w:rFonts w:eastAsiaTheme="majorEastAsia" w:cs="Menlo"/>
-          <w:szCs w:val="19"/>
-        </w:rPr>
-        <w:t xml:space="preserve"> ≈ 0</w:t>
-      </w:r>
+      <m:oMath>
+        <m:sSub>
+          <m:sSubPr>
+            <m:ctrlPr>
+              <w:rPr>
+                <w:rStyle w:val="markdown-inline-code"/>
+                <w:rFonts w:ascii="Cambria Math" w:eastAsiaTheme="majorEastAsia" w:hAnsi="Cambria Math" w:cs="Menlo"/>
+                <w:i/>
+                <w:szCs w:val="19"/>
+              </w:rPr>
+            </m:ctrlPr>
+          </m:sSubPr>
+          <m:e>
+            <m:r>
+              <w:rPr>
+                <w:rStyle w:val="markdown-inline-code"/>
+                <w:rFonts w:ascii="Cambria Math" w:eastAsiaTheme="majorEastAsia" w:hAnsi="Cambria Math" w:cs="Menlo"/>
+                <w:szCs w:val="19"/>
+              </w:rPr>
+              <m:t>z</m:t>
+            </m:r>
+          </m:e>
+          <m:sub>
+            <m:r>
+              <w:rPr>
+                <w:rStyle w:val="markdown-inline-code"/>
+                <w:rFonts w:ascii="Cambria Math" w:eastAsiaTheme="majorEastAsia" w:hAnsi="Cambria Math" w:cs="Menlo"/>
+                <w:szCs w:val="19"/>
+              </w:rPr>
+              <m:t>i</m:t>
+            </m:r>
+          </m:sub>
+        </m:sSub>
+        <m:r>
+          <w:rPr>
+            <w:rStyle w:val="markdown-inline-code"/>
+            <w:rFonts w:ascii="Cambria Math" w:eastAsiaTheme="majorEastAsia" w:hAnsi="Cambria Math" w:cs="Menlo"/>
+            <w:szCs w:val="19"/>
+          </w:rPr>
+          <m:t xml:space="preserve"> ≈ 0</m:t>
+        </m:r>
+      </m:oMath>
       <w:r>
         <w:rPr>
           <w:szCs w:val="19"/>
         </w:rPr>
         <w:t> the old state passes through unchanged (long-term memory); when </w:t>
       </w:r>
-      <w:proofErr w:type="spellStart"/>
-      <w:r>
-        <w:rPr>
-          <w:rStyle w:val="markdown-inline-code"/>
-          <w:rFonts w:eastAsiaTheme="majorEastAsia" w:cs="Menlo"/>
-          <w:szCs w:val="19"/>
-        </w:rPr>
-        <w:t>z_i</w:t>
-      </w:r>
-      <w:proofErr w:type="spellEnd"/>
-      <w:r>
-        <w:rPr>
-          <w:rStyle w:val="markdown-inline-code"/>
-          <w:rFonts w:eastAsiaTheme="majorEastAsia" w:cs="Menlo"/>
-          <w:szCs w:val="19"/>
-        </w:rPr>
-        <w:t xml:space="preserve"> ≈ 1</w:t>
-      </w:r>
+      <m:oMath>
+        <m:sSub>
+          <m:sSubPr>
+            <m:ctrlPr>
+              <w:rPr>
+                <w:rStyle w:val="markdown-inline-code"/>
+                <w:rFonts w:ascii="Cambria Math" w:eastAsiaTheme="majorEastAsia" w:hAnsi="Cambria Math" w:cs="Menlo"/>
+                <w:i/>
+                <w:szCs w:val="19"/>
+              </w:rPr>
+            </m:ctrlPr>
+          </m:sSubPr>
+          <m:e>
+            <m:r>
+              <w:rPr>
+                <w:rStyle w:val="markdown-inline-code"/>
+                <w:rFonts w:ascii="Cambria Math" w:eastAsiaTheme="majorEastAsia" w:hAnsi="Cambria Math" w:cs="Menlo"/>
+                <w:szCs w:val="19"/>
+              </w:rPr>
+              <m:t>z</m:t>
+            </m:r>
+          </m:e>
+          <m:sub>
+            <m:r>
+              <w:rPr>
+                <w:rStyle w:val="markdown-inline-code"/>
+                <w:rFonts w:ascii="Cambria Math" w:eastAsiaTheme="majorEastAsia" w:hAnsi="Cambria Math" w:cs="Menlo"/>
+                <w:szCs w:val="19"/>
+              </w:rPr>
+              <m:t>i</m:t>
+            </m:r>
+          </m:sub>
+        </m:sSub>
+        <m:r>
+          <w:rPr>
+            <w:rStyle w:val="markdown-inline-code"/>
+            <w:rFonts w:ascii="Cambria Math" w:eastAsiaTheme="majorEastAsia" w:hAnsi="Cambria Math" w:cs="Menlo"/>
+            <w:szCs w:val="19"/>
+          </w:rPr>
+          <m:t xml:space="preserve"> ≈ 1</m:t>
+        </m:r>
+      </m:oMath>
       <w:r>
         <w:rPr>
           <w:szCs w:val="19"/>
@@ -4131,6 +4324,148 @@
         </w:rPr>
         <w:t> in the H matrix that the attention mechanism will later score against.</w:t>
       </w:r>
+    </w:p>
+    <w:p>
+      <w:pPr>
+        <w:rPr>
+          <w:szCs w:val="19"/>
+        </w:rPr>
+      </w:pPr>
+    </w:p>
+    <w:p>
+      <w:pPr>
+        <w:rPr>
+          <w:szCs w:val="19"/>
+        </w:rPr>
+      </w:pPr>
+    </w:p>
+    <w:p>
+      <w:pPr>
+        <w:rPr>
+          <w:szCs w:val="19"/>
+        </w:rPr>
+      </w:pPr>
+      <w:r>
+        <w:rPr>
+          <w:szCs w:val="19"/>
+        </w:rPr>
+        <w:t>Figure A.2 : Diagram of the Gated Recurrent Unit (GRU) computation happening inside the Encoder E</w:t>
+      </w:r>
+    </w:p>
+    <w:p>
+      <w:pPr>
+        <w:rPr>
+          <w:szCs w:val="19"/>
+        </w:rPr>
+      </w:pPr>
+      <w:r>
+        <w:rPr>
+          <w:szCs w:val="19"/>
+        </w:rPr>
+        <w:t xml:space="preserve">It shows how a single GRU cell computes the new hidden state </w:t>
+      </w:r>
+      <w:proofErr w:type="spellStart"/>
+      <w:r>
+        <w:rPr>
+          <w:szCs w:val="19"/>
+        </w:rPr>
+        <w:t>h_i</w:t>
+      </w:r>
+      <w:proofErr w:type="spellEnd"/>
+      <w:r>
+        <w:rPr>
+          <w:szCs w:val="19"/>
+        </w:rPr>
+        <w:t xml:space="preserve"> from the two inputs h_{i-1} and </w:t>
+      </w:r>
+      <w:proofErr w:type="spellStart"/>
+      <w:r>
+        <w:rPr>
+          <w:szCs w:val="19"/>
+        </w:rPr>
+        <w:t>x_i</w:t>
+      </w:r>
+      <w:proofErr w:type="spellEnd"/>
+      <w:r>
+        <w:rPr>
+          <w:szCs w:val="19"/>
+        </w:rPr>
+        <w:t xml:space="preserve">. </w:t>
+      </w:r>
+    </w:p>
+    <w:p>
+      <w:pPr>
+        <w:rPr>
+          <w:szCs w:val="19"/>
+        </w:rPr>
+      </w:pPr>
+    </w:p>
+    <w:p>
+      <w:pPr>
+        <w:rPr>
+          <w:szCs w:val="19"/>
+        </w:rPr>
+      </w:pPr>
+      <w:r>
+        <w:rPr>
+          <w:szCs w:val="19"/>
+        </w:rPr>
+        <w:t>Reading from top to bottom:</w:t>
+      </w:r>
+    </w:p>
+    <w:p>
+      <w:pPr>
+        <w:rPr>
+          <w:szCs w:val="19"/>
+        </w:rPr>
+      </w:pPr>
+    </w:p>
+    <w:p>
+      <w:pPr>
+        <w:rPr>
+          <w:szCs w:val="19"/>
+        </w:rPr>
+      </w:pPr>
+      <w:r>
+        <w:rPr>
+          <w:szCs w:val="19"/>
+        </w:rPr>
+        <w:t xml:space="preserve">1 ) </w:t>
+      </w:r>
+      <w:r>
+        <w:rPr>
+          <w:szCs w:val="19"/>
+        </w:rPr>
+        <w:t xml:space="preserve">Inputs (top, grey) — h_{i-1} (500-dim previous hidden state) and </w:t>
+      </w:r>
+      <w:proofErr w:type="spellStart"/>
+      <w:r>
+        <w:rPr>
+          <w:szCs w:val="19"/>
+        </w:rPr>
+        <w:t>x_i</w:t>
+      </w:r>
+      <w:proofErr w:type="spellEnd"/>
+      <w:r>
+        <w:rPr>
+          <w:szCs w:val="19"/>
+        </w:rPr>
+        <w:t xml:space="preserve"> (300-dim current token embedding) enter and fan out to three parallel paths.</w:t>
+      </w:r>
+    </w:p>
+    <w:p>
+      <w:pPr>
+        <w:rPr>
+          <w:szCs w:val="19"/>
+        </w:rPr>
+      </w:pPr>
+    </w:p>
+    <w:p>
+      <w:pPr>
+        <w:rPr>
+          <w:szCs w:val="19"/>
+        </w:rPr>
+      </w:pPr>
     </w:p>
     <w:p>
       <w:r>
@@ -4181,6 +4516,7 @@
         </w:drawing>
       </w:r>
     </w:p>
+    <w:p/>
     <w:sectPr>
       <w:pgSz w:w="12240" w:h="15840"/>
       <w:pgMar w:top="1440" w:right="1440" w:bottom="1440" w:left="1440" w:header="720" w:footer="720" w:gutter="0"/>
@@ -6916,7 +7252,7 @@
 </file>
 
 <file path=customXml/itemProps1.xml><?xml version="1.0" encoding="utf-8"?>
-<ds:datastoreItem xmlns:ds="http://schemas.openxmlformats.org/officeDocument/2006/customXml" ds:itemID="{1A8107F1-5D74-1E43-8326-ADF6C700654B}">
+<ds:datastoreItem xmlns:ds="http://schemas.openxmlformats.org/officeDocument/2006/customXml" ds:itemID="{09254888-6C7A-B646-88DD-83D98B91CD26}">
   <ds:schemaRefs>
     <ds:schemaRef ds:uri="http://schemas.openxmlformats.org/officeDocument/2006/bibliography"/>
   </ds:schemaRefs>
